--- a/System_Administration/Week_1_Windows_Server_Activities_Getting_Started_Server.docx
+++ b/System_Administration/Week_1_Windows_Server_Activities_Getting_Started_Server.docx
@@ -1,6 +1,6 @@
 
 <file path=word/document.xml><?xml version="1.0" encoding="utf-8"?>
-<w:document xmlns:wpc="http://schemas.microsoft.com/office/word/2010/wordprocessingCanvas" xmlns:cx="http://schemas.microsoft.com/office/drawing/2014/chartex" xmlns:cx1="http://schemas.microsoft.com/office/drawing/2015/9/8/chartex" xmlns:cx2="http://schemas.microsoft.com/office/drawing/2015/10/21/chartex" xmlns:cx3="http://schemas.microsoft.com/office/drawing/2016/5/9/chartex" xmlns:cx4="http://schemas.microsoft.com/office/drawing/2016/5/10/chartex" xmlns:cx5="http://schemas.microsoft.com/office/drawing/2016/5/11/chartex" xmlns:cx6="http://schemas.microsoft.com/office/drawing/2016/5/12/chartex" xmlns:cx7="http://schemas.microsoft.com/office/drawing/2016/5/13/chartex" xmlns:cx8="http://schemas.microsoft.com/office/drawing/2016/5/14/chartex" xmlns:mc="http://schemas.openxmlformats.org/markup-compatibility/2006" xmlns:aink="http://schemas.microsoft.com/office/drawing/2016/ink" xmlns:am3d="http://schemas.microsoft.com/office/drawing/2017/model3d" xmlns:o="urn:schemas-microsoft-com:office:office" xmlns:oel="http://schemas.microsoft.com/office/2019/extlst" xmlns:r="http://schemas.openxmlformats.org/officeDocument/2006/relationships" xmlns:m="http://schemas.openxmlformats.org/officeDocument/2006/math" xmlns:v="urn:schemas-microsoft-com:vml" xmlns:wp14="http://schemas.microsoft.com/office/word/2010/wordprocessingDrawing" xmlns:wp="http://schemas.openxmlformats.org/drawingml/2006/wordprocessingDrawing" xmlns:w10="urn:schemas-microsoft-com:office:word" xmlns:w="http://schemas.openxmlformats.org/wordprocessingml/2006/main" xmlns:w14="http://schemas.microsoft.com/office/word/2010/wordml" xmlns:w15="http://schemas.microsoft.com/office/word/2012/wordml" xmlns:w16cex="http://schemas.microsoft.com/office/word/2018/wordml/cex" xmlns:w16cid="http://schemas.microsoft.com/office/word/2016/wordml/cid" xmlns:w16="http://schemas.microsoft.com/office/word/2018/wordml" xmlns:w16du="http://schemas.microsoft.com/office/word/2023/wordml/word16du" xmlns:w16sdtdh="http://schemas.microsoft.com/office/word/2020/wordml/sdtdatahash" xmlns:w16se="http://schemas.microsoft.com/office/word/2015/wordml/symex" xmlns:wpg="http://schemas.microsoft.com/office/word/2010/wordprocessingGroup" xmlns:wpi="http://schemas.microsoft.com/office/word/2010/wordprocessingInk" xmlns:wne="http://schemas.microsoft.com/office/word/2006/wordml" xmlns:wps="http://schemas.microsoft.com/office/word/2010/wordprocessingShape" mc:Ignorable="w14 w15 w16se w16cid w16 w16cex w16sdtdh w16du wp14">
+<w:document xmlns:wpc="http://schemas.microsoft.com/office/word/2010/wordprocessingCanvas" xmlns:cx="http://schemas.microsoft.com/office/drawing/2014/chartex" xmlns:cx1="http://schemas.microsoft.com/office/drawing/2015/9/8/chartex" xmlns:cx2="http://schemas.microsoft.com/office/drawing/2015/10/21/chartex" xmlns:cx3="http://schemas.microsoft.com/office/drawing/2016/5/9/chartex" xmlns:cx4="http://schemas.microsoft.com/office/drawing/2016/5/10/chartex" xmlns:cx5="http://schemas.microsoft.com/office/drawing/2016/5/11/chartex" xmlns:cx6="http://schemas.microsoft.com/office/drawing/2016/5/12/chartex" xmlns:cx7="http://schemas.microsoft.com/office/drawing/2016/5/13/chartex" xmlns:cx8="http://schemas.microsoft.com/office/drawing/2016/5/14/chartex" xmlns:mc="http://schemas.openxmlformats.org/markup-compatibility/2006" xmlns:aink="http://schemas.microsoft.com/office/drawing/2016/ink" xmlns:am3d="http://schemas.microsoft.com/office/drawing/2017/model3d" xmlns:o="urn:schemas-microsoft-com:office:office" xmlns:oel="http://schemas.microsoft.com/office/2019/extlst" xmlns:r="http://schemas.openxmlformats.org/officeDocument/2006/relationships" xmlns:m="http://schemas.openxmlformats.org/officeDocument/2006/math" xmlns:v="urn:schemas-microsoft-com:vml" xmlns:wp14="http://schemas.microsoft.com/office/word/2010/wordprocessingDrawing" xmlns:wp="http://schemas.openxmlformats.org/drawingml/2006/wordprocessingDrawing" xmlns:w10="urn:schemas-microsoft-com:office:word" xmlns:w="http://schemas.openxmlformats.org/wordprocessingml/2006/main" xmlns:w14="http://schemas.microsoft.com/office/word/2010/wordml" xmlns:w15="http://schemas.microsoft.com/office/word/2012/wordml" xmlns:w16cex="http://schemas.microsoft.com/office/word/2018/wordml/cex" xmlns:w16cid="http://schemas.microsoft.com/office/word/2016/wordml/cid" xmlns:w16="http://schemas.microsoft.com/office/word/2018/wordml" xmlns:w16du="http://schemas.microsoft.com/office/word/2023/wordml/word16du" xmlns:w16sdtdh="http://schemas.microsoft.com/office/word/2020/wordml/sdtdatahash" xmlns:w16sdtfl="http://schemas.microsoft.com/office/word/2024/wordml/sdtformatlock" xmlns:w16se="http://schemas.microsoft.com/office/word/2015/wordml/symex" xmlns:wpg="http://schemas.microsoft.com/office/word/2010/wordprocessingGroup" xmlns:wpi="http://schemas.microsoft.com/office/word/2010/wordprocessingInk" xmlns:wne="http://schemas.microsoft.com/office/word/2006/wordml" xmlns:wps="http://schemas.microsoft.com/office/word/2010/wordprocessingShape" mc:Ignorable="w14 w15 w16se w16cid w16 w16cex w16sdtdh w16sdtfl w16du wp14">
   <w:body>
     <w:p>
       <w:pPr>
@@ -1155,7 +1155,10 @@
         <w:t xml:space="preserve"> 20</w:t>
       </w:r>
       <w:r>
-        <w:t>22</w:t>
+        <w:t>2</w:t>
+      </w:r>
+      <w:r>
+        <w:t>5</w:t>
       </w:r>
       <w:r>
         <w:t xml:space="preserve"> Evaluation</w:t>
@@ -1227,55 +1230,65 @@
       <w:pPr>
         <w:numPr>
           <w:ilvl w:val="0"/>
-          <w:numId w:val="5"/>
-        </w:numPr>
-      </w:pPr>
-      <w:r>
-        <w:t>D</w:t>
-      </w:r>
-      <w:r>
-        <w:t xml:space="preserve">ownload the evaluation copy of </w:t>
-      </w:r>
-      <w:r>
-        <w:rPr>
-          <w:b/>
-        </w:rPr>
-        <w:t xml:space="preserve">Windows Server </w:t>
-      </w:r>
-      <w:r>
-        <w:rPr>
-          <w:b/>
-        </w:rPr>
-        <w:t>20</w:t>
-      </w:r>
-      <w:r>
-        <w:rPr>
-          <w:b/>
-        </w:rPr>
-        <w:t>22</w:t>
-      </w:r>
-      <w:r>
-        <w:t>.</w:t>
-      </w:r>
-    </w:p>
-    <w:p>
-      <w:pPr>
-        <w:numPr>
-          <w:ilvl w:val="0"/>
           <w:numId w:val="9"/>
         </w:numPr>
       </w:pPr>
+      <w:r>
+        <w:t>D</w:t>
+      </w:r>
+      <w:r>
+        <w:t xml:space="preserve">ownload the evaluation copy of </w:t>
+      </w:r>
+      <w:r>
+        <w:rPr>
+          <w:b/>
+        </w:rPr>
+        <w:t xml:space="preserve">Windows Server </w:t>
+      </w:r>
+      <w:r>
+        <w:rPr>
+          <w:b/>
+        </w:rPr>
+        <w:t>20</w:t>
+      </w:r>
+      <w:r>
+        <w:rPr>
+          <w:b/>
+        </w:rPr>
+        <w:t>2</w:t>
+      </w:r>
+      <w:r>
+        <w:rPr>
+          <w:b/>
+        </w:rPr>
+        <w:t>5</w:t>
+      </w:r>
+      <w:r>
+        <w:t>.</w:t>
+      </w:r>
+      <w:r>
+        <w:br/>
+      </w:r>
       <w:hyperlink r:id="rId9" w:history="1">
         <w:r>
           <w:rPr>
             <w:rStyle w:val="Hyperlink"/>
           </w:rPr>
-          <w:t>https://info.microsoft.com/ww-landing-windows-server-2022.html</w:t>
+          <w:t>https://www.microsoft.com/en-us/evalcenter/evalua</w:t>
+        </w:r>
+        <w:r>
+          <w:rPr>
+            <w:rStyle w:val="Hyperlink"/>
+          </w:rPr>
+          <w:t>t</w:t>
+        </w:r>
+        <w:r>
+          <w:rPr>
+            <w:rStyle w:val="Hyperlink"/>
+          </w:rPr>
+          <w:t>e-windows-server-2025</w:t>
         </w:r>
       </w:hyperlink>
-      <w:r>
-        <w:t xml:space="preserve"> </w:t>
-      </w:r>
       <w:r>
         <w:t xml:space="preserve"> </w:t>
       </w:r>
@@ -2203,6 +2216,7 @@
         </w:numPr>
       </w:pPr>
       <w:r>
+        <w:lastRenderedPageBreak/>
         <w:t xml:space="preserve">Choose the Windows Server Evaluation ISO. Click </w:t>
       </w:r>
       <w:r>
@@ -2216,7 +2230,20 @@
         <w:t xml:space="preserve">. </w:t>
       </w:r>
       <w:r>
-        <w:t>Clilk Mount and Retry Boot.</w:t>
+        <w:t>Click</w:t>
+      </w:r>
+      <w:r>
+        <w:t xml:space="preserve"> </w:t>
+      </w:r>
+      <w:r>
+        <w:rPr>
+          <w:b/>
+          <w:bCs/>
+        </w:rPr>
+        <w:t>Mount and Retry Boot</w:t>
+      </w:r>
+      <w:r>
+        <w:t>.</w:t>
       </w:r>
     </w:p>
     <w:p>
@@ -2227,7 +2254,6 @@
         <w:rPr>
           <w:noProof/>
         </w:rPr>
-        <w:lastRenderedPageBreak/>
         <w:drawing>
           <wp:inline distT="0" distB="0" distL="0" distR="0" wp14:anchorId="13480BBF" wp14:editId="1604D9D9">
             <wp:extent cx="3429000" cy="2305050"/>
@@ -2318,18 +2344,12 @@
         <w:rPr>
           <w:lang w:eastAsia="zh-TW"/>
         </w:rPr>
-        <w:t>The Windows Server 20</w:t>
+        <w:t>The Windows Server</w:t>
       </w:r>
       <w:r>
         <w:rPr>
           <w:lang w:eastAsia="zh-TW"/>
         </w:rPr>
-        <w:t>22</w:t>
-      </w:r>
-      <w:r>
-        <w:rPr>
-          <w:lang w:eastAsia="zh-TW"/>
-        </w:rPr>
         <w:t xml:space="preserve"> installation screen should appear.</w:t>
       </w:r>
       <w:r>
@@ -2337,54 +2357,6 @@
           <w:noProof/>
         </w:rPr>
         <w:t xml:space="preserve"> </w:t>
-      </w:r>
-    </w:p>
-    <w:p>
-      <w:r>
-        <w:rPr>
-          <w:noProof/>
-        </w:rPr>
-        <w:drawing>
-          <wp:inline distT="0" distB="0" distL="0" distR="0" wp14:anchorId="7C7DABA2" wp14:editId="7C2E5DBC">
-            <wp:extent cx="3465830" cy="2571115"/>
-            <wp:effectExtent l="0" t="0" r="1270" b="635"/>
-            <wp:docPr id="1" name="Picture 1"/>
-            <wp:cNvGraphicFramePr>
-              <a:graphicFrameLocks xmlns:a="http://schemas.openxmlformats.org/drawingml/2006/main" noChangeAspect="1"/>
-            </wp:cNvGraphicFramePr>
-            <a:graphic xmlns:a="http://schemas.openxmlformats.org/drawingml/2006/main">
-              <a:graphicData uri="http://schemas.openxmlformats.org/drawingml/2006/picture">
-                <pic:pic xmlns:pic="http://schemas.openxmlformats.org/drawingml/2006/picture">
-                  <pic:nvPicPr>
-                    <pic:cNvPr id="1" name=""/>
-                    <pic:cNvPicPr/>
-                  </pic:nvPicPr>
-                  <pic:blipFill>
-                    <a:blip r:embed="rId19">
-                      <a:extLst>
-                        <a:ext uri="{28A0092B-C50C-407E-A947-70E740481C1C}">
-                          <a14:useLocalDpi xmlns:a14="http://schemas.microsoft.com/office/drawing/2010/main" val="0"/>
-                        </a:ext>
-                      </a:extLst>
-                    </a:blip>
-                    <a:stretch>
-                      <a:fillRect/>
-                    </a:stretch>
-                  </pic:blipFill>
-                  <pic:spPr>
-                    <a:xfrm>
-                      <a:off x="0" y="0"/>
-                      <a:ext cx="3465830" cy="2571115"/>
-                    </a:xfrm>
-                    <a:prstGeom prst="rect">
-                      <a:avLst/>
-                    </a:prstGeom>
-                  </pic:spPr>
-                </pic:pic>
-              </a:graphicData>
-            </a:graphic>
-          </wp:inline>
-        </w:drawing>
       </w:r>
     </w:p>
     <w:p>
@@ -2439,7 +2411,13 @@
         <w:rPr>
           <w:b/>
         </w:rPr>
-        <w:t>22</w:t>
+        <w:t>2</w:t>
+      </w:r>
+      <w:r>
+        <w:rPr>
+          <w:b/>
+        </w:rPr>
+        <w:t>5</w:t>
       </w:r>
       <w:r>
         <w:rPr>
@@ -2590,7 +2568,6 @@
         </w:numPr>
       </w:pPr>
       <w:r>
-        <w:lastRenderedPageBreak/>
         <w:t xml:space="preserve">After Server is installed </w:t>
       </w:r>
       <w:r>
@@ -2703,6 +2680,7 @@
         </w:numPr>
       </w:pPr>
       <w:r>
+        <w:lastRenderedPageBreak/>
         <w:t>In Server Manager</w:t>
       </w:r>
       <w:r>
@@ -3196,67 +3174,67 @@
           <w:b/>
           <w:bCs/>
         </w:rPr>
+        <w:t xml:space="preserve">Oracle VM VirtualBox Manager </w:t>
+      </w:r>
+      <w:r>
+        <w:rPr>
+          <w:b/>
+          <w:bCs/>
+        </w:rPr>
+        <w:sym w:font="Wingdings" w:char="F0E0"/>
+      </w:r>
+      <w:r>
+        <w:rPr>
+          <w:b/>
+          <w:bCs/>
+        </w:rPr>
+        <w:t xml:space="preserve"> File </w:t>
+      </w:r>
+      <w:r>
+        <w:rPr>
+          <w:b/>
+          <w:bCs/>
+        </w:rPr>
+        <w:sym w:font="Wingdings" w:char="F0E0"/>
+      </w:r>
+      <w:r>
+        <w:rPr>
+          <w:b/>
+          <w:bCs/>
+        </w:rPr>
+        <w:t xml:space="preserve"> </w:t>
+      </w:r>
+      <w:r>
+        <w:rPr>
+          <w:b/>
+          <w:bCs/>
+        </w:rPr>
+        <w:t xml:space="preserve">Tools </w:t>
+      </w:r>
+      <w:r>
+        <w:rPr>
+          <w:b/>
+          <w:bCs/>
+        </w:rPr>
+        <w:sym w:font="Wingdings" w:char="F0E0"/>
+      </w:r>
+      <w:r>
+        <w:rPr>
+          <w:b/>
+          <w:bCs/>
+        </w:rPr>
+        <w:t xml:space="preserve"> Network Manager</w:t>
+      </w:r>
+      <w:r>
+        <w:t>.</w:t>
+      </w:r>
+    </w:p>
+    <w:p>
+      <w:r>
+        <w:rPr>
+          <w:noProof/>
+        </w:rPr>
         <w:lastRenderedPageBreak/>
-        <w:t xml:space="preserve">Oracle VM VirtualBox Manager </w:t>
-      </w:r>
-      <w:r>
-        <w:rPr>
-          <w:b/>
-          <w:bCs/>
-        </w:rPr>
-        <w:sym w:font="Wingdings" w:char="F0E0"/>
-      </w:r>
-      <w:r>
-        <w:rPr>
-          <w:b/>
-          <w:bCs/>
-        </w:rPr>
-        <w:t xml:space="preserve"> File </w:t>
-      </w:r>
-      <w:r>
-        <w:rPr>
-          <w:b/>
-          <w:bCs/>
-        </w:rPr>
-        <w:sym w:font="Wingdings" w:char="F0E0"/>
-      </w:r>
-      <w:r>
-        <w:rPr>
-          <w:b/>
-          <w:bCs/>
-        </w:rPr>
-        <w:t xml:space="preserve"> </w:t>
-      </w:r>
-      <w:r>
-        <w:rPr>
-          <w:b/>
-          <w:bCs/>
-        </w:rPr>
-        <w:t xml:space="preserve">Tools </w:t>
-      </w:r>
-      <w:r>
-        <w:rPr>
-          <w:b/>
-          <w:bCs/>
-        </w:rPr>
-        <w:sym w:font="Wingdings" w:char="F0E0"/>
-      </w:r>
-      <w:r>
-        <w:rPr>
-          <w:b/>
-          <w:bCs/>
-        </w:rPr>
-        <w:t xml:space="preserve"> Network Manager</w:t>
-      </w:r>
-      <w:r>
-        <w:t>.</w:t>
-      </w:r>
-    </w:p>
-    <w:p>
-      <w:r>
-        <w:rPr>
-          <w:noProof/>
-        </w:rPr>
         <w:drawing>
           <wp:inline distT="0" distB="0" distL="0" distR="0" wp14:anchorId="43BA4ED4" wp14:editId="0283C36A">
             <wp:extent cx="4533333" cy="2723809"/>
@@ -3273,7 +3251,7 @@
                     <pic:cNvPicPr/>
                   </pic:nvPicPr>
                   <pic:blipFill>
-                    <a:blip r:embed="rId20"/>
+                    <a:blip r:embed="rId19"/>
                     <a:stretch>
                       <a:fillRect/>
                     </a:stretch>
@@ -3341,7 +3319,7 @@
                     <pic:cNvPicPr/>
                   </pic:nvPicPr>
                   <pic:blipFill>
-                    <a:blip r:embed="rId21"/>
+                    <a:blip r:embed="rId20"/>
                     <a:stretch>
                       <a:fillRect/>
                     </a:stretch>
@@ -3544,16 +3522,16 @@
         </w:numPr>
       </w:pPr>
       <w:r>
+        <w:t>Each VM should have internet access and activate.</w:t>
+      </w:r>
+    </w:p>
+    <w:p>
+      <w:pPr>
+        <w:pStyle w:val="Heading2"/>
+      </w:pPr>
+      <w:bookmarkStart w:id="17" w:name="_Toc157528553"/>
+      <w:r>
         <w:lastRenderedPageBreak/>
-        <w:t>Each VM should have internet access and activate.</w:t>
-      </w:r>
-    </w:p>
-    <w:p>
-      <w:pPr>
-        <w:pStyle w:val="Heading2"/>
-      </w:pPr>
-      <w:bookmarkStart w:id="17" w:name="_Toc157528553"/>
-      <w:r>
         <w:t xml:space="preserve">After the Evaluation Expires: </w:t>
       </w:r>
       <w:r>
@@ -3718,12 +3696,12 @@
       </w:r>
     </w:p>
     <w:sectPr>
-      <w:headerReference w:type="even" r:id="rId22"/>
-      <w:headerReference w:type="default" r:id="rId23"/>
-      <w:footerReference w:type="even" r:id="rId24"/>
-      <w:footerReference w:type="default" r:id="rId25"/>
-      <w:headerReference w:type="first" r:id="rId26"/>
-      <w:footerReference w:type="first" r:id="rId27"/>
+      <w:headerReference w:type="even" r:id="rId21"/>
+      <w:headerReference w:type="default" r:id="rId22"/>
+      <w:footerReference w:type="even" r:id="rId23"/>
+      <w:footerReference w:type="default" r:id="rId24"/>
+      <w:headerReference w:type="first" r:id="rId25"/>
+      <w:footerReference w:type="first" r:id="rId26"/>
       <w:pgSz w:w="12240" w:h="15840"/>
       <w:pgMar w:top="1440" w:right="1440" w:bottom="1440" w:left="1440" w:header="720" w:footer="720" w:gutter="0"/>
       <w:cols w:space="720"/>
@@ -3734,7 +3712,7 @@
 </file>
 
 <file path=word/endnotes.xml><?xml version="1.0" encoding="utf-8"?>
-<w:endnotes xmlns:wpc="http://schemas.microsoft.com/office/word/2010/wordprocessingCanvas" xmlns:cx="http://schemas.microsoft.com/office/drawing/2014/chartex" xmlns:cx1="http://schemas.microsoft.com/office/drawing/2015/9/8/chartex" xmlns:cx2="http://schemas.microsoft.com/office/drawing/2015/10/21/chartex" xmlns:cx3="http://schemas.microsoft.com/office/drawing/2016/5/9/chartex" xmlns:cx4="http://schemas.microsoft.com/office/drawing/2016/5/10/chartex" xmlns:cx5="http://schemas.microsoft.com/office/drawing/2016/5/11/chartex" xmlns:cx6="http://schemas.microsoft.com/office/drawing/2016/5/12/chartex" xmlns:cx7="http://schemas.microsoft.com/office/drawing/2016/5/13/chartex" xmlns:cx8="http://schemas.microsoft.com/office/drawing/2016/5/14/chartex" xmlns:mc="http://schemas.openxmlformats.org/markup-compatibility/2006" xmlns:aink="http://schemas.microsoft.com/office/drawing/2016/ink" xmlns:am3d="http://schemas.microsoft.com/office/drawing/2017/model3d" xmlns:o="urn:schemas-microsoft-com:office:office" xmlns:oel="http://schemas.microsoft.com/office/2019/extlst" xmlns:r="http://schemas.openxmlformats.org/officeDocument/2006/relationships" xmlns:m="http://schemas.openxmlformats.org/officeDocument/2006/math" xmlns:v="urn:schemas-microsoft-com:vml" xmlns:wp14="http://schemas.microsoft.com/office/word/2010/wordprocessingDrawing" xmlns:wp="http://schemas.openxmlformats.org/drawingml/2006/wordprocessingDrawing" xmlns:w10="urn:schemas-microsoft-com:office:word" xmlns:w="http://schemas.openxmlformats.org/wordprocessingml/2006/main" xmlns:w14="http://schemas.microsoft.com/office/word/2010/wordml" xmlns:w15="http://schemas.microsoft.com/office/word/2012/wordml" xmlns:w16cex="http://schemas.microsoft.com/office/word/2018/wordml/cex" xmlns:w16cid="http://schemas.microsoft.com/office/word/2016/wordml/cid" xmlns:w16="http://schemas.microsoft.com/office/word/2018/wordml" xmlns:w16du="http://schemas.microsoft.com/office/word/2023/wordml/word16du" xmlns:w16sdtdh="http://schemas.microsoft.com/office/word/2020/wordml/sdtdatahash" xmlns:w16se="http://schemas.microsoft.com/office/word/2015/wordml/symex" xmlns:wpg="http://schemas.microsoft.com/office/word/2010/wordprocessingGroup" xmlns:wpi="http://schemas.microsoft.com/office/word/2010/wordprocessingInk" xmlns:wne="http://schemas.microsoft.com/office/word/2006/wordml" xmlns:wps="http://schemas.microsoft.com/office/word/2010/wordprocessingShape" mc:Ignorable="w14 w15 w16se w16cid w16 w16cex w16sdtdh w16du wp14">
+<w:endnotes xmlns:wpc="http://schemas.microsoft.com/office/word/2010/wordprocessingCanvas" xmlns:cx="http://schemas.microsoft.com/office/drawing/2014/chartex" xmlns:cx1="http://schemas.microsoft.com/office/drawing/2015/9/8/chartex" xmlns:cx2="http://schemas.microsoft.com/office/drawing/2015/10/21/chartex" xmlns:cx3="http://schemas.microsoft.com/office/drawing/2016/5/9/chartex" xmlns:cx4="http://schemas.microsoft.com/office/drawing/2016/5/10/chartex" xmlns:cx5="http://schemas.microsoft.com/office/drawing/2016/5/11/chartex" xmlns:cx6="http://schemas.microsoft.com/office/drawing/2016/5/12/chartex" xmlns:cx7="http://schemas.microsoft.com/office/drawing/2016/5/13/chartex" xmlns:cx8="http://schemas.microsoft.com/office/drawing/2016/5/14/chartex" xmlns:mc="http://schemas.openxmlformats.org/markup-compatibility/2006" xmlns:aink="http://schemas.microsoft.com/office/drawing/2016/ink" xmlns:am3d="http://schemas.microsoft.com/office/drawing/2017/model3d" xmlns:o="urn:schemas-microsoft-com:office:office" xmlns:oel="http://schemas.microsoft.com/office/2019/extlst" xmlns:r="http://schemas.openxmlformats.org/officeDocument/2006/relationships" xmlns:m="http://schemas.openxmlformats.org/officeDocument/2006/math" xmlns:v="urn:schemas-microsoft-com:vml" xmlns:wp14="http://schemas.microsoft.com/office/word/2010/wordprocessingDrawing" xmlns:wp="http://schemas.openxmlformats.org/drawingml/2006/wordprocessingDrawing" xmlns:w10="urn:schemas-microsoft-com:office:word" xmlns:w="http://schemas.openxmlformats.org/wordprocessingml/2006/main" xmlns:w14="http://schemas.microsoft.com/office/word/2010/wordml" xmlns:w15="http://schemas.microsoft.com/office/word/2012/wordml" xmlns:w16cex="http://schemas.microsoft.com/office/word/2018/wordml/cex" xmlns:w16cid="http://schemas.microsoft.com/office/word/2016/wordml/cid" xmlns:w16="http://schemas.microsoft.com/office/word/2018/wordml" xmlns:w16du="http://schemas.microsoft.com/office/word/2023/wordml/word16du" xmlns:w16sdtdh="http://schemas.microsoft.com/office/word/2020/wordml/sdtdatahash" xmlns:w16sdtfl="http://schemas.microsoft.com/office/word/2024/wordml/sdtformatlock" xmlns:w16se="http://schemas.microsoft.com/office/word/2015/wordml/symex" xmlns:wpg="http://schemas.microsoft.com/office/word/2010/wordprocessingGroup" xmlns:wpi="http://schemas.microsoft.com/office/word/2010/wordprocessingInk" xmlns:wne="http://schemas.microsoft.com/office/word/2006/wordml" xmlns:wps="http://schemas.microsoft.com/office/word/2010/wordprocessingShape" mc:Ignorable="w14 w15 w16se w16cid w16 w16cex w16sdtdh w16sdtfl w16du wp14">
   <w:endnote w:type="separator" w:id="-1">
     <w:p>
       <w:r>
@@ -3753,7 +3731,7 @@
 </file>
 
 <file path=word/footer1.xml><?xml version="1.0" encoding="utf-8"?>
-<w:ftr xmlns:wpc="http://schemas.microsoft.com/office/word/2010/wordprocessingCanvas" xmlns:cx="http://schemas.microsoft.com/office/drawing/2014/chartex" xmlns:cx1="http://schemas.microsoft.com/office/drawing/2015/9/8/chartex" xmlns:cx2="http://schemas.microsoft.com/office/drawing/2015/10/21/chartex" xmlns:cx3="http://schemas.microsoft.com/office/drawing/2016/5/9/chartex" xmlns:cx4="http://schemas.microsoft.com/office/drawing/2016/5/10/chartex" xmlns:cx5="http://schemas.microsoft.com/office/drawing/2016/5/11/chartex" xmlns:cx6="http://schemas.microsoft.com/office/drawing/2016/5/12/chartex" xmlns:cx7="http://schemas.microsoft.com/office/drawing/2016/5/13/chartex" xmlns:cx8="http://schemas.microsoft.com/office/drawing/2016/5/14/chartex" xmlns:mc="http://schemas.openxmlformats.org/markup-compatibility/2006" xmlns:aink="http://schemas.microsoft.com/office/drawing/2016/ink" xmlns:am3d="http://schemas.microsoft.com/office/drawing/2017/model3d" xmlns:o="urn:schemas-microsoft-com:office:office" xmlns:oel="http://schemas.microsoft.com/office/2019/extlst" xmlns:r="http://schemas.openxmlformats.org/officeDocument/2006/relationships" xmlns:m="http://schemas.openxmlformats.org/officeDocument/2006/math" xmlns:v="urn:schemas-microsoft-com:vml" xmlns:wp14="http://schemas.microsoft.com/office/word/2010/wordprocessingDrawing" xmlns:wp="http://schemas.openxmlformats.org/drawingml/2006/wordprocessingDrawing" xmlns:w10="urn:schemas-microsoft-com:office:word" xmlns:w="http://schemas.openxmlformats.org/wordprocessingml/2006/main" xmlns:w14="http://schemas.microsoft.com/office/word/2010/wordml" xmlns:w15="http://schemas.microsoft.com/office/word/2012/wordml" xmlns:w16cex="http://schemas.microsoft.com/office/word/2018/wordml/cex" xmlns:w16cid="http://schemas.microsoft.com/office/word/2016/wordml/cid" xmlns:w16="http://schemas.microsoft.com/office/word/2018/wordml" xmlns:w16du="http://schemas.microsoft.com/office/word/2023/wordml/word16du" xmlns:w16sdtdh="http://schemas.microsoft.com/office/word/2020/wordml/sdtdatahash" xmlns:w16se="http://schemas.microsoft.com/office/word/2015/wordml/symex" xmlns:wpg="http://schemas.microsoft.com/office/word/2010/wordprocessingGroup" xmlns:wpi="http://schemas.microsoft.com/office/word/2010/wordprocessingInk" xmlns:wne="http://schemas.microsoft.com/office/word/2006/wordml" xmlns:wps="http://schemas.microsoft.com/office/word/2010/wordprocessingShape" mc:Ignorable="w14 w15 w16se w16cid w16 w16cex w16sdtdh w16du wp14">
+<w:ftr xmlns:wpc="http://schemas.microsoft.com/office/word/2010/wordprocessingCanvas" xmlns:cx="http://schemas.microsoft.com/office/drawing/2014/chartex" xmlns:cx1="http://schemas.microsoft.com/office/drawing/2015/9/8/chartex" xmlns:cx2="http://schemas.microsoft.com/office/drawing/2015/10/21/chartex" xmlns:cx3="http://schemas.microsoft.com/office/drawing/2016/5/9/chartex" xmlns:cx4="http://schemas.microsoft.com/office/drawing/2016/5/10/chartex" xmlns:cx5="http://schemas.microsoft.com/office/drawing/2016/5/11/chartex" xmlns:cx6="http://schemas.microsoft.com/office/drawing/2016/5/12/chartex" xmlns:cx7="http://schemas.microsoft.com/office/drawing/2016/5/13/chartex" xmlns:cx8="http://schemas.microsoft.com/office/drawing/2016/5/14/chartex" xmlns:mc="http://schemas.openxmlformats.org/markup-compatibility/2006" xmlns:aink="http://schemas.microsoft.com/office/drawing/2016/ink" xmlns:am3d="http://schemas.microsoft.com/office/drawing/2017/model3d" xmlns:o="urn:schemas-microsoft-com:office:office" xmlns:oel="http://schemas.microsoft.com/office/2019/extlst" xmlns:r="http://schemas.openxmlformats.org/officeDocument/2006/relationships" xmlns:m="http://schemas.openxmlformats.org/officeDocument/2006/math" xmlns:v="urn:schemas-microsoft-com:vml" xmlns:wp14="http://schemas.microsoft.com/office/word/2010/wordprocessingDrawing" xmlns:wp="http://schemas.openxmlformats.org/drawingml/2006/wordprocessingDrawing" xmlns:w10="urn:schemas-microsoft-com:office:word" xmlns:w="http://schemas.openxmlformats.org/wordprocessingml/2006/main" xmlns:w14="http://schemas.microsoft.com/office/word/2010/wordml" xmlns:w15="http://schemas.microsoft.com/office/word/2012/wordml" xmlns:w16cex="http://schemas.microsoft.com/office/word/2018/wordml/cex" xmlns:w16cid="http://schemas.microsoft.com/office/word/2016/wordml/cid" xmlns:w16="http://schemas.microsoft.com/office/word/2018/wordml" xmlns:w16du="http://schemas.microsoft.com/office/word/2023/wordml/word16du" xmlns:w16sdtdh="http://schemas.microsoft.com/office/word/2020/wordml/sdtdatahash" xmlns:w16sdtfl="http://schemas.microsoft.com/office/word/2024/wordml/sdtformatlock" xmlns:w16se="http://schemas.microsoft.com/office/word/2015/wordml/symex" xmlns:wpg="http://schemas.microsoft.com/office/word/2010/wordprocessingGroup" xmlns:wpi="http://schemas.microsoft.com/office/word/2010/wordprocessingInk" xmlns:wne="http://schemas.microsoft.com/office/word/2006/wordml" xmlns:wps="http://schemas.microsoft.com/office/word/2010/wordprocessingShape" mc:Ignorable="w14 w15 w16se w16cid w16 w16cex w16sdtdh w16sdtfl w16du wp14">
   <w:p>
     <w:pPr>
       <w:pStyle w:val="Footer"/>
@@ -3763,7 +3741,7 @@
 </file>
 
 <file path=word/footer2.xml><?xml version="1.0" encoding="utf-8"?>
-<w:ftr xmlns:wpc="http://schemas.microsoft.com/office/word/2010/wordprocessingCanvas" xmlns:cx="http://schemas.microsoft.com/office/drawing/2014/chartex" xmlns:cx1="http://schemas.microsoft.com/office/drawing/2015/9/8/chartex" xmlns:cx2="http://schemas.microsoft.com/office/drawing/2015/10/21/chartex" xmlns:cx3="http://schemas.microsoft.com/office/drawing/2016/5/9/chartex" xmlns:cx4="http://schemas.microsoft.com/office/drawing/2016/5/10/chartex" xmlns:cx5="http://schemas.microsoft.com/office/drawing/2016/5/11/chartex" xmlns:cx6="http://schemas.microsoft.com/office/drawing/2016/5/12/chartex" xmlns:cx7="http://schemas.microsoft.com/office/drawing/2016/5/13/chartex" xmlns:cx8="http://schemas.microsoft.com/office/drawing/2016/5/14/chartex" xmlns:mc="http://schemas.openxmlformats.org/markup-compatibility/2006" xmlns:aink="http://schemas.microsoft.com/office/drawing/2016/ink" xmlns:am3d="http://schemas.microsoft.com/office/drawing/2017/model3d" xmlns:o="urn:schemas-microsoft-com:office:office" xmlns:oel="http://schemas.microsoft.com/office/2019/extlst" xmlns:r="http://schemas.openxmlformats.org/officeDocument/2006/relationships" xmlns:m="http://schemas.openxmlformats.org/officeDocument/2006/math" xmlns:v="urn:schemas-microsoft-com:vml" xmlns:wp14="http://schemas.microsoft.com/office/word/2010/wordprocessingDrawing" xmlns:wp="http://schemas.openxmlformats.org/drawingml/2006/wordprocessingDrawing" xmlns:w10="urn:schemas-microsoft-com:office:word" xmlns:w="http://schemas.openxmlformats.org/wordprocessingml/2006/main" xmlns:w14="http://schemas.microsoft.com/office/word/2010/wordml" xmlns:w15="http://schemas.microsoft.com/office/word/2012/wordml" xmlns:w16cex="http://schemas.microsoft.com/office/word/2018/wordml/cex" xmlns:w16cid="http://schemas.microsoft.com/office/word/2016/wordml/cid" xmlns:w16="http://schemas.microsoft.com/office/word/2018/wordml" xmlns:w16du="http://schemas.microsoft.com/office/word/2023/wordml/word16du" xmlns:w16sdtdh="http://schemas.microsoft.com/office/word/2020/wordml/sdtdatahash" xmlns:w16se="http://schemas.microsoft.com/office/word/2015/wordml/symex" xmlns:wpg="http://schemas.microsoft.com/office/word/2010/wordprocessingGroup" xmlns:wpi="http://schemas.microsoft.com/office/word/2010/wordprocessingInk" xmlns:wne="http://schemas.microsoft.com/office/word/2006/wordml" xmlns:wps="http://schemas.microsoft.com/office/word/2010/wordprocessingShape" mc:Ignorable="w14 w15 w16se w16cid w16 w16cex w16sdtdh w16du wp14">
+<w:ftr xmlns:wpc="http://schemas.microsoft.com/office/word/2010/wordprocessingCanvas" xmlns:cx="http://schemas.microsoft.com/office/drawing/2014/chartex" xmlns:cx1="http://schemas.microsoft.com/office/drawing/2015/9/8/chartex" xmlns:cx2="http://schemas.microsoft.com/office/drawing/2015/10/21/chartex" xmlns:cx3="http://schemas.microsoft.com/office/drawing/2016/5/9/chartex" xmlns:cx4="http://schemas.microsoft.com/office/drawing/2016/5/10/chartex" xmlns:cx5="http://schemas.microsoft.com/office/drawing/2016/5/11/chartex" xmlns:cx6="http://schemas.microsoft.com/office/drawing/2016/5/12/chartex" xmlns:cx7="http://schemas.microsoft.com/office/drawing/2016/5/13/chartex" xmlns:cx8="http://schemas.microsoft.com/office/drawing/2016/5/14/chartex" xmlns:mc="http://schemas.openxmlformats.org/markup-compatibility/2006" xmlns:aink="http://schemas.microsoft.com/office/drawing/2016/ink" xmlns:am3d="http://schemas.microsoft.com/office/drawing/2017/model3d" xmlns:o="urn:schemas-microsoft-com:office:office" xmlns:oel="http://schemas.microsoft.com/office/2019/extlst" xmlns:r="http://schemas.openxmlformats.org/officeDocument/2006/relationships" xmlns:m="http://schemas.openxmlformats.org/officeDocument/2006/math" xmlns:v="urn:schemas-microsoft-com:vml" xmlns:wp14="http://schemas.microsoft.com/office/word/2010/wordprocessingDrawing" xmlns:wp="http://schemas.openxmlformats.org/drawingml/2006/wordprocessingDrawing" xmlns:w10="urn:schemas-microsoft-com:office:word" xmlns:w="http://schemas.openxmlformats.org/wordprocessingml/2006/main" xmlns:w14="http://schemas.microsoft.com/office/word/2010/wordml" xmlns:w15="http://schemas.microsoft.com/office/word/2012/wordml" xmlns:w16cex="http://schemas.microsoft.com/office/word/2018/wordml/cex" xmlns:w16cid="http://schemas.microsoft.com/office/word/2016/wordml/cid" xmlns:w16="http://schemas.microsoft.com/office/word/2018/wordml" xmlns:w16du="http://schemas.microsoft.com/office/word/2023/wordml/word16du" xmlns:w16sdtdh="http://schemas.microsoft.com/office/word/2020/wordml/sdtdatahash" xmlns:w16sdtfl="http://schemas.microsoft.com/office/word/2024/wordml/sdtformatlock" xmlns:w16se="http://schemas.microsoft.com/office/word/2015/wordml/symex" xmlns:wpg="http://schemas.microsoft.com/office/word/2010/wordprocessingGroup" xmlns:wpi="http://schemas.microsoft.com/office/word/2010/wordprocessingInk" xmlns:wne="http://schemas.microsoft.com/office/word/2006/wordml" xmlns:wps="http://schemas.microsoft.com/office/word/2010/wordprocessingShape" mc:Ignorable="w14 w15 w16se w16cid w16 w16cex w16sdtdh w16sdtfl w16du wp14">
   <w:p>
     <w:pPr>
       <w:pStyle w:val="Footer"/>
@@ -3869,7 +3847,7 @@
 </file>
 
 <file path=word/footer3.xml><?xml version="1.0" encoding="utf-8"?>
-<w:ftr xmlns:wpc="http://schemas.microsoft.com/office/word/2010/wordprocessingCanvas" xmlns:cx="http://schemas.microsoft.com/office/drawing/2014/chartex" xmlns:cx1="http://schemas.microsoft.com/office/drawing/2015/9/8/chartex" xmlns:cx2="http://schemas.microsoft.com/office/drawing/2015/10/21/chartex" xmlns:cx3="http://schemas.microsoft.com/office/drawing/2016/5/9/chartex" xmlns:cx4="http://schemas.microsoft.com/office/drawing/2016/5/10/chartex" xmlns:cx5="http://schemas.microsoft.com/office/drawing/2016/5/11/chartex" xmlns:cx6="http://schemas.microsoft.com/office/drawing/2016/5/12/chartex" xmlns:cx7="http://schemas.microsoft.com/office/drawing/2016/5/13/chartex" xmlns:cx8="http://schemas.microsoft.com/office/drawing/2016/5/14/chartex" xmlns:mc="http://schemas.openxmlformats.org/markup-compatibility/2006" xmlns:aink="http://schemas.microsoft.com/office/drawing/2016/ink" xmlns:am3d="http://schemas.microsoft.com/office/drawing/2017/model3d" xmlns:o="urn:schemas-microsoft-com:office:office" xmlns:oel="http://schemas.microsoft.com/office/2019/extlst" xmlns:r="http://schemas.openxmlformats.org/officeDocument/2006/relationships" xmlns:m="http://schemas.openxmlformats.org/officeDocument/2006/math" xmlns:v="urn:schemas-microsoft-com:vml" xmlns:wp14="http://schemas.microsoft.com/office/word/2010/wordprocessingDrawing" xmlns:wp="http://schemas.openxmlformats.org/drawingml/2006/wordprocessingDrawing" xmlns:w10="urn:schemas-microsoft-com:office:word" xmlns:w="http://schemas.openxmlformats.org/wordprocessingml/2006/main" xmlns:w14="http://schemas.microsoft.com/office/word/2010/wordml" xmlns:w15="http://schemas.microsoft.com/office/word/2012/wordml" xmlns:w16cex="http://schemas.microsoft.com/office/word/2018/wordml/cex" xmlns:w16cid="http://schemas.microsoft.com/office/word/2016/wordml/cid" xmlns:w16="http://schemas.microsoft.com/office/word/2018/wordml" xmlns:w16du="http://schemas.microsoft.com/office/word/2023/wordml/word16du" xmlns:w16sdtdh="http://schemas.microsoft.com/office/word/2020/wordml/sdtdatahash" xmlns:w16se="http://schemas.microsoft.com/office/word/2015/wordml/symex" xmlns:wpg="http://schemas.microsoft.com/office/word/2010/wordprocessingGroup" xmlns:wpi="http://schemas.microsoft.com/office/word/2010/wordprocessingInk" xmlns:wne="http://schemas.microsoft.com/office/word/2006/wordml" xmlns:wps="http://schemas.microsoft.com/office/word/2010/wordprocessingShape" mc:Ignorable="w14 w15 w16se w16cid w16 w16cex w16sdtdh w16du wp14">
+<w:ftr xmlns:wpc="http://schemas.microsoft.com/office/word/2010/wordprocessingCanvas" xmlns:cx="http://schemas.microsoft.com/office/drawing/2014/chartex" xmlns:cx1="http://schemas.microsoft.com/office/drawing/2015/9/8/chartex" xmlns:cx2="http://schemas.microsoft.com/office/drawing/2015/10/21/chartex" xmlns:cx3="http://schemas.microsoft.com/office/drawing/2016/5/9/chartex" xmlns:cx4="http://schemas.microsoft.com/office/drawing/2016/5/10/chartex" xmlns:cx5="http://schemas.microsoft.com/office/drawing/2016/5/11/chartex" xmlns:cx6="http://schemas.microsoft.com/office/drawing/2016/5/12/chartex" xmlns:cx7="http://schemas.microsoft.com/office/drawing/2016/5/13/chartex" xmlns:cx8="http://schemas.microsoft.com/office/drawing/2016/5/14/chartex" xmlns:mc="http://schemas.openxmlformats.org/markup-compatibility/2006" xmlns:aink="http://schemas.microsoft.com/office/drawing/2016/ink" xmlns:am3d="http://schemas.microsoft.com/office/drawing/2017/model3d" xmlns:o="urn:schemas-microsoft-com:office:office" xmlns:oel="http://schemas.microsoft.com/office/2019/extlst" xmlns:r="http://schemas.openxmlformats.org/officeDocument/2006/relationships" xmlns:m="http://schemas.openxmlformats.org/officeDocument/2006/math" xmlns:v="urn:schemas-microsoft-com:vml" xmlns:wp14="http://schemas.microsoft.com/office/word/2010/wordprocessingDrawing" xmlns:wp="http://schemas.openxmlformats.org/drawingml/2006/wordprocessingDrawing" xmlns:w10="urn:schemas-microsoft-com:office:word" xmlns:w="http://schemas.openxmlformats.org/wordprocessingml/2006/main" xmlns:w14="http://schemas.microsoft.com/office/word/2010/wordml" xmlns:w15="http://schemas.microsoft.com/office/word/2012/wordml" xmlns:w16cex="http://schemas.microsoft.com/office/word/2018/wordml/cex" xmlns:w16cid="http://schemas.microsoft.com/office/word/2016/wordml/cid" xmlns:w16="http://schemas.microsoft.com/office/word/2018/wordml" xmlns:w16du="http://schemas.microsoft.com/office/word/2023/wordml/word16du" xmlns:w16sdtdh="http://schemas.microsoft.com/office/word/2020/wordml/sdtdatahash" xmlns:w16sdtfl="http://schemas.microsoft.com/office/word/2024/wordml/sdtformatlock" xmlns:w16se="http://schemas.microsoft.com/office/word/2015/wordml/symex" xmlns:wpg="http://schemas.microsoft.com/office/word/2010/wordprocessingGroup" xmlns:wpi="http://schemas.microsoft.com/office/word/2010/wordprocessingInk" xmlns:wne="http://schemas.microsoft.com/office/word/2006/wordml" xmlns:wps="http://schemas.microsoft.com/office/word/2010/wordprocessingShape" mc:Ignorable="w14 w15 w16se w16cid w16 w16cex w16sdtdh w16sdtfl w16du wp14">
   <w:p>
     <w:pPr>
       <w:pStyle w:val="Footer"/>
@@ -3879,7 +3857,7 @@
 </file>
 
 <file path=word/footnotes.xml><?xml version="1.0" encoding="utf-8"?>
-<w:footnotes xmlns:wpc="http://schemas.microsoft.com/office/word/2010/wordprocessingCanvas" xmlns:cx="http://schemas.microsoft.com/office/drawing/2014/chartex" xmlns:cx1="http://schemas.microsoft.com/office/drawing/2015/9/8/chartex" xmlns:cx2="http://schemas.microsoft.com/office/drawing/2015/10/21/chartex" xmlns:cx3="http://schemas.microsoft.com/office/drawing/2016/5/9/chartex" xmlns:cx4="http://schemas.microsoft.com/office/drawing/2016/5/10/chartex" xmlns:cx5="http://schemas.microsoft.com/office/drawing/2016/5/11/chartex" xmlns:cx6="http://schemas.microsoft.com/office/drawing/2016/5/12/chartex" xmlns:cx7="http://schemas.microsoft.com/office/drawing/2016/5/13/chartex" xmlns:cx8="http://schemas.microsoft.com/office/drawing/2016/5/14/chartex" xmlns:mc="http://schemas.openxmlformats.org/markup-compatibility/2006" xmlns:aink="http://schemas.microsoft.com/office/drawing/2016/ink" xmlns:am3d="http://schemas.microsoft.com/office/drawing/2017/model3d" xmlns:o="urn:schemas-microsoft-com:office:office" xmlns:oel="http://schemas.microsoft.com/office/2019/extlst" xmlns:r="http://schemas.openxmlformats.org/officeDocument/2006/relationships" xmlns:m="http://schemas.openxmlformats.org/officeDocument/2006/math" xmlns:v="urn:schemas-microsoft-com:vml" xmlns:wp14="http://schemas.microsoft.com/office/word/2010/wordprocessingDrawing" xmlns:wp="http://schemas.openxmlformats.org/drawingml/2006/wordprocessingDrawing" xmlns:w10="urn:schemas-microsoft-com:office:word" xmlns:w="http://schemas.openxmlformats.org/wordprocessingml/2006/main" xmlns:w14="http://schemas.microsoft.com/office/word/2010/wordml" xmlns:w15="http://schemas.microsoft.com/office/word/2012/wordml" xmlns:w16cex="http://schemas.microsoft.com/office/word/2018/wordml/cex" xmlns:w16cid="http://schemas.microsoft.com/office/word/2016/wordml/cid" xmlns:w16="http://schemas.microsoft.com/office/word/2018/wordml" xmlns:w16du="http://schemas.microsoft.com/office/word/2023/wordml/word16du" xmlns:w16sdtdh="http://schemas.microsoft.com/office/word/2020/wordml/sdtdatahash" xmlns:w16se="http://schemas.microsoft.com/office/word/2015/wordml/symex" xmlns:wpg="http://schemas.microsoft.com/office/word/2010/wordprocessingGroup" xmlns:wpi="http://schemas.microsoft.com/office/word/2010/wordprocessingInk" xmlns:wne="http://schemas.microsoft.com/office/word/2006/wordml" xmlns:wps="http://schemas.microsoft.com/office/word/2010/wordprocessingShape" mc:Ignorable="w14 w15 w16se w16cid w16 w16cex w16sdtdh w16du wp14">
+<w:footnotes xmlns:wpc="http://schemas.microsoft.com/office/word/2010/wordprocessingCanvas" xmlns:cx="http://schemas.microsoft.com/office/drawing/2014/chartex" xmlns:cx1="http://schemas.microsoft.com/office/drawing/2015/9/8/chartex" xmlns:cx2="http://schemas.microsoft.com/office/drawing/2015/10/21/chartex" xmlns:cx3="http://schemas.microsoft.com/office/drawing/2016/5/9/chartex" xmlns:cx4="http://schemas.microsoft.com/office/drawing/2016/5/10/chartex" xmlns:cx5="http://schemas.microsoft.com/office/drawing/2016/5/11/chartex" xmlns:cx6="http://schemas.microsoft.com/office/drawing/2016/5/12/chartex" xmlns:cx7="http://schemas.microsoft.com/office/drawing/2016/5/13/chartex" xmlns:cx8="http://schemas.microsoft.com/office/drawing/2016/5/14/chartex" xmlns:mc="http://schemas.openxmlformats.org/markup-compatibility/2006" xmlns:aink="http://schemas.microsoft.com/office/drawing/2016/ink" xmlns:am3d="http://schemas.microsoft.com/office/drawing/2017/model3d" xmlns:o="urn:schemas-microsoft-com:office:office" xmlns:oel="http://schemas.microsoft.com/office/2019/extlst" xmlns:r="http://schemas.openxmlformats.org/officeDocument/2006/relationships" xmlns:m="http://schemas.openxmlformats.org/officeDocument/2006/math" xmlns:v="urn:schemas-microsoft-com:vml" xmlns:wp14="http://schemas.microsoft.com/office/word/2010/wordprocessingDrawing" xmlns:wp="http://schemas.openxmlformats.org/drawingml/2006/wordprocessingDrawing" xmlns:w10="urn:schemas-microsoft-com:office:word" xmlns:w="http://schemas.openxmlformats.org/wordprocessingml/2006/main" xmlns:w14="http://schemas.microsoft.com/office/word/2010/wordml" xmlns:w15="http://schemas.microsoft.com/office/word/2012/wordml" xmlns:w16cex="http://schemas.microsoft.com/office/word/2018/wordml/cex" xmlns:w16cid="http://schemas.microsoft.com/office/word/2016/wordml/cid" xmlns:w16="http://schemas.microsoft.com/office/word/2018/wordml" xmlns:w16du="http://schemas.microsoft.com/office/word/2023/wordml/word16du" xmlns:w16sdtdh="http://schemas.microsoft.com/office/word/2020/wordml/sdtdatahash" xmlns:w16sdtfl="http://schemas.microsoft.com/office/word/2024/wordml/sdtformatlock" xmlns:w16se="http://schemas.microsoft.com/office/word/2015/wordml/symex" xmlns:wpg="http://schemas.microsoft.com/office/word/2010/wordprocessingGroup" xmlns:wpi="http://schemas.microsoft.com/office/word/2010/wordprocessingInk" xmlns:wne="http://schemas.microsoft.com/office/word/2006/wordml" xmlns:wps="http://schemas.microsoft.com/office/word/2010/wordprocessingShape" mc:Ignorable="w14 w15 w16se w16cid w16 w16cex w16sdtdh w16sdtfl w16du wp14">
   <w:footnote w:type="separator" w:id="-1">
     <w:p>
       <w:r>
@@ -3898,7 +3876,7 @@
 </file>
 
 <file path=word/header1.xml><?xml version="1.0" encoding="utf-8"?>
-<w:hdr xmlns:wpc="http://schemas.microsoft.com/office/word/2010/wordprocessingCanvas" xmlns:cx="http://schemas.microsoft.com/office/drawing/2014/chartex" xmlns:cx1="http://schemas.microsoft.com/office/drawing/2015/9/8/chartex" xmlns:cx2="http://schemas.microsoft.com/office/drawing/2015/10/21/chartex" xmlns:cx3="http://schemas.microsoft.com/office/drawing/2016/5/9/chartex" xmlns:cx4="http://schemas.microsoft.com/office/drawing/2016/5/10/chartex" xmlns:cx5="http://schemas.microsoft.com/office/drawing/2016/5/11/chartex" xmlns:cx6="http://schemas.microsoft.com/office/drawing/2016/5/12/chartex" xmlns:cx7="http://schemas.microsoft.com/office/drawing/2016/5/13/chartex" xmlns:cx8="http://schemas.microsoft.com/office/drawing/2016/5/14/chartex" xmlns:mc="http://schemas.openxmlformats.org/markup-compatibility/2006" xmlns:aink="http://schemas.microsoft.com/office/drawing/2016/ink" xmlns:am3d="http://schemas.microsoft.com/office/drawing/2017/model3d" xmlns:o="urn:schemas-microsoft-com:office:office" xmlns:oel="http://schemas.microsoft.com/office/2019/extlst" xmlns:r="http://schemas.openxmlformats.org/officeDocument/2006/relationships" xmlns:m="http://schemas.openxmlformats.org/officeDocument/2006/math" xmlns:v="urn:schemas-microsoft-com:vml" xmlns:wp14="http://schemas.microsoft.com/office/word/2010/wordprocessingDrawing" xmlns:wp="http://schemas.openxmlformats.org/drawingml/2006/wordprocessingDrawing" xmlns:w10="urn:schemas-microsoft-com:office:word" xmlns:w="http://schemas.openxmlformats.org/wordprocessingml/2006/main" xmlns:w14="http://schemas.microsoft.com/office/word/2010/wordml" xmlns:w15="http://schemas.microsoft.com/office/word/2012/wordml" xmlns:w16cex="http://schemas.microsoft.com/office/word/2018/wordml/cex" xmlns:w16cid="http://schemas.microsoft.com/office/word/2016/wordml/cid" xmlns:w16="http://schemas.microsoft.com/office/word/2018/wordml" xmlns:w16du="http://schemas.microsoft.com/office/word/2023/wordml/word16du" xmlns:w16sdtdh="http://schemas.microsoft.com/office/word/2020/wordml/sdtdatahash" xmlns:w16se="http://schemas.microsoft.com/office/word/2015/wordml/symex" xmlns:wpg="http://schemas.microsoft.com/office/word/2010/wordprocessingGroup" xmlns:wpi="http://schemas.microsoft.com/office/word/2010/wordprocessingInk" xmlns:wne="http://schemas.microsoft.com/office/word/2006/wordml" xmlns:wps="http://schemas.microsoft.com/office/word/2010/wordprocessingShape" mc:Ignorable="w14 w15 w16se w16cid w16 w16cex w16sdtdh w16du wp14">
+<w:hdr xmlns:wpc="http://schemas.microsoft.com/office/word/2010/wordprocessingCanvas" xmlns:cx="http://schemas.microsoft.com/office/drawing/2014/chartex" xmlns:cx1="http://schemas.microsoft.com/office/drawing/2015/9/8/chartex" xmlns:cx2="http://schemas.microsoft.com/office/drawing/2015/10/21/chartex" xmlns:cx3="http://schemas.microsoft.com/office/drawing/2016/5/9/chartex" xmlns:cx4="http://schemas.microsoft.com/office/drawing/2016/5/10/chartex" xmlns:cx5="http://schemas.microsoft.com/office/drawing/2016/5/11/chartex" xmlns:cx6="http://schemas.microsoft.com/office/drawing/2016/5/12/chartex" xmlns:cx7="http://schemas.microsoft.com/office/drawing/2016/5/13/chartex" xmlns:cx8="http://schemas.microsoft.com/office/drawing/2016/5/14/chartex" xmlns:mc="http://schemas.openxmlformats.org/markup-compatibility/2006" xmlns:aink="http://schemas.microsoft.com/office/drawing/2016/ink" xmlns:am3d="http://schemas.microsoft.com/office/drawing/2017/model3d" xmlns:o="urn:schemas-microsoft-com:office:office" xmlns:oel="http://schemas.microsoft.com/office/2019/extlst" xmlns:r="http://schemas.openxmlformats.org/officeDocument/2006/relationships" xmlns:m="http://schemas.openxmlformats.org/officeDocument/2006/math" xmlns:v="urn:schemas-microsoft-com:vml" xmlns:wp14="http://schemas.microsoft.com/office/word/2010/wordprocessingDrawing" xmlns:wp="http://schemas.openxmlformats.org/drawingml/2006/wordprocessingDrawing" xmlns:w10="urn:schemas-microsoft-com:office:word" xmlns:w="http://schemas.openxmlformats.org/wordprocessingml/2006/main" xmlns:w14="http://schemas.microsoft.com/office/word/2010/wordml" xmlns:w15="http://schemas.microsoft.com/office/word/2012/wordml" xmlns:w16cex="http://schemas.microsoft.com/office/word/2018/wordml/cex" xmlns:w16cid="http://schemas.microsoft.com/office/word/2016/wordml/cid" xmlns:w16="http://schemas.microsoft.com/office/word/2018/wordml" xmlns:w16du="http://schemas.microsoft.com/office/word/2023/wordml/word16du" xmlns:w16sdtdh="http://schemas.microsoft.com/office/word/2020/wordml/sdtdatahash" xmlns:w16sdtfl="http://schemas.microsoft.com/office/word/2024/wordml/sdtformatlock" xmlns:w16se="http://schemas.microsoft.com/office/word/2015/wordml/symex" xmlns:wpg="http://schemas.microsoft.com/office/word/2010/wordprocessingGroup" xmlns:wpi="http://schemas.microsoft.com/office/word/2010/wordprocessingInk" xmlns:wne="http://schemas.microsoft.com/office/word/2006/wordml" xmlns:wps="http://schemas.microsoft.com/office/word/2010/wordprocessingShape" mc:Ignorable="w14 w15 w16se w16cid w16 w16cex w16sdtdh w16sdtfl w16du wp14">
   <w:p>
     <w:pPr>
       <w:pStyle w:val="Header"/>
@@ -3908,7 +3886,7 @@
 </file>
 
 <file path=word/header2.xml><?xml version="1.0" encoding="utf-8"?>
-<w:hdr xmlns:wpc="http://schemas.microsoft.com/office/word/2010/wordprocessingCanvas" xmlns:cx="http://schemas.microsoft.com/office/drawing/2014/chartex" xmlns:cx1="http://schemas.microsoft.com/office/drawing/2015/9/8/chartex" xmlns:cx2="http://schemas.microsoft.com/office/drawing/2015/10/21/chartex" xmlns:cx3="http://schemas.microsoft.com/office/drawing/2016/5/9/chartex" xmlns:cx4="http://schemas.microsoft.com/office/drawing/2016/5/10/chartex" xmlns:cx5="http://schemas.microsoft.com/office/drawing/2016/5/11/chartex" xmlns:cx6="http://schemas.microsoft.com/office/drawing/2016/5/12/chartex" xmlns:cx7="http://schemas.microsoft.com/office/drawing/2016/5/13/chartex" xmlns:cx8="http://schemas.microsoft.com/office/drawing/2016/5/14/chartex" xmlns:mc="http://schemas.openxmlformats.org/markup-compatibility/2006" xmlns:aink="http://schemas.microsoft.com/office/drawing/2016/ink" xmlns:am3d="http://schemas.microsoft.com/office/drawing/2017/model3d" xmlns:o="urn:schemas-microsoft-com:office:office" xmlns:oel="http://schemas.microsoft.com/office/2019/extlst" xmlns:r="http://schemas.openxmlformats.org/officeDocument/2006/relationships" xmlns:m="http://schemas.openxmlformats.org/officeDocument/2006/math" xmlns:v="urn:schemas-microsoft-com:vml" xmlns:wp14="http://schemas.microsoft.com/office/word/2010/wordprocessingDrawing" xmlns:wp="http://schemas.openxmlformats.org/drawingml/2006/wordprocessingDrawing" xmlns:w10="urn:schemas-microsoft-com:office:word" xmlns:w="http://schemas.openxmlformats.org/wordprocessingml/2006/main" xmlns:w14="http://schemas.microsoft.com/office/word/2010/wordml" xmlns:w15="http://schemas.microsoft.com/office/word/2012/wordml" xmlns:w16cex="http://schemas.microsoft.com/office/word/2018/wordml/cex" xmlns:w16cid="http://schemas.microsoft.com/office/word/2016/wordml/cid" xmlns:w16="http://schemas.microsoft.com/office/word/2018/wordml" xmlns:w16du="http://schemas.microsoft.com/office/word/2023/wordml/word16du" xmlns:w16sdtdh="http://schemas.microsoft.com/office/word/2020/wordml/sdtdatahash" xmlns:w16se="http://schemas.microsoft.com/office/word/2015/wordml/symex" xmlns:wpg="http://schemas.microsoft.com/office/word/2010/wordprocessingGroup" xmlns:wpi="http://schemas.microsoft.com/office/word/2010/wordprocessingInk" xmlns:wne="http://schemas.microsoft.com/office/word/2006/wordml" xmlns:wps="http://schemas.microsoft.com/office/word/2010/wordprocessingShape" mc:Ignorable="w14 w15 w16se w16cid w16 w16cex w16sdtdh w16du wp14">
+<w:hdr xmlns:wpc="http://schemas.microsoft.com/office/word/2010/wordprocessingCanvas" xmlns:cx="http://schemas.microsoft.com/office/drawing/2014/chartex" xmlns:cx1="http://schemas.microsoft.com/office/drawing/2015/9/8/chartex" xmlns:cx2="http://schemas.microsoft.com/office/drawing/2015/10/21/chartex" xmlns:cx3="http://schemas.microsoft.com/office/drawing/2016/5/9/chartex" xmlns:cx4="http://schemas.microsoft.com/office/drawing/2016/5/10/chartex" xmlns:cx5="http://schemas.microsoft.com/office/drawing/2016/5/11/chartex" xmlns:cx6="http://schemas.microsoft.com/office/drawing/2016/5/12/chartex" xmlns:cx7="http://schemas.microsoft.com/office/drawing/2016/5/13/chartex" xmlns:cx8="http://schemas.microsoft.com/office/drawing/2016/5/14/chartex" xmlns:mc="http://schemas.openxmlformats.org/markup-compatibility/2006" xmlns:aink="http://schemas.microsoft.com/office/drawing/2016/ink" xmlns:am3d="http://schemas.microsoft.com/office/drawing/2017/model3d" xmlns:o="urn:schemas-microsoft-com:office:office" xmlns:oel="http://schemas.microsoft.com/office/2019/extlst" xmlns:r="http://schemas.openxmlformats.org/officeDocument/2006/relationships" xmlns:m="http://schemas.openxmlformats.org/officeDocument/2006/math" xmlns:v="urn:schemas-microsoft-com:vml" xmlns:wp14="http://schemas.microsoft.com/office/word/2010/wordprocessingDrawing" xmlns:wp="http://schemas.openxmlformats.org/drawingml/2006/wordprocessingDrawing" xmlns:w10="urn:schemas-microsoft-com:office:word" xmlns:w="http://schemas.openxmlformats.org/wordprocessingml/2006/main" xmlns:w14="http://schemas.microsoft.com/office/word/2010/wordml" xmlns:w15="http://schemas.microsoft.com/office/word/2012/wordml" xmlns:w16cex="http://schemas.microsoft.com/office/word/2018/wordml/cex" xmlns:w16cid="http://schemas.microsoft.com/office/word/2016/wordml/cid" xmlns:w16="http://schemas.microsoft.com/office/word/2018/wordml" xmlns:w16du="http://schemas.microsoft.com/office/word/2023/wordml/word16du" xmlns:w16sdtdh="http://schemas.microsoft.com/office/word/2020/wordml/sdtdatahash" xmlns:w16sdtfl="http://schemas.microsoft.com/office/word/2024/wordml/sdtformatlock" xmlns:w16se="http://schemas.microsoft.com/office/word/2015/wordml/symex" xmlns:wpg="http://schemas.microsoft.com/office/word/2010/wordprocessingGroup" xmlns:wpi="http://schemas.microsoft.com/office/word/2010/wordprocessingInk" xmlns:wne="http://schemas.microsoft.com/office/word/2006/wordml" xmlns:wps="http://schemas.microsoft.com/office/word/2010/wordprocessingShape" mc:Ignorable="w14 w15 w16se w16cid w16 w16cex w16sdtdh w16sdtfl w16du wp14">
   <w:p>
     <w:pPr>
       <w:pStyle w:val="Header"/>
@@ -3918,7 +3896,7 @@
 </file>
 
 <file path=word/header3.xml><?xml version="1.0" encoding="utf-8"?>
-<w:hdr xmlns:wpc="http://schemas.microsoft.com/office/word/2010/wordprocessingCanvas" xmlns:cx="http://schemas.microsoft.com/office/drawing/2014/chartex" xmlns:cx1="http://schemas.microsoft.com/office/drawing/2015/9/8/chartex" xmlns:cx2="http://schemas.microsoft.com/office/drawing/2015/10/21/chartex" xmlns:cx3="http://schemas.microsoft.com/office/drawing/2016/5/9/chartex" xmlns:cx4="http://schemas.microsoft.com/office/drawing/2016/5/10/chartex" xmlns:cx5="http://schemas.microsoft.com/office/drawing/2016/5/11/chartex" xmlns:cx6="http://schemas.microsoft.com/office/drawing/2016/5/12/chartex" xmlns:cx7="http://schemas.microsoft.com/office/drawing/2016/5/13/chartex" xmlns:cx8="http://schemas.microsoft.com/office/drawing/2016/5/14/chartex" xmlns:mc="http://schemas.openxmlformats.org/markup-compatibility/2006" xmlns:aink="http://schemas.microsoft.com/office/drawing/2016/ink" xmlns:am3d="http://schemas.microsoft.com/office/drawing/2017/model3d" xmlns:o="urn:schemas-microsoft-com:office:office" xmlns:oel="http://schemas.microsoft.com/office/2019/extlst" xmlns:r="http://schemas.openxmlformats.org/officeDocument/2006/relationships" xmlns:m="http://schemas.openxmlformats.org/officeDocument/2006/math" xmlns:v="urn:schemas-microsoft-com:vml" xmlns:wp14="http://schemas.microsoft.com/office/word/2010/wordprocessingDrawing" xmlns:wp="http://schemas.openxmlformats.org/drawingml/2006/wordprocessingDrawing" xmlns:w10="urn:schemas-microsoft-com:office:word" xmlns:w="http://schemas.openxmlformats.org/wordprocessingml/2006/main" xmlns:w14="http://schemas.microsoft.com/office/word/2010/wordml" xmlns:w15="http://schemas.microsoft.com/office/word/2012/wordml" xmlns:w16cex="http://schemas.microsoft.com/office/word/2018/wordml/cex" xmlns:w16cid="http://schemas.microsoft.com/office/word/2016/wordml/cid" xmlns:w16="http://schemas.microsoft.com/office/word/2018/wordml" xmlns:w16du="http://schemas.microsoft.com/office/word/2023/wordml/word16du" xmlns:w16sdtdh="http://schemas.microsoft.com/office/word/2020/wordml/sdtdatahash" xmlns:w16se="http://schemas.microsoft.com/office/word/2015/wordml/symex" xmlns:wpg="http://schemas.microsoft.com/office/word/2010/wordprocessingGroup" xmlns:wpi="http://schemas.microsoft.com/office/word/2010/wordprocessingInk" xmlns:wne="http://schemas.microsoft.com/office/word/2006/wordml" xmlns:wps="http://schemas.microsoft.com/office/word/2010/wordprocessingShape" mc:Ignorable="w14 w15 w16se w16cid w16 w16cex w16sdtdh w16du wp14">
+<w:hdr xmlns:wpc="http://schemas.microsoft.com/office/word/2010/wordprocessingCanvas" xmlns:cx="http://schemas.microsoft.com/office/drawing/2014/chartex" xmlns:cx1="http://schemas.microsoft.com/office/drawing/2015/9/8/chartex" xmlns:cx2="http://schemas.microsoft.com/office/drawing/2015/10/21/chartex" xmlns:cx3="http://schemas.microsoft.com/office/drawing/2016/5/9/chartex" xmlns:cx4="http://schemas.microsoft.com/office/drawing/2016/5/10/chartex" xmlns:cx5="http://schemas.microsoft.com/office/drawing/2016/5/11/chartex" xmlns:cx6="http://schemas.microsoft.com/office/drawing/2016/5/12/chartex" xmlns:cx7="http://schemas.microsoft.com/office/drawing/2016/5/13/chartex" xmlns:cx8="http://schemas.microsoft.com/office/drawing/2016/5/14/chartex" xmlns:mc="http://schemas.openxmlformats.org/markup-compatibility/2006" xmlns:aink="http://schemas.microsoft.com/office/drawing/2016/ink" xmlns:am3d="http://schemas.microsoft.com/office/drawing/2017/model3d" xmlns:o="urn:schemas-microsoft-com:office:office" xmlns:oel="http://schemas.microsoft.com/office/2019/extlst" xmlns:r="http://schemas.openxmlformats.org/officeDocument/2006/relationships" xmlns:m="http://schemas.openxmlformats.org/officeDocument/2006/math" xmlns:v="urn:schemas-microsoft-com:vml" xmlns:wp14="http://schemas.microsoft.com/office/word/2010/wordprocessingDrawing" xmlns:wp="http://schemas.openxmlformats.org/drawingml/2006/wordprocessingDrawing" xmlns:w10="urn:schemas-microsoft-com:office:word" xmlns:w="http://schemas.openxmlformats.org/wordprocessingml/2006/main" xmlns:w14="http://schemas.microsoft.com/office/word/2010/wordml" xmlns:w15="http://schemas.microsoft.com/office/word/2012/wordml" xmlns:w16cex="http://schemas.microsoft.com/office/word/2018/wordml/cex" xmlns:w16cid="http://schemas.microsoft.com/office/word/2016/wordml/cid" xmlns:w16="http://schemas.microsoft.com/office/word/2018/wordml" xmlns:w16du="http://schemas.microsoft.com/office/word/2023/wordml/word16du" xmlns:w16sdtdh="http://schemas.microsoft.com/office/word/2020/wordml/sdtdatahash" xmlns:w16sdtfl="http://schemas.microsoft.com/office/word/2024/wordml/sdtformatlock" xmlns:w16se="http://schemas.microsoft.com/office/word/2015/wordml/symex" xmlns:wpg="http://schemas.microsoft.com/office/word/2010/wordprocessingGroup" xmlns:wpi="http://schemas.microsoft.com/office/word/2010/wordprocessingInk" xmlns:wne="http://schemas.microsoft.com/office/word/2006/wordml" xmlns:wps="http://schemas.microsoft.com/office/word/2010/wordprocessingShape" mc:Ignorable="w14 w15 w16se w16cid w16 w16cex w16sdtdh w16sdtfl w16du wp14">
   <w:p>
     <w:pPr>
       <w:pStyle w:val="Header"/>
@@ -3928,7 +3906,7 @@
 </file>
 
 <file path=word/numbering.xml><?xml version="1.0" encoding="utf-8"?>
-<w:numbering xmlns:wpc="http://schemas.microsoft.com/office/word/2010/wordprocessingCanvas" xmlns:cx="http://schemas.microsoft.com/office/drawing/2014/chartex" xmlns:cx1="http://schemas.microsoft.com/office/drawing/2015/9/8/chartex" xmlns:cx2="http://schemas.microsoft.com/office/drawing/2015/10/21/chartex" xmlns:cx3="http://schemas.microsoft.com/office/drawing/2016/5/9/chartex" xmlns:cx4="http://schemas.microsoft.com/office/drawing/2016/5/10/chartex" xmlns:cx5="http://schemas.microsoft.com/office/drawing/2016/5/11/chartex" xmlns:cx6="http://schemas.microsoft.com/office/drawing/2016/5/12/chartex" xmlns:cx7="http://schemas.microsoft.com/office/drawing/2016/5/13/chartex" xmlns:cx8="http://schemas.microsoft.com/office/drawing/2016/5/14/chartex" xmlns:mc="http://schemas.openxmlformats.org/markup-compatibility/2006" xmlns:aink="http://schemas.microsoft.com/office/drawing/2016/ink" xmlns:am3d="http://schemas.microsoft.com/office/drawing/2017/model3d" xmlns:o="urn:schemas-microsoft-com:office:office" xmlns:oel="http://schemas.microsoft.com/office/2019/extlst" xmlns:r="http://schemas.openxmlformats.org/officeDocument/2006/relationships" xmlns:m="http://schemas.openxmlformats.org/officeDocument/2006/math" xmlns:v="urn:schemas-microsoft-com:vml" xmlns:wp14="http://schemas.microsoft.com/office/word/2010/wordprocessingDrawing" xmlns:wp="http://schemas.openxmlformats.org/drawingml/2006/wordprocessingDrawing" xmlns:w10="urn:schemas-microsoft-com:office:word" xmlns:w="http://schemas.openxmlformats.org/wordprocessingml/2006/main" xmlns:w14="http://schemas.microsoft.com/office/word/2010/wordml" xmlns:w15="http://schemas.microsoft.com/office/word/2012/wordml" xmlns:w16cex="http://schemas.microsoft.com/office/word/2018/wordml/cex" xmlns:w16cid="http://schemas.microsoft.com/office/word/2016/wordml/cid" xmlns:w16="http://schemas.microsoft.com/office/word/2018/wordml" xmlns:w16du="http://schemas.microsoft.com/office/word/2023/wordml/word16du" xmlns:w16sdtdh="http://schemas.microsoft.com/office/word/2020/wordml/sdtdatahash" xmlns:w16se="http://schemas.microsoft.com/office/word/2015/wordml/symex" xmlns:wpg="http://schemas.microsoft.com/office/word/2010/wordprocessingGroup" xmlns:wpi="http://schemas.microsoft.com/office/word/2010/wordprocessingInk" xmlns:wne="http://schemas.microsoft.com/office/word/2006/wordml" xmlns:wps="http://schemas.microsoft.com/office/word/2010/wordprocessingShape" mc:Ignorable="w14 w15 w16se w16cid w16 w16cex w16sdtdh w16du wp14">
+<w:numbering xmlns:wpc="http://schemas.microsoft.com/office/word/2010/wordprocessingCanvas" xmlns:cx="http://schemas.microsoft.com/office/drawing/2014/chartex" xmlns:cx1="http://schemas.microsoft.com/office/drawing/2015/9/8/chartex" xmlns:cx2="http://schemas.microsoft.com/office/drawing/2015/10/21/chartex" xmlns:cx3="http://schemas.microsoft.com/office/drawing/2016/5/9/chartex" xmlns:cx4="http://schemas.microsoft.com/office/drawing/2016/5/10/chartex" xmlns:cx5="http://schemas.microsoft.com/office/drawing/2016/5/11/chartex" xmlns:cx6="http://schemas.microsoft.com/office/drawing/2016/5/12/chartex" xmlns:cx7="http://schemas.microsoft.com/office/drawing/2016/5/13/chartex" xmlns:cx8="http://schemas.microsoft.com/office/drawing/2016/5/14/chartex" xmlns:mc="http://schemas.openxmlformats.org/markup-compatibility/2006" xmlns:aink="http://schemas.microsoft.com/office/drawing/2016/ink" xmlns:am3d="http://schemas.microsoft.com/office/drawing/2017/model3d" xmlns:o="urn:schemas-microsoft-com:office:office" xmlns:oel="http://schemas.microsoft.com/office/2019/extlst" xmlns:r="http://schemas.openxmlformats.org/officeDocument/2006/relationships" xmlns:m="http://schemas.openxmlformats.org/officeDocument/2006/math" xmlns:v="urn:schemas-microsoft-com:vml" xmlns:wp14="http://schemas.microsoft.com/office/word/2010/wordprocessingDrawing" xmlns:wp="http://schemas.openxmlformats.org/drawingml/2006/wordprocessingDrawing" xmlns:w10="urn:schemas-microsoft-com:office:word" xmlns:w="http://schemas.openxmlformats.org/wordprocessingml/2006/main" xmlns:w14="http://schemas.microsoft.com/office/word/2010/wordml" xmlns:w15="http://schemas.microsoft.com/office/word/2012/wordml" xmlns:w16cex="http://schemas.microsoft.com/office/word/2018/wordml/cex" xmlns:w16cid="http://schemas.microsoft.com/office/word/2016/wordml/cid" xmlns:w16="http://schemas.microsoft.com/office/word/2018/wordml" xmlns:w16du="http://schemas.microsoft.com/office/word/2023/wordml/word16du" xmlns:w16sdtdh="http://schemas.microsoft.com/office/word/2020/wordml/sdtdatahash" xmlns:w16sdtfl="http://schemas.microsoft.com/office/word/2024/wordml/sdtformatlock" xmlns:w16se="http://schemas.microsoft.com/office/word/2015/wordml/symex" xmlns:wpg="http://schemas.microsoft.com/office/word/2010/wordprocessingGroup" xmlns:wpi="http://schemas.microsoft.com/office/word/2010/wordprocessingInk" xmlns:wne="http://schemas.microsoft.com/office/word/2006/wordml" xmlns:wps="http://schemas.microsoft.com/office/word/2010/wordprocessingShape" mc:Ignorable="w14 w15 w16se w16cid w16 w16cex w16sdtdh w16sdtfl w16du wp14">
   <w:abstractNum w:abstractNumId="0" w15:restartNumberingAfterBreak="0">
     <w:nsid w:val="18E01021"/>
     <w:multiLevelType w:val="hybridMultilevel"/>
@@ -5201,7 +5179,7 @@
 </file>
 
 <file path=word/styles.xml><?xml version="1.0" encoding="utf-8"?>
-<w:styles xmlns:mc="http://schemas.openxmlformats.org/markup-compatibility/2006" xmlns:r="http://schemas.openxmlformats.org/officeDocument/2006/relationships" xmlns:w="http://schemas.openxmlformats.org/wordprocessingml/2006/main" xmlns:w14="http://schemas.microsoft.com/office/word/2010/wordml" xmlns:w15="http://schemas.microsoft.com/office/word/2012/wordml" xmlns:w16cex="http://schemas.microsoft.com/office/word/2018/wordml/cex" xmlns:w16cid="http://schemas.microsoft.com/office/word/2016/wordml/cid" xmlns:w16="http://schemas.microsoft.com/office/word/2018/wordml" xmlns:w16du="http://schemas.microsoft.com/office/word/2023/wordml/word16du" xmlns:w16sdtdh="http://schemas.microsoft.com/office/word/2020/wordml/sdtdatahash" xmlns:w16se="http://schemas.microsoft.com/office/word/2015/wordml/symex" mc:Ignorable="w14 w15 w16se w16cid w16 w16cex w16sdtdh w16du">
+<w:styles xmlns:mc="http://schemas.openxmlformats.org/markup-compatibility/2006" xmlns:r="http://schemas.openxmlformats.org/officeDocument/2006/relationships" xmlns:w="http://schemas.openxmlformats.org/wordprocessingml/2006/main" xmlns:w14="http://schemas.microsoft.com/office/word/2010/wordml" xmlns:w15="http://schemas.microsoft.com/office/word/2012/wordml" xmlns:w16cex="http://schemas.microsoft.com/office/word/2018/wordml/cex" xmlns:w16cid="http://schemas.microsoft.com/office/word/2016/wordml/cid" xmlns:w16="http://schemas.microsoft.com/office/word/2018/wordml" xmlns:w16du="http://schemas.microsoft.com/office/word/2023/wordml/word16du" xmlns:w16sdtdh="http://schemas.microsoft.com/office/word/2020/wordml/sdtdatahash" xmlns:w16sdtfl="http://schemas.microsoft.com/office/word/2024/wordml/sdtformatlock" xmlns:w16se="http://schemas.microsoft.com/office/word/2015/wordml/symex" mc:Ignorable="w14 w15 w16se w16cid w16 w16cex w16sdtdh w16sdtfl w16du">
   <w:docDefaults>
     <w:rPrDefault>
       <w:rPr>
@@ -5229,6 +5207,7 @@
     <w:lsdException w:name="Title" w:qFormat="1"/>
     <w:lsdException w:name="Default Paragraph Font" w:uiPriority="1"/>
     <w:lsdException w:name="Subtitle" w:qFormat="1"/>
+    <w:lsdException w:name="Hyperlink" w:uiPriority="99"/>
     <w:lsdException w:name="Strong" w:qFormat="1"/>
     <w:lsdException w:name="Normal (Web)" w:uiPriority="99"/>
     <w:lsdException w:name="HTML Preformatted" w:semiHidden="1" w:unhideWhenUsed="1"/>
@@ -5506,7 +5485,7 @@
   <w:style w:type="paragraph" w:default="1" w:styleId="Normal">
     <w:name w:val="Normal"/>
     <w:qFormat/>
-    <w:rsid w:val="00C870D6"/>
+    <w:rsid w:val="005C3D11"/>
     <w:pPr>
       <w:spacing w:before="160" w:after="80" w:line="336" w:lineRule="auto"/>
     </w:pPr>
@@ -5521,7 +5500,7 @@
     <w:next w:val="Normal"/>
     <w:link w:val="Heading1Char"/>
     <w:qFormat/>
-    <w:rsid w:val="00C870D6"/>
+    <w:rsid w:val="005C3D11"/>
     <w:pPr>
       <w:keepNext/>
       <w:spacing w:before="400" w:after="200" w:line="240" w:lineRule="auto"/>
@@ -5541,7 +5520,7 @@
     <w:next w:val="Normal"/>
     <w:link w:val="Heading2Char"/>
     <w:qFormat/>
-    <w:rsid w:val="00C870D6"/>
+    <w:rsid w:val="005C3D11"/>
     <w:pPr>
       <w:keepNext/>
       <w:pBdr>
@@ -5565,7 +5544,7 @@
     <w:next w:val="Normal"/>
     <w:link w:val="Heading3Char"/>
     <w:qFormat/>
-    <w:rsid w:val="00C870D6"/>
+    <w:rsid w:val="005C3D11"/>
     <w:pPr>
       <w:keepNext/>
       <w:autoSpaceDE w:val="0"/>
@@ -5586,7 +5565,7 @@
     <w:uiPriority w:val="1"/>
     <w:semiHidden/>
     <w:unhideWhenUsed/>
-    <w:rsid w:val="00C870D6"/>
+    <w:rsid w:val="005C3D11"/>
   </w:style>
   <w:style w:type="table" w:default="1" w:styleId="TableNormal">
     <w:name w:val="Normal Table"/>
@@ -5608,21 +5587,22 @@
     <w:uiPriority w:val="99"/>
     <w:semiHidden/>
     <w:unhideWhenUsed/>
-    <w:rsid w:val="00C870D6"/>
+    <w:rsid w:val="005C3D11"/>
   </w:style>
   <w:style w:type="paragraph" w:styleId="ListParagraph">
     <w:name w:val="List Paragraph"/>
     <w:basedOn w:val="Normal"/>
     <w:uiPriority w:val="34"/>
     <w:qFormat/>
-    <w:rsid w:val="00C870D6"/>
+    <w:rsid w:val="005C3D11"/>
     <w:pPr>
       <w:ind w:left="720"/>
     </w:pPr>
   </w:style>
   <w:style w:type="character" w:styleId="Hyperlink">
     <w:name w:val="Hyperlink"/>
-    <w:rsid w:val="00C870D6"/>
+    <w:uiPriority w:val="99"/>
+    <w:rsid w:val="005C3D11"/>
     <w:rPr>
       <w:color w:val="0000FF"/>
       <w:u w:val="single"/>
@@ -5632,7 +5612,7 @@
     <w:name w:val="header"/>
     <w:basedOn w:val="Normal"/>
     <w:link w:val="HeaderChar"/>
-    <w:rsid w:val="00C870D6"/>
+    <w:rsid w:val="005C3D11"/>
     <w:pPr>
       <w:tabs>
         <w:tab w:val="left" w:pos="5040"/>
@@ -5658,7 +5638,7 @@
     <w:name w:val="footer"/>
     <w:basedOn w:val="Normal"/>
     <w:link w:val="FooterChar"/>
-    <w:rsid w:val="00C870D6"/>
+    <w:rsid w:val="005C3D11"/>
     <w:pPr>
       <w:pBdr>
         <w:top w:val="single" w:sz="4" w:space="1" w:color="auto"/>
@@ -5698,7 +5678,7 @@
   </w:style>
   <w:style w:type="character" w:styleId="FollowedHyperlink">
     <w:name w:val="FollowedHyperlink"/>
-    <w:rsid w:val="00C870D6"/>
+    <w:rsid w:val="005C3D11"/>
     <w:rPr>
       <w:color w:val="800080"/>
       <w:u w:val="single"/>
@@ -5734,7 +5714,7 @@
   <w:style w:type="paragraph" w:customStyle="1" w:styleId="NumberedHeading2">
     <w:name w:val="Numbered Heading 2"/>
     <w:basedOn w:val="Normal"/>
-    <w:rsid w:val="00C870D6"/>
+    <w:rsid w:val="005C3D11"/>
     <w:pPr>
       <w:numPr>
         <w:numId w:val="1"/>
@@ -5744,7 +5724,7 @@
   <w:style w:type="paragraph" w:customStyle="1" w:styleId="Outlinenumbering">
     <w:name w:val="Outline numbering"/>
     <w:basedOn w:val="Normal"/>
-    <w:rsid w:val="00C870D6"/>
+    <w:rsid w:val="005C3D11"/>
     <w:pPr>
       <w:numPr>
         <w:numId w:val="2"/>
@@ -5762,7 +5742,7 @@
   <w:style w:type="character" w:styleId="PageNumber">
     <w:name w:val="page number"/>
     <w:basedOn w:val="DefaultParagraphFont"/>
-    <w:rsid w:val="00C870D6"/>
+    <w:rsid w:val="005C3D11"/>
   </w:style>
   <w:style w:type="paragraph" w:customStyle="1" w:styleId="Default">
     <w:name w:val="Default"/>
@@ -5797,7 +5777,7 @@
     <w:uiPriority w:val="39"/>
     <w:unhideWhenUsed/>
     <w:qFormat/>
-    <w:rsid w:val="00C870D6"/>
+    <w:rsid w:val="005C3D11"/>
     <w:pPr>
       <w:keepLines/>
       <w:spacing w:after="0" w:line="259" w:lineRule="auto"/>
@@ -5817,7 +5797,7 @@
     <w:autoRedefine/>
     <w:uiPriority w:val="39"/>
     <w:unhideWhenUsed/>
-    <w:rsid w:val="00C870D6"/>
+    <w:rsid w:val="005C3D11"/>
     <w:pPr>
       <w:spacing w:after="100" w:line="240" w:lineRule="auto"/>
     </w:pPr>
@@ -5829,7 +5809,7 @@
     <w:autoRedefine/>
     <w:uiPriority w:val="39"/>
     <w:unhideWhenUsed/>
-    <w:rsid w:val="00C870D6"/>
+    <w:rsid w:val="005C3D11"/>
     <w:pPr>
       <w:spacing w:after="100" w:line="240" w:lineRule="auto"/>
       <w:ind w:left="202"/>
@@ -5873,7 +5853,7 @@
     <w:autoRedefine/>
     <w:uiPriority w:val="39"/>
     <w:unhideWhenUsed/>
-    <w:rsid w:val="00C870D6"/>
+    <w:rsid w:val="005C3D11"/>
     <w:pPr>
       <w:spacing w:after="100" w:line="240" w:lineRule="auto"/>
       <w:ind w:left="403"/>
@@ -5897,7 +5877,7 @@
     <w:name w:val="Code"/>
     <w:basedOn w:val="Normal"/>
     <w:qFormat/>
-    <w:rsid w:val="00C870D6"/>
+    <w:rsid w:val="005C3D11"/>
     <w:pPr>
       <w:spacing w:before="80" w:line="240" w:lineRule="auto"/>
     </w:pPr>
@@ -5909,7 +5889,7 @@
 </file>
 
 <file path=word/glossary/document.xml><?xml version="1.0" encoding="utf-8"?>
-<w:glossaryDocument xmlns:wpc="http://schemas.microsoft.com/office/word/2010/wordprocessingCanvas" xmlns:cx="http://schemas.microsoft.com/office/drawing/2014/chartex" xmlns:cx1="http://schemas.microsoft.com/office/drawing/2015/9/8/chartex" xmlns:cx2="http://schemas.microsoft.com/office/drawing/2015/10/21/chartex" xmlns:cx3="http://schemas.microsoft.com/office/drawing/2016/5/9/chartex" xmlns:cx4="http://schemas.microsoft.com/office/drawing/2016/5/10/chartex" xmlns:cx5="http://schemas.microsoft.com/office/drawing/2016/5/11/chartex" xmlns:cx6="http://schemas.microsoft.com/office/drawing/2016/5/12/chartex" xmlns:cx7="http://schemas.microsoft.com/office/drawing/2016/5/13/chartex" xmlns:cx8="http://schemas.microsoft.com/office/drawing/2016/5/14/chartex" xmlns:mc="http://schemas.openxmlformats.org/markup-compatibility/2006" xmlns:aink="http://schemas.microsoft.com/office/drawing/2016/ink" xmlns:am3d="http://schemas.microsoft.com/office/drawing/2017/model3d" xmlns:o="urn:schemas-microsoft-com:office:office" xmlns:oel="http://schemas.microsoft.com/office/2019/extlst" xmlns:r="http://schemas.openxmlformats.org/officeDocument/2006/relationships" xmlns:m="http://schemas.openxmlformats.org/officeDocument/2006/math" xmlns:v="urn:schemas-microsoft-com:vml" xmlns:wp14="http://schemas.microsoft.com/office/word/2010/wordprocessingDrawing" xmlns:wp="http://schemas.openxmlformats.org/drawingml/2006/wordprocessingDrawing" xmlns:w10="urn:schemas-microsoft-com:office:word" xmlns:w="http://schemas.openxmlformats.org/wordprocessingml/2006/main" xmlns:w14="http://schemas.microsoft.com/office/word/2010/wordml" xmlns:w15="http://schemas.microsoft.com/office/word/2012/wordml" xmlns:w16cex="http://schemas.microsoft.com/office/word/2018/wordml/cex" xmlns:w16cid="http://schemas.microsoft.com/office/word/2016/wordml/cid" xmlns:w16="http://schemas.microsoft.com/office/word/2018/wordml" xmlns:w16du="http://schemas.microsoft.com/office/word/2023/wordml/word16du" xmlns:w16sdtdh="http://schemas.microsoft.com/office/word/2020/wordml/sdtdatahash" xmlns:w16se="http://schemas.microsoft.com/office/word/2015/wordml/symex" xmlns:wpg="http://schemas.microsoft.com/office/word/2010/wordprocessingGroup" xmlns:wpi="http://schemas.microsoft.com/office/word/2010/wordprocessingInk" xmlns:wne="http://schemas.microsoft.com/office/word/2006/wordml" xmlns:wps="http://schemas.microsoft.com/office/word/2010/wordprocessingShape" mc:Ignorable="w14 w15 w16se w16cid w16 w16cex w16sdtdh w16du wp14">
+<w:glossaryDocument xmlns:wpc="http://schemas.microsoft.com/office/word/2010/wordprocessingCanvas" xmlns:cx="http://schemas.microsoft.com/office/drawing/2014/chartex" xmlns:cx1="http://schemas.microsoft.com/office/drawing/2015/9/8/chartex" xmlns:cx2="http://schemas.microsoft.com/office/drawing/2015/10/21/chartex" xmlns:cx3="http://schemas.microsoft.com/office/drawing/2016/5/9/chartex" xmlns:cx4="http://schemas.microsoft.com/office/drawing/2016/5/10/chartex" xmlns:cx5="http://schemas.microsoft.com/office/drawing/2016/5/11/chartex" xmlns:cx6="http://schemas.microsoft.com/office/drawing/2016/5/12/chartex" xmlns:cx7="http://schemas.microsoft.com/office/drawing/2016/5/13/chartex" xmlns:cx8="http://schemas.microsoft.com/office/drawing/2016/5/14/chartex" xmlns:mc="http://schemas.openxmlformats.org/markup-compatibility/2006" xmlns:aink="http://schemas.microsoft.com/office/drawing/2016/ink" xmlns:am3d="http://schemas.microsoft.com/office/drawing/2017/model3d" xmlns:o="urn:schemas-microsoft-com:office:office" xmlns:oel="http://schemas.microsoft.com/office/2019/extlst" xmlns:r="http://schemas.openxmlformats.org/officeDocument/2006/relationships" xmlns:m="http://schemas.openxmlformats.org/officeDocument/2006/math" xmlns:v="urn:schemas-microsoft-com:vml" xmlns:wp14="http://schemas.microsoft.com/office/word/2010/wordprocessingDrawing" xmlns:wp="http://schemas.openxmlformats.org/drawingml/2006/wordprocessingDrawing" xmlns:w10="urn:schemas-microsoft-com:office:word" xmlns:w="http://schemas.openxmlformats.org/wordprocessingml/2006/main" xmlns:w14="http://schemas.microsoft.com/office/word/2010/wordml" xmlns:w15="http://schemas.microsoft.com/office/word/2012/wordml" xmlns:w16cex="http://schemas.microsoft.com/office/word/2018/wordml/cex" xmlns:w16cid="http://schemas.microsoft.com/office/word/2016/wordml/cid" xmlns:w16="http://schemas.microsoft.com/office/word/2018/wordml" xmlns:w16du="http://schemas.microsoft.com/office/word/2023/wordml/word16du" xmlns:w16sdtdh="http://schemas.microsoft.com/office/word/2020/wordml/sdtdatahash" xmlns:w16sdtfl="http://schemas.microsoft.com/office/word/2024/wordml/sdtformatlock" xmlns:w16se="http://schemas.microsoft.com/office/word/2015/wordml/symex" xmlns:wpg="http://schemas.microsoft.com/office/word/2010/wordprocessingGroup" xmlns:wpi="http://schemas.microsoft.com/office/word/2010/wordprocessingInk" xmlns:wne="http://schemas.microsoft.com/office/word/2006/wordml" xmlns:wps="http://schemas.microsoft.com/office/word/2010/wordprocessingShape" mc:Ignorable="w14 w15 w16se w16cid w16 w16cex w16sdtdh w16sdtfl w16du wp14">
   <w:docParts>
     <w:docPart>
       <w:docPartPr>
@@ -5946,7 +5926,7 @@
 </file>
 
 <file path=word/glossary/fontTable.xml><?xml version="1.0" encoding="utf-8"?>
-<w:fonts xmlns:mc="http://schemas.openxmlformats.org/markup-compatibility/2006" xmlns:r="http://schemas.openxmlformats.org/officeDocument/2006/relationships" xmlns:w="http://schemas.openxmlformats.org/wordprocessingml/2006/main" xmlns:w14="http://schemas.microsoft.com/office/word/2010/wordml" xmlns:w15="http://schemas.microsoft.com/office/word/2012/wordml" xmlns:w16cex="http://schemas.microsoft.com/office/word/2018/wordml/cex" xmlns:w16cid="http://schemas.microsoft.com/office/word/2016/wordml/cid" xmlns:w16="http://schemas.microsoft.com/office/word/2018/wordml" xmlns:w16du="http://schemas.microsoft.com/office/word/2023/wordml/word16du" xmlns:w16sdtdh="http://schemas.microsoft.com/office/word/2020/wordml/sdtdatahash" xmlns:w16se="http://schemas.microsoft.com/office/word/2015/wordml/symex" mc:Ignorable="w14 w15 w16se w16cid w16 w16cex w16sdtdh w16du">
+<w:fonts xmlns:mc="http://schemas.openxmlformats.org/markup-compatibility/2006" xmlns:r="http://schemas.openxmlformats.org/officeDocument/2006/relationships" xmlns:w="http://schemas.openxmlformats.org/wordprocessingml/2006/main" xmlns:w14="http://schemas.microsoft.com/office/word/2010/wordml" xmlns:w15="http://schemas.microsoft.com/office/word/2012/wordml" xmlns:w16cex="http://schemas.microsoft.com/office/word/2018/wordml/cex" xmlns:w16cid="http://schemas.microsoft.com/office/word/2016/wordml/cid" xmlns:w16="http://schemas.microsoft.com/office/word/2018/wordml" xmlns:w16du="http://schemas.microsoft.com/office/word/2023/wordml/word16du" xmlns:w16sdtdh="http://schemas.microsoft.com/office/word/2020/wordml/sdtdatahash" xmlns:w16sdtfl="http://schemas.microsoft.com/office/word/2024/wordml/sdtformatlock" xmlns:w16se="http://schemas.microsoft.com/office/word/2015/wordml/symex" mc:Ignorable="w14 w15 w16se w16cid w16 w16cex w16sdtdh w16sdtfl w16du">
   <w:font w:name="Symbol">
     <w:panose1 w:val="05050102010706020507"/>
     <w:charset w:val="02"/>
@@ -6001,7 +5981,7 @@
     <w:charset w:val="00"/>
     <w:family w:val="swiss"/>
     <w:pitch w:val="variable"/>
-    <w:sig w:usb0="E4002EFF" w:usb1="C000247B" w:usb2="00000009" w:usb3="00000000" w:csb0="000001FF" w:csb1="00000000"/>
+    <w:sig w:usb0="E4002EFF" w:usb1="C200247B" w:usb2="00000009" w:usb3="00000000" w:csb0="000001FF" w:csb1="00000000"/>
   </w:font>
   <w:font w:name="Tahoma">
     <w:panose1 w:val="020B0604030504040204"/>
@@ -6015,7 +5995,7 @@
     <w:charset w:val="00"/>
     <w:family w:val="swiss"/>
     <w:pitch w:val="variable"/>
-    <w:sig w:usb0="E4002EFF" w:usb1="C000247B" w:usb2="00000009" w:usb3="00000000" w:csb0="000001FF" w:csb1="00000000"/>
+    <w:sig w:usb0="E4002EFF" w:usb1="C200247B" w:usb2="00000009" w:usb3="00000000" w:csb0="000001FF" w:csb1="00000000"/>
   </w:font>
   <w:font w:name="Aptos">
     <w:charset w:val="00"/>
@@ -6033,7 +6013,7 @@
 </file>
 
 <file path=word/glossary/settings.xml><?xml version="1.0" encoding="utf-8"?>
-<w:settings xmlns:mc="http://schemas.openxmlformats.org/markup-compatibility/2006" xmlns:o="urn:schemas-microsoft-com:office:office" xmlns:r="http://schemas.openxmlformats.org/officeDocument/2006/relationships" xmlns:m="http://schemas.openxmlformats.org/officeDocument/2006/math" xmlns:v="urn:schemas-microsoft-com:vml" xmlns:w10="urn:schemas-microsoft-com:office:word" xmlns:w="http://schemas.openxmlformats.org/wordprocessingml/2006/main" xmlns:w14="http://schemas.microsoft.com/office/word/2010/wordml" xmlns:w15="http://schemas.microsoft.com/office/word/2012/wordml" xmlns:w16cex="http://schemas.microsoft.com/office/word/2018/wordml/cex" xmlns:w16cid="http://schemas.microsoft.com/office/word/2016/wordml/cid" xmlns:w16="http://schemas.microsoft.com/office/word/2018/wordml" xmlns:w16du="http://schemas.microsoft.com/office/word/2023/wordml/word16du" xmlns:w16sdtdh="http://schemas.microsoft.com/office/word/2020/wordml/sdtdatahash" xmlns:w16se="http://schemas.microsoft.com/office/word/2015/wordml/symex" xmlns:sl="http://schemas.openxmlformats.org/schemaLibrary/2006/main" mc:Ignorable="w14 w15 w16se w16cid w16 w16cex w16sdtdh w16du">
+<w:settings xmlns:mc="http://schemas.openxmlformats.org/markup-compatibility/2006" xmlns:o="urn:schemas-microsoft-com:office:office" xmlns:r="http://schemas.openxmlformats.org/officeDocument/2006/relationships" xmlns:m="http://schemas.openxmlformats.org/officeDocument/2006/math" xmlns:v="urn:schemas-microsoft-com:vml" xmlns:w10="urn:schemas-microsoft-com:office:word" xmlns:w="http://schemas.openxmlformats.org/wordprocessingml/2006/main" xmlns:w14="http://schemas.microsoft.com/office/word/2010/wordml" xmlns:w15="http://schemas.microsoft.com/office/word/2012/wordml" xmlns:w16cex="http://schemas.microsoft.com/office/word/2018/wordml/cex" xmlns:w16cid="http://schemas.microsoft.com/office/word/2016/wordml/cid" xmlns:w16="http://schemas.microsoft.com/office/word/2018/wordml" xmlns:w16du="http://schemas.microsoft.com/office/word/2023/wordml/word16du" xmlns:w16sdtdh="http://schemas.microsoft.com/office/word/2020/wordml/sdtdatahash" xmlns:w16sdtfl="http://schemas.microsoft.com/office/word/2024/wordml/sdtformatlock" xmlns:w16se="http://schemas.microsoft.com/office/word/2015/wordml/symex" xmlns:sl="http://schemas.openxmlformats.org/schemaLibrary/2006/main" mc:Ignorable="w14 w15 w16se w16cid w16 w16cex w16sdtdh w16sdtfl w16du">
   <w:view w:val="normal"/>
   <w:defaultTabStop w:val="720"/>
   <w:characterSpacingControl w:val="doNotCompress"/>
@@ -6053,6 +6033,7 @@
     <w:rsid w:val="004608D7"/>
     <w:rsid w:val="004D125B"/>
     <w:rsid w:val="0093662A"/>
+    <w:rsid w:val="00BB69B6"/>
     <w:rsid w:val="00CF2D04"/>
     <w:rsid w:val="00F037C3"/>
   </w:rsids>
@@ -6078,7 +6059,7 @@
 </file>
 
 <file path=word/glossary/styles.xml><?xml version="1.0" encoding="utf-8"?>
-<w:styles xmlns:mc="http://schemas.openxmlformats.org/markup-compatibility/2006" xmlns:r="http://schemas.openxmlformats.org/officeDocument/2006/relationships" xmlns:w="http://schemas.openxmlformats.org/wordprocessingml/2006/main" xmlns:w14="http://schemas.microsoft.com/office/word/2010/wordml" xmlns:w15="http://schemas.microsoft.com/office/word/2012/wordml" xmlns:w16cex="http://schemas.microsoft.com/office/word/2018/wordml/cex" xmlns:w16cid="http://schemas.microsoft.com/office/word/2016/wordml/cid" xmlns:w16="http://schemas.microsoft.com/office/word/2018/wordml" xmlns:w16du="http://schemas.microsoft.com/office/word/2023/wordml/word16du" xmlns:w16sdtdh="http://schemas.microsoft.com/office/word/2020/wordml/sdtdatahash" xmlns:w16se="http://schemas.microsoft.com/office/word/2015/wordml/symex" mc:Ignorable="w14 w15 w16se w16cid w16 w16cex w16sdtdh w16du">
+<w:styles xmlns:mc="http://schemas.openxmlformats.org/markup-compatibility/2006" xmlns:r="http://schemas.openxmlformats.org/officeDocument/2006/relationships" xmlns:w="http://schemas.openxmlformats.org/wordprocessingml/2006/main" xmlns:w14="http://schemas.microsoft.com/office/word/2010/wordml" xmlns:w15="http://schemas.microsoft.com/office/word/2012/wordml" xmlns:w16cex="http://schemas.microsoft.com/office/word/2018/wordml/cex" xmlns:w16cid="http://schemas.microsoft.com/office/word/2016/wordml/cid" xmlns:w16="http://schemas.microsoft.com/office/word/2018/wordml" xmlns:w16du="http://schemas.microsoft.com/office/word/2023/wordml/word16du" xmlns:w16sdtdh="http://schemas.microsoft.com/office/word/2020/wordml/sdtdatahash" xmlns:w16sdtfl="http://schemas.microsoft.com/office/word/2024/wordml/sdtformatlock" xmlns:w16se="http://schemas.microsoft.com/office/word/2015/wordml/symex" mc:Ignorable="w14 w15 w16se w16cid w16 w16cex w16sdtdh w16sdtfl w16du">
   <w:docDefaults>
     <w:rPrDefault>
       <w:rPr>
@@ -6518,7 +6499,7 @@
 </file>
 
 <file path=word/glossary/webSettings.xml><?xml version="1.0" encoding="utf-8"?>
-<w:webSettings xmlns:mc="http://schemas.openxmlformats.org/markup-compatibility/2006" xmlns:r="http://schemas.openxmlformats.org/officeDocument/2006/relationships" xmlns:w="http://schemas.openxmlformats.org/wordprocessingml/2006/main" xmlns:w14="http://schemas.microsoft.com/office/word/2010/wordml" xmlns:w15="http://schemas.microsoft.com/office/word/2012/wordml" xmlns:w16cex="http://schemas.microsoft.com/office/word/2018/wordml/cex" xmlns:w16cid="http://schemas.microsoft.com/office/word/2016/wordml/cid" xmlns:w16="http://schemas.microsoft.com/office/word/2018/wordml" xmlns:w16du="http://schemas.microsoft.com/office/word/2023/wordml/word16du" xmlns:w16sdtdh="http://schemas.microsoft.com/office/word/2020/wordml/sdtdatahash" xmlns:w16se="http://schemas.microsoft.com/office/word/2015/wordml/symex" mc:Ignorable="w14 w15 w16se w16cid w16 w16cex w16sdtdh w16du">
+<w:webSettings xmlns:mc="http://schemas.openxmlformats.org/markup-compatibility/2006" xmlns:r="http://schemas.openxmlformats.org/officeDocument/2006/relationships" xmlns:w="http://schemas.openxmlformats.org/wordprocessingml/2006/main" xmlns:w14="http://schemas.microsoft.com/office/word/2010/wordml" xmlns:w15="http://schemas.microsoft.com/office/word/2012/wordml" xmlns:w16cex="http://schemas.microsoft.com/office/word/2018/wordml/cex" xmlns:w16cid="http://schemas.microsoft.com/office/word/2016/wordml/cid" xmlns:w16="http://schemas.microsoft.com/office/word/2018/wordml" xmlns:w16du="http://schemas.microsoft.com/office/word/2023/wordml/word16du" xmlns:w16sdtdh="http://schemas.microsoft.com/office/word/2020/wordml/sdtdatahash" xmlns:w16sdtfl="http://schemas.microsoft.com/office/word/2024/wordml/sdtformatlock" xmlns:w16se="http://schemas.microsoft.com/office/word/2015/wordml/symex" mc:Ignorable="w14 w15 w16se w16cid w16 w16cex w16sdtdh w16sdtfl w16du">
   <w:optimizeForBrowser/>
   <w:allowPNG/>
 </w:webSettings>

--- a/System_Administration/Week_1_Windows_Server_Activities_Getting_Started_Server.docx
+++ b/System_Administration/Week_1_Windows_Server_Activities_Getting_Started_Server.docx
@@ -6,7 +6,7 @@
       <w:pPr>
         <w:pStyle w:val="Heading1"/>
       </w:pPr>
-      <w:bookmarkStart w:id="0" w:name="_Toc157528542"/>
+      <w:bookmarkStart w:id="0" w:name="_Toc206518963"/>
       <w:r>
         <w:t xml:space="preserve">Week 1 </w:t>
       </w:r>
@@ -75,8 +75,7 @@
               <w:rFonts w:asciiTheme="minorHAnsi" w:eastAsiaTheme="minorEastAsia" w:hAnsiTheme="minorHAnsi" w:cstheme="minorBidi"/>
               <w:noProof/>
               <w:kern w:val="2"/>
-              <w:sz w:val="22"/>
-              <w:szCs w:val="22"/>
+              <w:sz w:val="24"/>
               <w14:ligatures w14:val="standardContextual"/>
             </w:rPr>
           </w:pPr>
@@ -89,7 +88,7 @@
           <w:r>
             <w:fldChar w:fldCharType="separate"/>
           </w:r>
-          <w:hyperlink w:anchor="_Toc157528542" w:history="1">
+          <w:hyperlink w:anchor="_Toc206518963" w:history="1">
             <w:r>
               <w:rPr>
                 <w:rStyle w:val="Hyperlink"/>
@@ -116,7 +115,7 @@
                 <w:noProof/>
                 <w:webHidden/>
               </w:rPr>
-              <w:instrText xml:space="preserve"> PAGEREF _Toc157528542 \h </w:instrText>
+              <w:instrText xml:space="preserve"> PAGEREF _Toc206518963 \h </w:instrText>
             </w:r>
             <w:r>
               <w:rPr>
@@ -157,12 +156,11 @@
               <w:rFonts w:asciiTheme="minorHAnsi" w:eastAsiaTheme="minorEastAsia" w:hAnsiTheme="minorHAnsi" w:cstheme="minorBidi"/>
               <w:noProof/>
               <w:kern w:val="2"/>
-              <w:sz w:val="22"/>
-              <w:szCs w:val="22"/>
+              <w:sz w:val="24"/>
               <w14:ligatures w14:val="standardContextual"/>
             </w:rPr>
           </w:pPr>
-          <w:hyperlink w:anchor="_Toc157528543" w:history="1">
+          <w:hyperlink w:anchor="_Toc206518964" w:history="1">
             <w:r>
               <w:rPr>
                 <w:rStyle w:val="Hyperlink"/>
@@ -189,7 +187,7 @@
                 <w:noProof/>
                 <w:webHidden/>
               </w:rPr>
-              <w:instrText xml:space="preserve"> PAGEREF _Toc157528543 \h </w:instrText>
+              <w:instrText xml:space="preserve"> PAGEREF _Toc206518964 \h </w:instrText>
             </w:r>
             <w:r>
               <w:rPr>
@@ -230,12 +228,11 @@
               <w:rFonts w:asciiTheme="minorHAnsi" w:eastAsiaTheme="minorEastAsia" w:hAnsiTheme="minorHAnsi" w:cstheme="minorBidi"/>
               <w:noProof/>
               <w:kern w:val="2"/>
-              <w:sz w:val="22"/>
-              <w:szCs w:val="22"/>
+              <w:sz w:val="24"/>
               <w14:ligatures w14:val="standardContextual"/>
             </w:rPr>
           </w:pPr>
-          <w:hyperlink w:anchor="_Toc157528544" w:history="1">
+          <w:hyperlink w:anchor="_Toc206518965" w:history="1">
             <w:r>
               <w:rPr>
                 <w:rStyle w:val="Hyperlink"/>
@@ -262,7 +259,7 @@
                 <w:noProof/>
                 <w:webHidden/>
               </w:rPr>
-              <w:instrText xml:space="preserve"> PAGEREF _Toc157528544 \h </w:instrText>
+              <w:instrText xml:space="preserve"> PAGEREF _Toc206518965 \h </w:instrText>
             </w:r>
             <w:r>
               <w:rPr>
@@ -303,18 +300,17 @@
               <w:rFonts w:asciiTheme="minorHAnsi" w:eastAsiaTheme="minorEastAsia" w:hAnsiTheme="minorHAnsi" w:cstheme="minorBidi"/>
               <w:noProof/>
               <w:kern w:val="2"/>
-              <w:sz w:val="22"/>
-              <w:szCs w:val="22"/>
+              <w:sz w:val="24"/>
               <w14:ligatures w14:val="standardContextual"/>
             </w:rPr>
           </w:pPr>
-          <w:hyperlink w:anchor="_Toc157528545" w:history="1">
+          <w:hyperlink w:anchor="_Toc206518966" w:history="1">
             <w:r>
               <w:rPr>
                 <w:rStyle w:val="Hyperlink"/>
                 <w:noProof/>
               </w:rPr>
-              <w:t>Download Windows Server 2022 Evaluation</w:t>
+              <w:t>Download Windows Server 2025 Evaluation</w:t>
             </w:r>
             <w:r>
               <w:rPr>
@@ -335,7 +331,7 @@
                 <w:noProof/>
                 <w:webHidden/>
               </w:rPr>
-              <w:instrText xml:space="preserve"> PAGEREF _Toc157528545 \h </w:instrText>
+              <w:instrText xml:space="preserve"> PAGEREF _Toc206518966 \h </w:instrText>
             </w:r>
             <w:r>
               <w:rPr>
@@ -376,12 +372,11 @@
               <w:rFonts w:asciiTheme="minorHAnsi" w:eastAsiaTheme="minorEastAsia" w:hAnsiTheme="minorHAnsi" w:cstheme="minorBidi"/>
               <w:noProof/>
               <w:kern w:val="2"/>
-              <w:sz w:val="22"/>
-              <w:szCs w:val="22"/>
+              <w:sz w:val="24"/>
               <w14:ligatures w14:val="standardContextual"/>
             </w:rPr>
           </w:pPr>
-          <w:hyperlink w:anchor="_Toc157528546" w:history="1">
+          <w:hyperlink w:anchor="_Toc206518967" w:history="1">
             <w:r>
               <w:rPr>
                 <w:rStyle w:val="Hyperlink"/>
@@ -408,7 +403,7 @@
                 <w:noProof/>
                 <w:webHidden/>
               </w:rPr>
-              <w:instrText xml:space="preserve"> PAGEREF _Toc157528546 \h </w:instrText>
+              <w:instrText xml:space="preserve"> PAGEREF _Toc206518967 \h </w:instrText>
             </w:r>
             <w:r>
               <w:rPr>
@@ -449,12 +444,11 @@
               <w:rFonts w:asciiTheme="minorHAnsi" w:eastAsiaTheme="minorEastAsia" w:hAnsiTheme="minorHAnsi" w:cstheme="minorBidi"/>
               <w:noProof/>
               <w:kern w:val="2"/>
-              <w:sz w:val="22"/>
-              <w:szCs w:val="22"/>
+              <w:sz w:val="24"/>
               <w14:ligatures w14:val="standardContextual"/>
             </w:rPr>
           </w:pPr>
-          <w:hyperlink w:anchor="_Toc157528547" w:history="1">
+          <w:hyperlink w:anchor="_Toc206518968" w:history="1">
             <w:r>
               <w:rPr>
                 <w:rStyle w:val="Hyperlink"/>
@@ -481,7 +475,7 @@
                 <w:noProof/>
                 <w:webHidden/>
               </w:rPr>
-              <w:instrText xml:space="preserve"> PAGEREF _Toc157528547 \h </w:instrText>
+              <w:instrText xml:space="preserve"> PAGEREF _Toc206518968 \h </w:instrText>
             </w:r>
             <w:r>
               <w:rPr>
@@ -522,12 +516,11 @@
               <w:rFonts w:asciiTheme="minorHAnsi" w:eastAsiaTheme="minorEastAsia" w:hAnsiTheme="minorHAnsi" w:cstheme="minorBidi"/>
               <w:noProof/>
               <w:kern w:val="2"/>
-              <w:sz w:val="22"/>
-              <w:szCs w:val="22"/>
+              <w:sz w:val="24"/>
               <w14:ligatures w14:val="standardContextual"/>
             </w:rPr>
           </w:pPr>
-          <w:hyperlink w:anchor="_Toc157528548" w:history="1">
+          <w:hyperlink w:anchor="_Toc206518969" w:history="1">
             <w:r>
               <w:rPr>
                 <w:rStyle w:val="Hyperlink"/>
@@ -554,7 +547,7 @@
                 <w:noProof/>
                 <w:webHidden/>
               </w:rPr>
-              <w:instrText xml:space="preserve"> PAGEREF _Toc157528548 \h </w:instrText>
+              <w:instrText xml:space="preserve"> PAGEREF _Toc206518969 \h </w:instrText>
             </w:r>
             <w:r>
               <w:rPr>
@@ -595,12 +588,11 @@
               <w:rFonts w:asciiTheme="minorHAnsi" w:eastAsiaTheme="minorEastAsia" w:hAnsiTheme="minorHAnsi" w:cstheme="minorBidi"/>
               <w:noProof/>
               <w:kern w:val="2"/>
-              <w:sz w:val="22"/>
-              <w:szCs w:val="22"/>
+              <w:sz w:val="24"/>
               <w14:ligatures w14:val="standardContextual"/>
             </w:rPr>
           </w:pPr>
-          <w:hyperlink w:anchor="_Toc157528549" w:history="1">
+          <w:hyperlink w:anchor="_Toc206518970" w:history="1">
             <w:r>
               <w:rPr>
                 <w:rStyle w:val="Hyperlink"/>
@@ -627,7 +619,7 @@
                 <w:noProof/>
                 <w:webHidden/>
               </w:rPr>
-              <w:instrText xml:space="preserve"> PAGEREF _Toc157528549 \h </w:instrText>
+              <w:instrText xml:space="preserve"> PAGEREF _Toc206518970 \h </w:instrText>
             </w:r>
             <w:r>
               <w:rPr>
@@ -668,12 +660,11 @@
               <w:rFonts w:asciiTheme="minorHAnsi" w:eastAsiaTheme="minorEastAsia" w:hAnsiTheme="minorHAnsi" w:cstheme="minorBidi"/>
               <w:noProof/>
               <w:kern w:val="2"/>
-              <w:sz w:val="22"/>
-              <w:szCs w:val="22"/>
+              <w:sz w:val="24"/>
               <w14:ligatures w14:val="standardContextual"/>
             </w:rPr>
           </w:pPr>
-          <w:hyperlink w:anchor="_Toc157528550" w:history="1">
+          <w:hyperlink w:anchor="_Toc206518971" w:history="1">
             <w:r>
               <w:rPr>
                 <w:rStyle w:val="Hyperlink"/>
@@ -700,7 +691,7 @@
                 <w:noProof/>
                 <w:webHidden/>
               </w:rPr>
-              <w:instrText xml:space="preserve"> PAGEREF _Toc157528550 \h </w:instrText>
+              <w:instrText xml:space="preserve"> PAGEREF _Toc206518971 \h </w:instrText>
             </w:r>
             <w:r>
               <w:rPr>
@@ -720,7 +711,7 @@
                 <w:noProof/>
                 <w:webHidden/>
               </w:rPr>
-              <w:t>8</w:t>
+              <w:t>7</w:t>
             </w:r>
             <w:r>
               <w:rPr>
@@ -741,12 +732,11 @@
               <w:rFonts w:asciiTheme="minorHAnsi" w:eastAsiaTheme="minorEastAsia" w:hAnsiTheme="minorHAnsi" w:cstheme="minorBidi"/>
               <w:noProof/>
               <w:kern w:val="2"/>
-              <w:sz w:val="22"/>
-              <w:szCs w:val="22"/>
+              <w:sz w:val="24"/>
               <w14:ligatures w14:val="standardContextual"/>
             </w:rPr>
           </w:pPr>
-          <w:hyperlink w:anchor="_Toc157528551" w:history="1">
+          <w:hyperlink w:anchor="_Toc206518972" w:history="1">
             <w:r>
               <w:rPr>
                 <w:rStyle w:val="Hyperlink"/>
@@ -773,7 +763,7 @@
                 <w:noProof/>
                 <w:webHidden/>
               </w:rPr>
-              <w:instrText xml:space="preserve"> PAGEREF _Toc157528551 \h </w:instrText>
+              <w:instrText xml:space="preserve"> PAGEREF _Toc206518972 \h </w:instrText>
             </w:r>
             <w:r>
               <w:rPr>
@@ -814,12 +804,11 @@
               <w:rFonts w:asciiTheme="minorHAnsi" w:eastAsiaTheme="minorEastAsia" w:hAnsiTheme="minorHAnsi" w:cstheme="minorBidi"/>
               <w:noProof/>
               <w:kern w:val="2"/>
-              <w:sz w:val="22"/>
-              <w:szCs w:val="22"/>
+              <w:sz w:val="24"/>
               <w14:ligatures w14:val="standardContextual"/>
             </w:rPr>
           </w:pPr>
-          <w:hyperlink w:anchor="_Toc157528552" w:history="1">
+          <w:hyperlink w:anchor="_Toc206518973" w:history="1">
             <w:r>
               <w:rPr>
                 <w:rStyle w:val="Hyperlink"/>
@@ -846,7 +835,7 @@
                 <w:noProof/>
                 <w:webHidden/>
               </w:rPr>
-              <w:instrText xml:space="preserve"> PAGEREF _Toc157528552 \h </w:instrText>
+              <w:instrText xml:space="preserve"> PAGEREF _Toc206518973 \h </w:instrText>
             </w:r>
             <w:r>
               <w:rPr>
@@ -887,12 +876,11 @@
               <w:rFonts w:asciiTheme="minorHAnsi" w:eastAsiaTheme="minorEastAsia" w:hAnsiTheme="minorHAnsi" w:cstheme="minorBidi"/>
               <w:noProof/>
               <w:kern w:val="2"/>
-              <w:sz w:val="22"/>
-              <w:szCs w:val="22"/>
+              <w:sz w:val="24"/>
               <w14:ligatures w14:val="standardContextual"/>
             </w:rPr>
           </w:pPr>
-          <w:hyperlink w:anchor="_Toc157528553" w:history="1">
+          <w:hyperlink w:anchor="_Toc206518974" w:history="1">
             <w:r>
               <w:rPr>
                 <w:rStyle w:val="Hyperlink"/>
@@ -919,7 +907,7 @@
                 <w:noProof/>
                 <w:webHidden/>
               </w:rPr>
-              <w:instrText xml:space="preserve"> PAGEREF _Toc157528553 \h </w:instrText>
+              <w:instrText xml:space="preserve"> PAGEREF _Toc206518974 \h </w:instrText>
             </w:r>
             <w:r>
               <w:rPr>
@@ -993,7 +981,7 @@
       <w:pPr>
         <w:pStyle w:val="Heading2"/>
       </w:pPr>
-      <w:bookmarkStart w:id="1" w:name="_Toc157528543"/>
+      <w:bookmarkStart w:id="1" w:name="_Toc206518964"/>
       <w:r>
         <w:t xml:space="preserve">How to </w:t>
       </w:r>
@@ -1012,7 +1000,7 @@
         <w:pStyle w:val="ListParagraph"/>
         <w:numPr>
           <w:ilvl w:val="0"/>
-          <w:numId w:val="8"/>
+          <w:numId w:val="7"/>
         </w:numPr>
       </w:pPr>
       <w:r>
@@ -1054,7 +1042,7 @@
         <w:pStyle w:val="ListParagraph"/>
         <w:numPr>
           <w:ilvl w:val="0"/>
-          <w:numId w:val="8"/>
+          <w:numId w:val="7"/>
         </w:numPr>
       </w:pPr>
       <w:r>
@@ -1066,7 +1054,7 @@
         <w:pStyle w:val="ListParagraph"/>
         <w:numPr>
           <w:ilvl w:val="0"/>
-          <w:numId w:val="8"/>
+          <w:numId w:val="7"/>
         </w:numPr>
       </w:pPr>
       <w:r>
@@ -1078,7 +1066,7 @@
         <w:pStyle w:val="ListParagraph"/>
         <w:numPr>
           <w:ilvl w:val="0"/>
-          <w:numId w:val="8"/>
+          <w:numId w:val="7"/>
         </w:numPr>
       </w:pPr>
       <w:r>
@@ -1110,7 +1098,7 @@
       <w:pPr>
         <w:pStyle w:val="Heading2"/>
       </w:pPr>
-      <w:bookmarkStart w:id="2" w:name="_Toc157528544"/>
+      <w:bookmarkStart w:id="2" w:name="_Toc206518965"/>
       <w:r>
         <w:lastRenderedPageBreak/>
         <w:t>Snapshots</w:t>
@@ -1141,7 +1129,7 @@
       <w:pPr>
         <w:pStyle w:val="Heading1"/>
       </w:pPr>
-      <w:bookmarkStart w:id="3" w:name="_Toc157528545"/>
+      <w:bookmarkStart w:id="3" w:name="_Toc206518966"/>
       <w:r>
         <w:t xml:space="preserve">Download </w:t>
       </w:r>
@@ -1189,7 +1177,7 @@
         <w:pStyle w:val="ListParagraph"/>
         <w:numPr>
           <w:ilvl w:val="0"/>
-          <w:numId w:val="13"/>
+          <w:numId w:val="12"/>
         </w:numPr>
         <w:rPr>
           <w:b/>
@@ -1207,7 +1195,7 @@
         <w:pStyle w:val="ListParagraph"/>
         <w:numPr>
           <w:ilvl w:val="0"/>
-          <w:numId w:val="13"/>
+          <w:numId w:val="12"/>
         </w:numPr>
       </w:pPr>
       <w:r>
@@ -1230,7 +1218,7 @@
       <w:pPr>
         <w:numPr>
           <w:ilvl w:val="0"/>
-          <w:numId w:val="9"/>
+          <w:numId w:val="8"/>
         </w:numPr>
       </w:pPr>
       <w:r>
@@ -1274,19 +1262,19 @@
           <w:rPr>
             <w:rStyle w:val="Hyperlink"/>
           </w:rPr>
-          <w:t>https://www.microsoft.com/en-us/evalcenter/evalua</w:t>
+          <w:t>https://www.microsoft.com/en-us/evalcenter/</w:t>
         </w:r>
         <w:r>
           <w:rPr>
             <w:rStyle w:val="Hyperlink"/>
           </w:rPr>
-          <w:t>t</w:t>
+          <w:t>e</w:t>
         </w:r>
         <w:r>
           <w:rPr>
             <w:rStyle w:val="Hyperlink"/>
           </w:rPr>
-          <w:t>e-windows-server-2025</w:t>
+          <w:t>valuate-windows-server-2025</w:t>
         </w:r>
       </w:hyperlink>
       <w:r>
@@ -1295,122 +1283,122 @@
     </w:p>
     <w:p>
       <w:pPr>
+        <w:numPr>
+          <w:ilvl w:val="0"/>
+          <w:numId w:val="8"/>
+        </w:numPr>
+      </w:pPr>
+      <w:r>
+        <w:rPr>
+          <w:b/>
+        </w:rPr>
+        <w:t>Sign in</w:t>
+      </w:r>
+      <w:r>
+        <w:t xml:space="preserve"> and </w:t>
+      </w:r>
+      <w:r>
+        <w:t xml:space="preserve">choose the </w:t>
+      </w:r>
+      <w:r>
+        <w:rPr>
+          <w:b/>
+        </w:rPr>
+        <w:t>ISO</w:t>
+      </w:r>
+      <w:r>
+        <w:t xml:space="preserve"> option. You will need to </w:t>
+      </w:r>
+      <w:r>
+        <w:rPr>
+          <w:b/>
+        </w:rPr>
+        <w:t>register</w:t>
+      </w:r>
+      <w:r>
+        <w:t>.</w:t>
+      </w:r>
+    </w:p>
+    <w:p>
+      <w:pPr>
+        <w:numPr>
+          <w:ilvl w:val="0"/>
+          <w:numId w:val="8"/>
+        </w:numPr>
+      </w:pPr>
+      <w:r>
+        <w:t>D</w:t>
+      </w:r>
+      <w:r>
+        <w:t xml:space="preserve">ownload </w:t>
+      </w:r>
+      <w:r>
+        <w:t xml:space="preserve">the </w:t>
+      </w:r>
+      <w:r>
+        <w:rPr>
+          <w:b/>
+        </w:rPr>
+        <w:t>ISO</w:t>
+      </w:r>
+      <w:r>
+        <w:t xml:space="preserve"> option to a folder on your hard drive</w:t>
+      </w:r>
+      <w:r>
+        <w:t xml:space="preserve"> where you can find it</w:t>
+      </w:r>
+      <w:r>
+        <w:t>.</w:t>
+      </w:r>
+    </w:p>
+    <w:p>
+      <w:pPr>
+        <w:pStyle w:val="Heading1"/>
+      </w:pPr>
+      <w:bookmarkStart w:id="5" w:name="_Toc73624982"/>
+      <w:bookmarkStart w:id="6" w:name="_Toc206518967"/>
+      <w:r>
+        <w:t>VirtualBox</w:t>
+      </w:r>
+      <w:bookmarkEnd w:id="5"/>
+      <w:bookmarkEnd w:id="6"/>
+    </w:p>
+    <w:p>
+      <w:r>
+        <w:t>VirtualBox is an open-source virtualization hypervisor that works on multiple operating systems.</w:t>
+      </w:r>
+    </w:p>
+    <w:p>
+      <w:r>
+        <w:t>You may have to enable virtualization technology (VT) on your computer’s processor by editing the BIOS settings at boot-up (many computer BIOS have VT disabled). You may have to research how to do this.</w:t>
+      </w:r>
+    </w:p>
+    <w:p>
+      <w:pPr>
+        <w:pStyle w:val="Heading1"/>
+      </w:pPr>
+      <w:bookmarkStart w:id="7" w:name="_Toc73624983"/>
+      <w:bookmarkStart w:id="8" w:name="_Toc206518968"/>
+      <w:r>
+        <w:t>Install VirtualBox</w:t>
+      </w:r>
+      <w:bookmarkEnd w:id="7"/>
+      <w:bookmarkEnd w:id="8"/>
+    </w:p>
+    <w:p>
+      <w:r>
+        <w:t>Even if you already have VirtualBox on your computer, download and install the latest version</w:t>
+      </w:r>
+      <w:r>
+        <w:t>.</w:t>
+      </w:r>
+    </w:p>
+    <w:p>
+      <w:pPr>
+        <w:pStyle w:val="ListParagraph"/>
         <w:numPr>
           <w:ilvl w:val="0"/>
           <w:numId w:val="9"/>
-        </w:numPr>
-      </w:pPr>
-      <w:r>
-        <w:rPr>
-          <w:b/>
-        </w:rPr>
-        <w:t>Sign in</w:t>
-      </w:r>
-      <w:r>
-        <w:t xml:space="preserve"> and </w:t>
-      </w:r>
-      <w:r>
-        <w:t xml:space="preserve">choose the </w:t>
-      </w:r>
-      <w:r>
-        <w:rPr>
-          <w:b/>
-        </w:rPr>
-        <w:t>ISO</w:t>
-      </w:r>
-      <w:r>
-        <w:t xml:space="preserve"> option. You will need to </w:t>
-      </w:r>
-      <w:r>
-        <w:rPr>
-          <w:b/>
-        </w:rPr>
-        <w:t>register</w:t>
-      </w:r>
-      <w:r>
-        <w:t>.</w:t>
-      </w:r>
-    </w:p>
-    <w:p>
-      <w:pPr>
-        <w:numPr>
-          <w:ilvl w:val="0"/>
-          <w:numId w:val="9"/>
-        </w:numPr>
-      </w:pPr>
-      <w:r>
-        <w:t>D</w:t>
-      </w:r>
-      <w:r>
-        <w:t xml:space="preserve">ownload </w:t>
-      </w:r>
-      <w:r>
-        <w:t xml:space="preserve">the </w:t>
-      </w:r>
-      <w:r>
-        <w:rPr>
-          <w:b/>
-        </w:rPr>
-        <w:t>ISO</w:t>
-      </w:r>
-      <w:r>
-        <w:t xml:space="preserve"> option to a folder on your hard drive</w:t>
-      </w:r>
-      <w:r>
-        <w:t xml:space="preserve"> where you can find it</w:t>
-      </w:r>
-      <w:r>
-        <w:t>.</w:t>
-      </w:r>
-    </w:p>
-    <w:p>
-      <w:pPr>
-        <w:pStyle w:val="Heading1"/>
-      </w:pPr>
-      <w:bookmarkStart w:id="5" w:name="_Toc73624982"/>
-      <w:bookmarkStart w:id="6" w:name="_Toc157528546"/>
-      <w:r>
-        <w:t>VirtualBox</w:t>
-      </w:r>
-      <w:bookmarkEnd w:id="5"/>
-      <w:bookmarkEnd w:id="6"/>
-    </w:p>
-    <w:p>
-      <w:r>
-        <w:t>VirtualBox is an open-source virtualization hypervisor that works on multiple operating systems.</w:t>
-      </w:r>
-    </w:p>
-    <w:p>
-      <w:r>
-        <w:t>You may have to enable virtualization technology (VT) on your computer’s processor by editing the BIOS settings at boot-up (many computer BIOS have VT disabled). You may have to research how to do this.</w:t>
-      </w:r>
-    </w:p>
-    <w:p>
-      <w:pPr>
-        <w:pStyle w:val="Heading1"/>
-      </w:pPr>
-      <w:bookmarkStart w:id="7" w:name="_Toc73624983"/>
-      <w:bookmarkStart w:id="8" w:name="_Toc157528547"/>
-      <w:r>
-        <w:t>Install VirtualBox</w:t>
-      </w:r>
-      <w:bookmarkEnd w:id="7"/>
-      <w:bookmarkEnd w:id="8"/>
-    </w:p>
-    <w:p>
-      <w:r>
-        <w:t>Even if you already have VirtualBox on your computer, download and install the latest version</w:t>
-      </w:r>
-      <w:r>
-        <w:t>.</w:t>
-      </w:r>
-    </w:p>
-    <w:p>
-      <w:pPr>
-        <w:pStyle w:val="ListParagraph"/>
-        <w:numPr>
-          <w:ilvl w:val="0"/>
-          <w:numId w:val="10"/>
         </w:numPr>
       </w:pPr>
       <w:r>
@@ -1433,7 +1421,7 @@
         <w:pStyle w:val="ListParagraph"/>
         <w:numPr>
           <w:ilvl w:val="0"/>
-          <w:numId w:val="10"/>
+          <w:numId w:val="9"/>
         </w:numPr>
       </w:pPr>
       <w:r>
@@ -1445,7 +1433,7 @@
         <w:pStyle w:val="ListParagraph"/>
         <w:numPr>
           <w:ilvl w:val="0"/>
-          <w:numId w:val="10"/>
+          <w:numId w:val="9"/>
         </w:numPr>
       </w:pPr>
       <w:r>
@@ -1478,7 +1466,7 @@
         <w:pStyle w:val="ListParagraph"/>
         <w:numPr>
           <w:ilvl w:val="0"/>
-          <w:numId w:val="10"/>
+          <w:numId w:val="9"/>
         </w:numPr>
       </w:pPr>
       <w:r>
@@ -1489,7 +1477,7 @@
       <w:pPr>
         <w:pStyle w:val="Heading1"/>
       </w:pPr>
-      <w:bookmarkStart w:id="9" w:name="_Toc157528548"/>
+      <w:bookmarkStart w:id="9" w:name="_Toc206518969"/>
       <w:r>
         <w:t xml:space="preserve">Activity 1-1: </w:t>
       </w:r>
@@ -1517,7 +1505,7 @@
         <w:pStyle w:val="ListParagraph"/>
         <w:numPr>
           <w:ilvl w:val="0"/>
-          <w:numId w:val="11"/>
+          <w:numId w:val="10"/>
         </w:numPr>
         <w:spacing w:before="0" w:after="0" w:line="240" w:lineRule="auto"/>
       </w:pPr>
@@ -1536,7 +1524,7 @@
         <w:pStyle w:val="ListParagraph"/>
         <w:numPr>
           <w:ilvl w:val="0"/>
-          <w:numId w:val="11"/>
+          <w:numId w:val="10"/>
         </w:numPr>
       </w:pPr>
       <w:r>
@@ -1614,7 +1602,7 @@
         <w:pStyle w:val="ListParagraph"/>
         <w:numPr>
           <w:ilvl w:val="0"/>
-          <w:numId w:val="11"/>
+          <w:numId w:val="10"/>
         </w:numPr>
       </w:pPr>
       <w:r>
@@ -1645,7 +1633,7 @@
         <w:pStyle w:val="ListParagraph"/>
         <w:numPr>
           <w:ilvl w:val="0"/>
-          <w:numId w:val="11"/>
+          <w:numId w:val="10"/>
         </w:numPr>
       </w:pPr>
       <w:r>
@@ -1675,7 +1663,14 @@
           <w:b/>
           <w:bCs/>
         </w:rPr>
-        <w:t xml:space="preserve"> 2022</w:t>
+        <w:t xml:space="preserve"> 202</w:t>
+      </w:r>
+      <w:r>
+        <w:rPr>
+          <w:b/>
+          <w:bCs/>
+        </w:rPr>
+        <w:t>5</w:t>
       </w:r>
       <w:r>
         <w:rPr>
@@ -1707,10 +1702,10 @@
         </w:rPr>
         <w:lastRenderedPageBreak/>
         <w:drawing>
-          <wp:inline distT="0" distB="0" distL="0" distR="0" wp14:anchorId="5E4D3E4B" wp14:editId="4E3BF218">
-            <wp:extent cx="5943600" cy="3078480"/>
-            <wp:effectExtent l="38100" t="38100" r="95250" b="102870"/>
-            <wp:docPr id="1423684475" name="Picture 1" descr="A screenshot of a computer&#10;&#10;Description automatically generated"/>
+          <wp:inline distT="0" distB="0" distL="0" distR="0" wp14:anchorId="347779C4" wp14:editId="4D55063C">
+            <wp:extent cx="5943600" cy="4112895"/>
+            <wp:effectExtent l="38100" t="38100" r="95250" b="97155"/>
+            <wp:docPr id="103937019" name="Picture 1" descr="A screenshot of a computer&#10;&#10;AI-generated content may be incorrect."/>
             <wp:cNvGraphicFramePr>
               <a:graphicFrameLocks xmlns:a="http://schemas.openxmlformats.org/drawingml/2006/main" noChangeAspect="1"/>
             </wp:cNvGraphicFramePr>
@@ -1718,7 +1713,7 @@
               <a:graphicData uri="http://schemas.openxmlformats.org/drawingml/2006/picture">
                 <pic:pic xmlns:pic="http://schemas.openxmlformats.org/drawingml/2006/picture">
                   <pic:nvPicPr>
-                    <pic:cNvPr id="1423684475" name="Picture 1" descr="A screenshot of a computer&#10;&#10;Description automatically generated"/>
+                    <pic:cNvPr id="103937019" name="Picture 1" descr="A screenshot of a computer&#10;&#10;AI-generated content may be incorrect."/>
                     <pic:cNvPicPr/>
                   </pic:nvPicPr>
                   <pic:blipFill>
@@ -1730,7 +1725,7 @@
                   <pic:spPr>
                     <a:xfrm>
                       <a:off x="0" y="0"/>
-                      <a:ext cx="5943600" cy="3078480"/>
+                      <a:ext cx="5943600" cy="4112895"/>
                     </a:xfrm>
                     <a:prstGeom prst="rect">
                       <a:avLst/>
@@ -1759,273 +1754,9 @@
     </w:p>
     <w:p>
       <w:pPr>
-        <w:pStyle w:val="ListParagraph"/>
-        <w:numPr>
-          <w:ilvl w:val="0"/>
-          <w:numId w:val="11"/>
-        </w:numPr>
-      </w:pPr>
-      <w:r>
-        <w:t>Hardware</w:t>
-      </w:r>
-      <w:r>
-        <w:t xml:space="preserve">: Leave as is. Click </w:t>
-      </w:r>
-      <w:r>
-        <w:rPr>
-          <w:b/>
-          <w:bCs/>
-        </w:rPr>
-        <w:t>Next</w:t>
-      </w:r>
-      <w:r>
-        <w:t>.</w:t>
-      </w:r>
-    </w:p>
-    <w:p>
-      <w:pPr>
-        <w:ind w:left="360"/>
-      </w:pPr>
-      <w:r>
-        <w:rPr>
-          <w:noProof/>
-        </w:rPr>
-        <w:drawing>
-          <wp:inline distT="0" distB="0" distL="0" distR="0" wp14:anchorId="0426AA2E" wp14:editId="1CB477C8">
-            <wp:extent cx="5943600" cy="3078480"/>
-            <wp:effectExtent l="38100" t="38100" r="95250" b="102870"/>
-            <wp:docPr id="1670979089" name="Picture 1" descr="A screenshot of a computer program&#10;&#10;Description automatically generated"/>
-            <wp:cNvGraphicFramePr>
-              <a:graphicFrameLocks xmlns:a="http://schemas.openxmlformats.org/drawingml/2006/main" noChangeAspect="1"/>
-            </wp:cNvGraphicFramePr>
-            <a:graphic xmlns:a="http://schemas.openxmlformats.org/drawingml/2006/main">
-              <a:graphicData uri="http://schemas.openxmlformats.org/drawingml/2006/picture">
-                <pic:pic xmlns:pic="http://schemas.openxmlformats.org/drawingml/2006/picture">
-                  <pic:nvPicPr>
-                    <pic:cNvPr id="1670979089" name="Picture 1" descr="A screenshot of a computer program&#10;&#10;Description automatically generated"/>
-                    <pic:cNvPicPr/>
-                  </pic:nvPicPr>
-                  <pic:blipFill>
-                    <a:blip r:embed="rId14"/>
-                    <a:stretch>
-                      <a:fillRect/>
-                    </a:stretch>
-                  </pic:blipFill>
-                  <pic:spPr>
-                    <a:xfrm>
-                      <a:off x="0" y="0"/>
-                      <a:ext cx="5943600" cy="3078480"/>
-                    </a:xfrm>
-                    <a:prstGeom prst="rect">
-                      <a:avLst/>
-                    </a:prstGeom>
-                    <a:ln w="6350" cap="sq">
-                      <a:solidFill>
-                        <a:srgbClr val="000000"/>
-                      </a:solidFill>
-                      <a:prstDash val="solid"/>
-                      <a:miter lim="800000"/>
-                    </a:ln>
-                    <a:effectLst>
-                      <a:outerShdw blurRad="50800" dist="38100" dir="2700000" algn="tl" rotWithShape="0">
-                        <a:srgbClr val="000000">
-                          <a:alpha val="43000"/>
-                        </a:srgbClr>
-                      </a:outerShdw>
-                    </a:effectLst>
-                  </pic:spPr>
-                </pic:pic>
-              </a:graphicData>
-            </a:graphic>
-          </wp:inline>
-        </w:drawing>
-      </w:r>
-    </w:p>
-    <w:p>
-      <w:pPr>
-        <w:pStyle w:val="ListParagraph"/>
-        <w:numPr>
-          <w:ilvl w:val="0"/>
-          <w:numId w:val="11"/>
-        </w:numPr>
-      </w:pPr>
-      <w:r>
-        <w:t>Accept the default</w:t>
-      </w:r>
-      <w:r>
-        <w:t xml:space="preserve"> </w:t>
-      </w:r>
-      <w:r>
-        <w:t xml:space="preserve">File size of 50 GB. Click </w:t>
-      </w:r>
-      <w:r>
-        <w:rPr>
-          <w:b/>
-        </w:rPr>
-        <w:t>Next</w:t>
-      </w:r>
-      <w:r>
-        <w:t>.</w:t>
-      </w:r>
-    </w:p>
-    <w:p>
-      <w:pPr>
-        <w:ind w:left="360"/>
-      </w:pPr>
-      <w:r>
-        <w:rPr>
-          <w:noProof/>
-        </w:rPr>
-        <w:lastRenderedPageBreak/>
-        <w:drawing>
-          <wp:inline distT="0" distB="0" distL="0" distR="0" wp14:anchorId="230A1E47" wp14:editId="5263EA6E">
-            <wp:extent cx="5943600" cy="3078480"/>
-            <wp:effectExtent l="38100" t="38100" r="95250" b="102870"/>
-            <wp:docPr id="2144132674" name="Picture 1" descr="A screenshot of a computer&#10;&#10;Description automatically generated"/>
-            <wp:cNvGraphicFramePr>
-              <a:graphicFrameLocks xmlns:a="http://schemas.openxmlformats.org/drawingml/2006/main" noChangeAspect="1"/>
-            </wp:cNvGraphicFramePr>
-            <a:graphic xmlns:a="http://schemas.openxmlformats.org/drawingml/2006/main">
-              <a:graphicData uri="http://schemas.openxmlformats.org/drawingml/2006/picture">
-                <pic:pic xmlns:pic="http://schemas.openxmlformats.org/drawingml/2006/picture">
-                  <pic:nvPicPr>
-                    <pic:cNvPr id="2144132674" name="Picture 1" descr="A screenshot of a computer&#10;&#10;Description automatically generated"/>
-                    <pic:cNvPicPr/>
-                  </pic:nvPicPr>
-                  <pic:blipFill>
-                    <a:blip r:embed="rId15"/>
-                    <a:stretch>
-                      <a:fillRect/>
-                    </a:stretch>
-                  </pic:blipFill>
-                  <pic:spPr>
-                    <a:xfrm>
-                      <a:off x="0" y="0"/>
-                      <a:ext cx="5943600" cy="3078480"/>
-                    </a:xfrm>
-                    <a:prstGeom prst="rect">
-                      <a:avLst/>
-                    </a:prstGeom>
-                    <a:ln w="6350" cap="sq">
-                      <a:solidFill>
-                        <a:srgbClr val="000000"/>
-                      </a:solidFill>
-                      <a:prstDash val="solid"/>
-                      <a:miter lim="800000"/>
-                    </a:ln>
-                    <a:effectLst>
-                      <a:outerShdw blurRad="50800" dist="38100" dir="2700000" algn="tl" rotWithShape="0">
-                        <a:srgbClr val="000000">
-                          <a:alpha val="43000"/>
-                        </a:srgbClr>
-                      </a:outerShdw>
-                    </a:effectLst>
-                  </pic:spPr>
-                </pic:pic>
-              </a:graphicData>
-            </a:graphic>
-          </wp:inline>
-        </w:drawing>
-      </w:r>
-    </w:p>
-    <w:p>
-      <w:pPr>
-        <w:spacing w:before="0" w:after="0" w:line="240" w:lineRule="auto"/>
-      </w:pPr>
-      <w:r>
-        <w:br w:type="page"/>
-      </w:r>
-    </w:p>
-    <w:p>
-      <w:pPr>
-        <w:pStyle w:val="ListParagraph"/>
-        <w:numPr>
-          <w:ilvl w:val="0"/>
-          <w:numId w:val="11"/>
-        </w:numPr>
-      </w:pPr>
-      <w:r>
-        <w:lastRenderedPageBreak/>
-        <w:t>The Summary Screen</w:t>
-      </w:r>
-      <w:r>
-        <w:t xml:space="preserve">. Click </w:t>
-      </w:r>
-      <w:r>
-        <w:rPr>
-          <w:b/>
-          <w:bCs/>
-        </w:rPr>
-        <w:t>Finish</w:t>
-      </w:r>
-      <w:r>
-        <w:t>.</w:t>
-      </w:r>
-    </w:p>
-    <w:p>
-      <w:pPr>
-        <w:ind w:left="360"/>
-      </w:pPr>
-      <w:r>
-        <w:rPr>
-          <w:noProof/>
-        </w:rPr>
-        <w:drawing>
-          <wp:inline distT="0" distB="0" distL="0" distR="0" wp14:anchorId="31B721C3" wp14:editId="61C86C96">
-            <wp:extent cx="5943600" cy="3078480"/>
-            <wp:effectExtent l="38100" t="38100" r="95250" b="102870"/>
-            <wp:docPr id="1888375653" name="Picture 1" descr="A screenshot of a computer&#10;&#10;Description automatically generated"/>
-            <wp:cNvGraphicFramePr>
-              <a:graphicFrameLocks xmlns:a="http://schemas.openxmlformats.org/drawingml/2006/main" noChangeAspect="1"/>
-            </wp:cNvGraphicFramePr>
-            <a:graphic xmlns:a="http://schemas.openxmlformats.org/drawingml/2006/main">
-              <a:graphicData uri="http://schemas.openxmlformats.org/drawingml/2006/picture">
-                <pic:pic xmlns:pic="http://schemas.openxmlformats.org/drawingml/2006/picture">
-                  <pic:nvPicPr>
-                    <pic:cNvPr id="1888375653" name="Picture 1" descr="A screenshot of a computer&#10;&#10;Description automatically generated"/>
-                    <pic:cNvPicPr/>
-                  </pic:nvPicPr>
-                  <pic:blipFill>
-                    <a:blip r:embed="rId16"/>
-                    <a:stretch>
-                      <a:fillRect/>
-                    </a:stretch>
-                  </pic:blipFill>
-                  <pic:spPr>
-                    <a:xfrm>
-                      <a:off x="0" y="0"/>
-                      <a:ext cx="5943600" cy="3078480"/>
-                    </a:xfrm>
-                    <a:prstGeom prst="rect">
-                      <a:avLst/>
-                    </a:prstGeom>
-                    <a:ln w="6350" cap="sq">
-                      <a:solidFill>
-                        <a:srgbClr val="000000"/>
-                      </a:solidFill>
-                      <a:prstDash val="solid"/>
-                      <a:miter lim="800000"/>
-                    </a:ln>
-                    <a:effectLst>
-                      <a:outerShdw blurRad="50800" dist="38100" dir="2700000" algn="tl" rotWithShape="0">
-                        <a:srgbClr val="000000">
-                          <a:alpha val="43000"/>
-                        </a:srgbClr>
-                      </a:outerShdw>
-                    </a:effectLst>
-                  </pic:spPr>
-                </pic:pic>
-              </a:graphicData>
-            </a:graphic>
-          </wp:inline>
-        </w:drawing>
-      </w:r>
-    </w:p>
-    <w:p>
-      <w:pPr>
         <w:pStyle w:val="Heading1"/>
       </w:pPr>
-      <w:bookmarkStart w:id="10" w:name="_Toc157528549"/>
+      <w:bookmarkStart w:id="10" w:name="_Toc206518970"/>
       <w:r>
         <w:t xml:space="preserve">Activity 1-2: </w:t>
       </w:r>
@@ -2144,6 +1875,7 @@
         <w:rPr>
           <w:noProof/>
         </w:rPr>
+        <w:lastRenderedPageBreak/>
         <w:drawing>
           <wp:inline distT="0" distB="0" distL="0" distR="0" wp14:anchorId="4EDDB044" wp14:editId="48B0F6C8">
             <wp:extent cx="3429000" cy="2305050"/>
@@ -2160,7 +1892,7 @@
                     <pic:cNvPicPr/>
                   </pic:nvPicPr>
                   <pic:blipFill>
-                    <a:blip r:embed="rId17"/>
+                    <a:blip r:embed="rId14"/>
                     <a:stretch>
                       <a:fillRect/>
                     </a:stretch>
@@ -2216,7 +1948,6 @@
         </w:numPr>
       </w:pPr>
       <w:r>
-        <w:lastRenderedPageBreak/>
         <w:t xml:space="preserve">Choose the Windows Server Evaluation ISO. Click </w:t>
       </w:r>
       <w:r>
@@ -2270,7 +2001,7 @@
                     <pic:cNvPicPr/>
                   </pic:nvPicPr>
                   <pic:blipFill>
-                    <a:blip r:embed="rId18"/>
+                    <a:blip r:embed="rId15"/>
                     <a:stretch>
                       <a:fillRect/>
                     </a:stretch>
@@ -2493,22 +2224,29 @@
         </w:numPr>
       </w:pPr>
       <w:r>
+        <w:lastRenderedPageBreak/>
         <w:t xml:space="preserve">Click </w:t>
       </w:r>
       <w:r>
         <w:rPr>
           <w:b/>
         </w:rPr>
-        <w:t xml:space="preserve">Custom: Install Windows only </w:t>
-      </w:r>
-      <w:r>
-        <w:rPr>
-          <w:b/>
-        </w:rPr>
-        <w:t>(advanced)</w:t>
+        <w:t>Disk 0 Unallocated Space</w:t>
+      </w:r>
+      <w:r>
+        <w:t xml:space="preserve">, Click </w:t>
+      </w:r>
+      <w:r>
+        <w:rPr>
+          <w:b/>
+        </w:rPr>
+        <w:t>Next</w:t>
       </w:r>
       <w:r>
         <w:t>.</w:t>
+      </w:r>
+      <w:r>
+        <w:t xml:space="preserve"> (If there are any existing partitions, remove them.)</w:t>
       </w:r>
     </w:p>
     <w:p>
@@ -2519,28 +2257,13 @@
         </w:numPr>
       </w:pPr>
       <w:r>
-        <w:t xml:space="preserve">Click </w:t>
-      </w:r>
-      <w:r>
-        <w:rPr>
-          <w:b/>
-        </w:rPr>
-        <w:t>Disk 0 Unallocated Space</w:t>
-      </w:r>
-      <w:r>
-        <w:t xml:space="preserve">, Click </w:t>
-      </w:r>
-      <w:r>
-        <w:rPr>
-          <w:b/>
-        </w:rPr>
-        <w:t>Next</w:t>
-      </w:r>
-      <w:r>
-        <w:t>.</w:t>
-      </w:r>
-      <w:r>
-        <w:t xml:space="preserve"> (If there are any existing partitions, remove them.)</w:t>
+        <w:t xml:space="preserve">Windows </w:t>
+      </w:r>
+      <w:r>
+        <w:t xml:space="preserve">Server </w:t>
+      </w:r>
+      <w:r>
+        <w:t>will install. This may take some time.</w:t>
       </w:r>
     </w:p>
     <w:p>
@@ -2551,13 +2274,61 @@
         </w:numPr>
       </w:pPr>
       <w:r>
-        <w:t xml:space="preserve">Windows </w:t>
-      </w:r>
-      <w:r>
-        <w:t xml:space="preserve">Server </w:t>
-      </w:r>
-      <w:r>
-        <w:t>will install. This may take some time.</w:t>
+        <w:t xml:space="preserve">After Server </w:t>
+      </w:r>
+      <w:r>
+        <w:t>reboots</w:t>
+      </w:r>
+      <w:r>
+        <w:t xml:space="preserve"> </w:t>
+      </w:r>
+      <w:r>
+        <w:sym w:font="Wingdings" w:char="F0E0"/>
+      </w:r>
+      <w:r>
+        <w:t xml:space="preserve"> go to </w:t>
+      </w:r>
+      <w:r>
+        <w:rPr>
+          <w:b/>
+          <w:bCs/>
+        </w:rPr>
+        <w:t>Devices</w:t>
+      </w:r>
+      <w:r>
+        <w:t xml:space="preserve"> </w:t>
+      </w:r>
+      <w:r>
+        <w:sym w:font="Wingdings" w:char="F0E0"/>
+      </w:r>
+      <w:r>
+        <w:t xml:space="preserve"> </w:t>
+      </w:r>
+      <w:r>
+        <w:rPr>
+          <w:b/>
+          <w:bCs/>
+        </w:rPr>
+        <w:t>Optical Drives</w:t>
+      </w:r>
+      <w:r>
+        <w:t xml:space="preserve"> </w:t>
+      </w:r>
+      <w:r>
+        <w:sym w:font="Wingdings" w:char="F0E0"/>
+      </w:r>
+      <w:r>
+        <w:t xml:space="preserve"> </w:t>
+      </w:r>
+      <w:r>
+        <w:rPr>
+          <w:b/>
+          <w:bCs/>
+        </w:rPr>
+        <w:t>Remove disk from virtual drive</w:t>
+      </w:r>
+      <w:r>
+        <w:t>.</w:t>
       </w:r>
     </w:p>
     <w:p>
@@ -2568,62 +2339,14 @@
         </w:numPr>
       </w:pPr>
       <w:r>
-        <w:t xml:space="preserve">After Server is installed </w:t>
-      </w:r>
-      <w:r>
-        <w:sym w:font="Wingdings" w:char="F0E0"/>
-      </w:r>
-      <w:r>
-        <w:t xml:space="preserve"> go to </w:t>
-      </w:r>
-      <w:r>
-        <w:rPr>
-          <w:b/>
-          <w:bCs/>
-        </w:rPr>
-        <w:t>Devices</w:t>
-      </w:r>
-      <w:r>
-        <w:t xml:space="preserve"> </w:t>
-      </w:r>
-      <w:r>
-        <w:sym w:font="Wingdings" w:char="F0E0"/>
-      </w:r>
-      <w:r>
-        <w:t xml:space="preserve"> </w:t>
-      </w:r>
-      <w:r>
-        <w:rPr>
-          <w:b/>
-          <w:bCs/>
-        </w:rPr>
-        <w:t>Optical Drives</w:t>
-      </w:r>
-      <w:r>
-        <w:t xml:space="preserve"> </w:t>
-      </w:r>
-      <w:r>
-        <w:sym w:font="Wingdings" w:char="F0E0"/>
-      </w:r>
-      <w:r>
-        <w:t xml:space="preserve"> </w:t>
-      </w:r>
-      <w:r>
-        <w:rPr>
-          <w:b/>
-          <w:bCs/>
-        </w:rPr>
-        <w:t>Remove disk from virtual drive</w:t>
-      </w:r>
-      <w:r>
-        <w:t>.</w:t>
+        <w:t>The installation will continue.</w:t>
       </w:r>
     </w:p>
     <w:p>
       <w:pPr>
         <w:pStyle w:val="Heading1"/>
       </w:pPr>
-      <w:bookmarkStart w:id="11" w:name="_Toc157528550"/>
+      <w:bookmarkStart w:id="11" w:name="_Toc206518971"/>
       <w:r>
         <w:t>Activity 1-</w:t>
       </w:r>
@@ -2680,7 +2403,6 @@
         </w:numPr>
       </w:pPr>
       <w:r>
-        <w:lastRenderedPageBreak/>
         <w:t>In Server Manager</w:t>
       </w:r>
       <w:r>
@@ -2812,13 +2534,58 @@
         <w:sym w:font="Wingdings" w:char="F0E0"/>
       </w:r>
       <w:r>
-        <w:t xml:space="preserve"> Click Devices </w:t>
+        <w:t xml:space="preserve"> Click </w:t>
+      </w:r>
+      <w:r>
+        <w:rPr>
+          <w:b/>
+          <w:bCs/>
+        </w:rPr>
+        <w:t>Devices</w:t>
+      </w:r>
+      <w:r>
+        <w:t xml:space="preserve"> </w:t>
       </w:r>
       <w:r>
         <w:sym w:font="Wingdings" w:char="F0E0"/>
       </w:r>
       <w:r>
-        <w:t xml:space="preserve"> Insert Guest Editions CD</w:t>
+        <w:t xml:space="preserve"> </w:t>
+      </w:r>
+      <w:r>
+        <w:rPr>
+          <w:b/>
+          <w:bCs/>
+        </w:rPr>
+        <w:t xml:space="preserve">Insert Guest </w:t>
+      </w:r>
+      <w:r>
+        <w:rPr>
+          <w:b/>
+          <w:bCs/>
+        </w:rPr>
+        <w:t>Additions</w:t>
+      </w:r>
+      <w:r>
+        <w:rPr>
+          <w:b/>
+          <w:bCs/>
+        </w:rPr>
+        <w:t xml:space="preserve"> CD</w:t>
+      </w:r>
+      <w:r>
+        <w:t>.</w:t>
+      </w:r>
+    </w:p>
+    <w:p>
+      <w:pPr>
+        <w:numPr>
+          <w:ilvl w:val="0"/>
+          <w:numId w:val="4"/>
+        </w:numPr>
+      </w:pPr>
+      <w:r>
+        <w:t>Install the Guest Additions.</w:t>
       </w:r>
     </w:p>
     <w:p>
@@ -2869,7 +2636,7 @@
       <w:pPr>
         <w:pStyle w:val="Heading1"/>
       </w:pPr>
-      <w:bookmarkStart w:id="12" w:name="_Toc157528551"/>
+      <w:bookmarkStart w:id="12" w:name="_Toc206518972"/>
       <w:r>
         <w:t>Activity 1-</w:t>
       </w:r>
@@ -2914,7 +2681,7 @@
         <w:pStyle w:val="ListParagraph"/>
         <w:numPr>
           <w:ilvl w:val="0"/>
-          <w:numId w:val="6"/>
+          <w:numId w:val="5"/>
         </w:numPr>
       </w:pPr>
       <w:r>
@@ -2983,7 +2750,7 @@
         <w:pStyle w:val="ListParagraph"/>
         <w:numPr>
           <w:ilvl w:val="0"/>
-          <w:numId w:val="6"/>
+          <w:numId w:val="5"/>
         </w:numPr>
       </w:pPr>
       <w:r>
@@ -3064,7 +2831,7 @@
         <w:pStyle w:val="ListParagraph"/>
         <w:numPr>
           <w:ilvl w:val="0"/>
-          <w:numId w:val="6"/>
+          <w:numId w:val="5"/>
         </w:numPr>
       </w:pPr>
       <w:r>
@@ -3113,6 +2880,7 @@
         <w:br/>
       </w:r>
       <w:r>
+        <w:lastRenderedPageBreak/>
         <w:t>Default Gateway: 10.</w:t>
       </w:r>
       <w:r>
@@ -3142,7 +2910,7 @@
       <w:bookmarkStart w:id="13" w:name="_Toc64467100"/>
       <w:bookmarkStart w:id="14" w:name="_Toc73706217"/>
       <w:bookmarkStart w:id="15" w:name="_Toc81324787"/>
-      <w:bookmarkStart w:id="16" w:name="_Toc157528552"/>
+      <w:bookmarkStart w:id="16" w:name="_Toc206518973"/>
       <w:r>
         <w:t>Activity 1-5: Add Internet Access to your Internal Network</w:t>
       </w:r>
@@ -3166,7 +2934,7 @@
         <w:pStyle w:val="ListParagraph"/>
         <w:numPr>
           <w:ilvl w:val="0"/>
-          <w:numId w:val="12"/>
+          <w:numId w:val="11"/>
         </w:numPr>
       </w:pPr>
       <w:r>
@@ -3234,7 +3002,6 @@
         <w:rPr>
           <w:noProof/>
         </w:rPr>
-        <w:lastRenderedPageBreak/>
         <w:drawing>
           <wp:inline distT="0" distB="0" distL="0" distR="0" wp14:anchorId="43BA4ED4" wp14:editId="0283C36A">
             <wp:extent cx="4533333" cy="2723809"/>
@@ -3251,7 +3018,7 @@
                     <pic:cNvPicPr/>
                   </pic:nvPicPr>
                   <pic:blipFill>
-                    <a:blip r:embed="rId19"/>
+                    <a:blip r:embed="rId16"/>
                     <a:stretch>
                       <a:fillRect/>
                     </a:stretch>
@@ -3277,7 +3044,7 @@
         <w:pStyle w:val="ListParagraph"/>
         <w:numPr>
           <w:ilvl w:val="0"/>
-          <w:numId w:val="12"/>
+          <w:numId w:val="11"/>
         </w:numPr>
       </w:pPr>
       <w:r>
@@ -3303,6 +3070,7 @@
         <w:rPr>
           <w:noProof/>
         </w:rPr>
+        <w:lastRenderedPageBreak/>
         <w:drawing>
           <wp:inline distT="0" distB="0" distL="0" distR="0" wp14:anchorId="24BC15DF" wp14:editId="5E9FD571">
             <wp:extent cx="5638095" cy="3085714"/>
@@ -3319,7 +3087,7 @@
                     <pic:cNvPicPr/>
                   </pic:nvPicPr>
                   <pic:blipFill>
-                    <a:blip r:embed="rId20"/>
+                    <a:blip r:embed="rId17"/>
                     <a:stretch>
                       <a:fillRect/>
                     </a:stretch>
@@ -3345,7 +3113,7 @@
         <w:pStyle w:val="ListParagraph"/>
         <w:numPr>
           <w:ilvl w:val="0"/>
-          <w:numId w:val="12"/>
+          <w:numId w:val="11"/>
         </w:numPr>
       </w:pPr>
       <w:r>
@@ -3364,7 +3132,7 @@
         <w:pStyle w:val="ListParagraph"/>
         <w:numPr>
           <w:ilvl w:val="0"/>
-          <w:numId w:val="12"/>
+          <w:numId w:val="11"/>
         </w:numPr>
       </w:pPr>
       <w:r>
@@ -3387,7 +3155,7 @@
         <w:pStyle w:val="ListParagraph"/>
         <w:numPr>
           <w:ilvl w:val="0"/>
-          <w:numId w:val="12"/>
+          <w:numId w:val="11"/>
         </w:numPr>
       </w:pPr>
       <w:r>
@@ -3426,7 +3194,7 @@
         <w:pStyle w:val="ListParagraph"/>
         <w:numPr>
           <w:ilvl w:val="0"/>
-          <w:numId w:val="12"/>
+          <w:numId w:val="11"/>
         </w:numPr>
       </w:pPr>
       <w:r>
@@ -3461,7 +3229,7 @@
         <w:pStyle w:val="ListParagraph"/>
         <w:numPr>
           <w:ilvl w:val="0"/>
-          <w:numId w:val="12"/>
+          <w:numId w:val="11"/>
         </w:numPr>
       </w:pPr>
       <w:r>
@@ -3518,7 +3286,7 @@
         <w:pStyle w:val="ListParagraph"/>
         <w:numPr>
           <w:ilvl w:val="0"/>
-          <w:numId w:val="12"/>
+          <w:numId w:val="11"/>
         </w:numPr>
       </w:pPr>
       <w:r>
@@ -3529,9 +3297,8 @@
       <w:pPr>
         <w:pStyle w:val="Heading2"/>
       </w:pPr>
-      <w:bookmarkStart w:id="17" w:name="_Toc157528553"/>
-      <w:r>
-        <w:lastRenderedPageBreak/>
+      <w:bookmarkStart w:id="17" w:name="_Toc206518974"/>
+      <w:r>
         <w:t xml:space="preserve">After the Evaluation Expires: </w:t>
       </w:r>
       <w:r>
@@ -3585,7 +3352,7 @@
         <w:pStyle w:val="ListParagraph"/>
         <w:numPr>
           <w:ilvl w:val="0"/>
-          <w:numId w:val="7"/>
+          <w:numId w:val="6"/>
         </w:numPr>
       </w:pPr>
       <w:r>
@@ -3606,7 +3373,7 @@
         <w:pStyle w:val="ListParagraph"/>
         <w:numPr>
           <w:ilvl w:val="0"/>
-          <w:numId w:val="7"/>
+          <w:numId w:val="6"/>
         </w:numPr>
       </w:pPr>
       <w:r>
@@ -3642,7 +3409,7 @@
         <w:pStyle w:val="ListParagraph"/>
         <w:numPr>
           <w:ilvl w:val="0"/>
-          <w:numId w:val="7"/>
+          <w:numId w:val="6"/>
         </w:numPr>
       </w:pPr>
       <w:r>
@@ -3672,7 +3439,7 @@
         <w:pStyle w:val="ListParagraph"/>
         <w:numPr>
           <w:ilvl w:val="0"/>
-          <w:numId w:val="7"/>
+          <w:numId w:val="6"/>
         </w:numPr>
       </w:pPr>
       <w:r>
@@ -3692,16 +3459,12 @@
     </w:p>
     <w:p>
       <w:r>
+        <w:lastRenderedPageBreak/>
         <w:t>Attach this completed document to the assignment in Blackboard.</w:t>
       </w:r>
     </w:p>
     <w:sectPr>
-      <w:headerReference w:type="even" r:id="rId21"/>
-      <w:headerReference w:type="default" r:id="rId22"/>
-      <w:footerReference w:type="even" r:id="rId23"/>
-      <w:footerReference w:type="default" r:id="rId24"/>
-      <w:headerReference w:type="first" r:id="rId25"/>
-      <w:footerReference w:type="first" r:id="rId26"/>
+      <w:footerReference w:type="default" r:id="rId18"/>
       <w:pgSz w:w="12240" w:h="15840"/>
       <w:pgMar w:top="1440" w:right="1440" w:bottom="1440" w:left="1440" w:header="720" w:footer="720" w:gutter="0"/>
       <w:cols w:space="720"/>
@@ -3731,16 +3494,6 @@
 </file>
 
 <file path=word/footer1.xml><?xml version="1.0" encoding="utf-8"?>
-<w:ftr xmlns:wpc="http://schemas.microsoft.com/office/word/2010/wordprocessingCanvas" xmlns:cx="http://schemas.microsoft.com/office/drawing/2014/chartex" xmlns:cx1="http://schemas.microsoft.com/office/drawing/2015/9/8/chartex" xmlns:cx2="http://schemas.microsoft.com/office/drawing/2015/10/21/chartex" xmlns:cx3="http://schemas.microsoft.com/office/drawing/2016/5/9/chartex" xmlns:cx4="http://schemas.microsoft.com/office/drawing/2016/5/10/chartex" xmlns:cx5="http://schemas.microsoft.com/office/drawing/2016/5/11/chartex" xmlns:cx6="http://schemas.microsoft.com/office/drawing/2016/5/12/chartex" xmlns:cx7="http://schemas.microsoft.com/office/drawing/2016/5/13/chartex" xmlns:cx8="http://schemas.microsoft.com/office/drawing/2016/5/14/chartex" xmlns:mc="http://schemas.openxmlformats.org/markup-compatibility/2006" xmlns:aink="http://schemas.microsoft.com/office/drawing/2016/ink" xmlns:am3d="http://schemas.microsoft.com/office/drawing/2017/model3d" xmlns:o="urn:schemas-microsoft-com:office:office" xmlns:oel="http://schemas.microsoft.com/office/2019/extlst" xmlns:r="http://schemas.openxmlformats.org/officeDocument/2006/relationships" xmlns:m="http://schemas.openxmlformats.org/officeDocument/2006/math" xmlns:v="urn:schemas-microsoft-com:vml" xmlns:wp14="http://schemas.microsoft.com/office/word/2010/wordprocessingDrawing" xmlns:wp="http://schemas.openxmlformats.org/drawingml/2006/wordprocessingDrawing" xmlns:w10="urn:schemas-microsoft-com:office:word" xmlns:w="http://schemas.openxmlformats.org/wordprocessingml/2006/main" xmlns:w14="http://schemas.microsoft.com/office/word/2010/wordml" xmlns:w15="http://schemas.microsoft.com/office/word/2012/wordml" xmlns:w16cex="http://schemas.microsoft.com/office/word/2018/wordml/cex" xmlns:w16cid="http://schemas.microsoft.com/office/word/2016/wordml/cid" xmlns:w16="http://schemas.microsoft.com/office/word/2018/wordml" xmlns:w16du="http://schemas.microsoft.com/office/word/2023/wordml/word16du" xmlns:w16sdtdh="http://schemas.microsoft.com/office/word/2020/wordml/sdtdatahash" xmlns:w16sdtfl="http://schemas.microsoft.com/office/word/2024/wordml/sdtformatlock" xmlns:w16se="http://schemas.microsoft.com/office/word/2015/wordml/symex" xmlns:wpg="http://schemas.microsoft.com/office/word/2010/wordprocessingGroup" xmlns:wpi="http://schemas.microsoft.com/office/word/2010/wordprocessingInk" xmlns:wne="http://schemas.microsoft.com/office/word/2006/wordml" xmlns:wps="http://schemas.microsoft.com/office/word/2010/wordprocessingShape" mc:Ignorable="w14 w15 w16se w16cid w16 w16cex w16sdtdh w16sdtfl w16du wp14">
-  <w:p>
-    <w:pPr>
-      <w:pStyle w:val="Footer"/>
-    </w:pPr>
-  </w:p>
-</w:ftr>
-</file>
-
-<file path=word/footer2.xml><?xml version="1.0" encoding="utf-8"?>
 <w:ftr xmlns:wpc="http://schemas.microsoft.com/office/word/2010/wordprocessingCanvas" xmlns:cx="http://schemas.microsoft.com/office/drawing/2014/chartex" xmlns:cx1="http://schemas.microsoft.com/office/drawing/2015/9/8/chartex" xmlns:cx2="http://schemas.microsoft.com/office/drawing/2015/10/21/chartex" xmlns:cx3="http://schemas.microsoft.com/office/drawing/2016/5/9/chartex" xmlns:cx4="http://schemas.microsoft.com/office/drawing/2016/5/10/chartex" xmlns:cx5="http://schemas.microsoft.com/office/drawing/2016/5/11/chartex" xmlns:cx6="http://schemas.microsoft.com/office/drawing/2016/5/12/chartex" xmlns:cx7="http://schemas.microsoft.com/office/drawing/2016/5/13/chartex" xmlns:cx8="http://schemas.microsoft.com/office/drawing/2016/5/14/chartex" xmlns:mc="http://schemas.openxmlformats.org/markup-compatibility/2006" xmlns:aink="http://schemas.microsoft.com/office/drawing/2016/ink" xmlns:am3d="http://schemas.microsoft.com/office/drawing/2017/model3d" xmlns:o="urn:schemas-microsoft-com:office:office" xmlns:oel="http://schemas.microsoft.com/office/2019/extlst" xmlns:r="http://schemas.openxmlformats.org/officeDocument/2006/relationships" xmlns:m="http://schemas.openxmlformats.org/officeDocument/2006/math" xmlns:v="urn:schemas-microsoft-com:vml" xmlns:wp14="http://schemas.microsoft.com/office/word/2010/wordprocessingDrawing" xmlns:wp="http://schemas.openxmlformats.org/drawingml/2006/wordprocessingDrawing" xmlns:w10="urn:schemas-microsoft-com:office:word" xmlns:w="http://schemas.openxmlformats.org/wordprocessingml/2006/main" xmlns:w14="http://schemas.microsoft.com/office/word/2010/wordml" xmlns:w15="http://schemas.microsoft.com/office/word/2012/wordml" xmlns:w16cex="http://schemas.microsoft.com/office/word/2018/wordml/cex" xmlns:w16cid="http://schemas.microsoft.com/office/word/2016/wordml/cid" xmlns:w16="http://schemas.microsoft.com/office/word/2018/wordml" xmlns:w16du="http://schemas.microsoft.com/office/word/2023/wordml/word16du" xmlns:w16sdtdh="http://schemas.microsoft.com/office/word/2020/wordml/sdtdatahash" xmlns:w16sdtfl="http://schemas.microsoft.com/office/word/2024/wordml/sdtformatlock" xmlns:w16se="http://schemas.microsoft.com/office/word/2015/wordml/symex" xmlns:wpg="http://schemas.microsoft.com/office/word/2010/wordprocessingGroup" xmlns:wpi="http://schemas.microsoft.com/office/word/2010/wordprocessingInk" xmlns:wne="http://schemas.microsoft.com/office/word/2006/wordml" xmlns:wps="http://schemas.microsoft.com/office/word/2010/wordprocessingShape" mc:Ignorable="w14 w15 w16se w16cid w16 w16cex w16sdtdh w16sdtfl w16du wp14">
   <w:p>
     <w:pPr>
@@ -3825,13 +3578,13 @@
       <w:t>0</w:t>
     </w:r>
     <w:r>
-      <w:t>7</w:t>
+      <w:t>8</w:t>
     </w:r>
     <w:r>
       <w:t>/</w:t>
     </w:r>
     <w:r>
-      <w:t>02</w:t>
+      <w:t>19</w:t>
     </w:r>
     <w:r>
       <w:t>/</w:t>
@@ -3840,18 +3593,8 @@
       <w:t>202</w:t>
     </w:r>
     <w:r>
-      <w:t>4</w:t>
+      <w:t>5</w:t>
     </w:r>
-  </w:p>
-</w:ftr>
-</file>
-
-<file path=word/footer3.xml><?xml version="1.0" encoding="utf-8"?>
-<w:ftr xmlns:wpc="http://schemas.microsoft.com/office/word/2010/wordprocessingCanvas" xmlns:cx="http://schemas.microsoft.com/office/drawing/2014/chartex" xmlns:cx1="http://schemas.microsoft.com/office/drawing/2015/9/8/chartex" xmlns:cx2="http://schemas.microsoft.com/office/drawing/2015/10/21/chartex" xmlns:cx3="http://schemas.microsoft.com/office/drawing/2016/5/9/chartex" xmlns:cx4="http://schemas.microsoft.com/office/drawing/2016/5/10/chartex" xmlns:cx5="http://schemas.microsoft.com/office/drawing/2016/5/11/chartex" xmlns:cx6="http://schemas.microsoft.com/office/drawing/2016/5/12/chartex" xmlns:cx7="http://schemas.microsoft.com/office/drawing/2016/5/13/chartex" xmlns:cx8="http://schemas.microsoft.com/office/drawing/2016/5/14/chartex" xmlns:mc="http://schemas.openxmlformats.org/markup-compatibility/2006" xmlns:aink="http://schemas.microsoft.com/office/drawing/2016/ink" xmlns:am3d="http://schemas.microsoft.com/office/drawing/2017/model3d" xmlns:o="urn:schemas-microsoft-com:office:office" xmlns:oel="http://schemas.microsoft.com/office/2019/extlst" xmlns:r="http://schemas.openxmlformats.org/officeDocument/2006/relationships" xmlns:m="http://schemas.openxmlformats.org/officeDocument/2006/math" xmlns:v="urn:schemas-microsoft-com:vml" xmlns:wp14="http://schemas.microsoft.com/office/word/2010/wordprocessingDrawing" xmlns:wp="http://schemas.openxmlformats.org/drawingml/2006/wordprocessingDrawing" xmlns:w10="urn:schemas-microsoft-com:office:word" xmlns:w="http://schemas.openxmlformats.org/wordprocessingml/2006/main" xmlns:w14="http://schemas.microsoft.com/office/word/2010/wordml" xmlns:w15="http://schemas.microsoft.com/office/word/2012/wordml" xmlns:w16cex="http://schemas.microsoft.com/office/word/2018/wordml/cex" xmlns:w16cid="http://schemas.microsoft.com/office/word/2016/wordml/cid" xmlns:w16="http://schemas.microsoft.com/office/word/2018/wordml" xmlns:w16du="http://schemas.microsoft.com/office/word/2023/wordml/word16du" xmlns:w16sdtdh="http://schemas.microsoft.com/office/word/2020/wordml/sdtdatahash" xmlns:w16sdtfl="http://schemas.microsoft.com/office/word/2024/wordml/sdtformatlock" xmlns:w16se="http://schemas.microsoft.com/office/word/2015/wordml/symex" xmlns:wpg="http://schemas.microsoft.com/office/word/2010/wordprocessingGroup" xmlns:wpi="http://schemas.microsoft.com/office/word/2010/wordprocessingInk" xmlns:wne="http://schemas.microsoft.com/office/word/2006/wordml" xmlns:wps="http://schemas.microsoft.com/office/word/2010/wordprocessingShape" mc:Ignorable="w14 w15 w16se w16cid w16 w16cex w16sdtdh w16sdtfl w16du wp14">
-  <w:p>
-    <w:pPr>
-      <w:pStyle w:val="Footer"/>
-    </w:pPr>
   </w:p>
 </w:ftr>
 </file>
@@ -3873,36 +3616,6 @@
     </w:p>
   </w:footnote>
 </w:footnotes>
-</file>
-
-<file path=word/header1.xml><?xml version="1.0" encoding="utf-8"?>
-<w:hdr xmlns:wpc="http://schemas.microsoft.com/office/word/2010/wordprocessingCanvas" xmlns:cx="http://schemas.microsoft.com/office/drawing/2014/chartex" xmlns:cx1="http://schemas.microsoft.com/office/drawing/2015/9/8/chartex" xmlns:cx2="http://schemas.microsoft.com/office/drawing/2015/10/21/chartex" xmlns:cx3="http://schemas.microsoft.com/office/drawing/2016/5/9/chartex" xmlns:cx4="http://schemas.microsoft.com/office/drawing/2016/5/10/chartex" xmlns:cx5="http://schemas.microsoft.com/office/drawing/2016/5/11/chartex" xmlns:cx6="http://schemas.microsoft.com/office/drawing/2016/5/12/chartex" xmlns:cx7="http://schemas.microsoft.com/office/drawing/2016/5/13/chartex" xmlns:cx8="http://schemas.microsoft.com/office/drawing/2016/5/14/chartex" xmlns:mc="http://schemas.openxmlformats.org/markup-compatibility/2006" xmlns:aink="http://schemas.microsoft.com/office/drawing/2016/ink" xmlns:am3d="http://schemas.microsoft.com/office/drawing/2017/model3d" xmlns:o="urn:schemas-microsoft-com:office:office" xmlns:oel="http://schemas.microsoft.com/office/2019/extlst" xmlns:r="http://schemas.openxmlformats.org/officeDocument/2006/relationships" xmlns:m="http://schemas.openxmlformats.org/officeDocument/2006/math" xmlns:v="urn:schemas-microsoft-com:vml" xmlns:wp14="http://schemas.microsoft.com/office/word/2010/wordprocessingDrawing" xmlns:wp="http://schemas.openxmlformats.org/drawingml/2006/wordprocessingDrawing" xmlns:w10="urn:schemas-microsoft-com:office:word" xmlns:w="http://schemas.openxmlformats.org/wordprocessingml/2006/main" xmlns:w14="http://schemas.microsoft.com/office/word/2010/wordml" xmlns:w15="http://schemas.microsoft.com/office/word/2012/wordml" xmlns:w16cex="http://schemas.microsoft.com/office/word/2018/wordml/cex" xmlns:w16cid="http://schemas.microsoft.com/office/word/2016/wordml/cid" xmlns:w16="http://schemas.microsoft.com/office/word/2018/wordml" xmlns:w16du="http://schemas.microsoft.com/office/word/2023/wordml/word16du" xmlns:w16sdtdh="http://schemas.microsoft.com/office/word/2020/wordml/sdtdatahash" xmlns:w16sdtfl="http://schemas.microsoft.com/office/word/2024/wordml/sdtformatlock" xmlns:w16se="http://schemas.microsoft.com/office/word/2015/wordml/symex" xmlns:wpg="http://schemas.microsoft.com/office/word/2010/wordprocessingGroup" xmlns:wpi="http://schemas.microsoft.com/office/word/2010/wordprocessingInk" xmlns:wne="http://schemas.microsoft.com/office/word/2006/wordml" xmlns:wps="http://schemas.microsoft.com/office/word/2010/wordprocessingShape" mc:Ignorable="w14 w15 w16se w16cid w16 w16cex w16sdtdh w16sdtfl w16du wp14">
-  <w:p>
-    <w:pPr>
-      <w:pStyle w:val="Header"/>
-    </w:pPr>
-  </w:p>
-</w:hdr>
-</file>
-
-<file path=word/header2.xml><?xml version="1.0" encoding="utf-8"?>
-<w:hdr xmlns:wpc="http://schemas.microsoft.com/office/word/2010/wordprocessingCanvas" xmlns:cx="http://schemas.microsoft.com/office/drawing/2014/chartex" xmlns:cx1="http://schemas.microsoft.com/office/drawing/2015/9/8/chartex" xmlns:cx2="http://schemas.microsoft.com/office/drawing/2015/10/21/chartex" xmlns:cx3="http://schemas.microsoft.com/office/drawing/2016/5/9/chartex" xmlns:cx4="http://schemas.microsoft.com/office/drawing/2016/5/10/chartex" xmlns:cx5="http://schemas.microsoft.com/office/drawing/2016/5/11/chartex" xmlns:cx6="http://schemas.microsoft.com/office/drawing/2016/5/12/chartex" xmlns:cx7="http://schemas.microsoft.com/office/drawing/2016/5/13/chartex" xmlns:cx8="http://schemas.microsoft.com/office/drawing/2016/5/14/chartex" xmlns:mc="http://schemas.openxmlformats.org/markup-compatibility/2006" xmlns:aink="http://schemas.microsoft.com/office/drawing/2016/ink" xmlns:am3d="http://schemas.microsoft.com/office/drawing/2017/model3d" xmlns:o="urn:schemas-microsoft-com:office:office" xmlns:oel="http://schemas.microsoft.com/office/2019/extlst" xmlns:r="http://schemas.openxmlformats.org/officeDocument/2006/relationships" xmlns:m="http://schemas.openxmlformats.org/officeDocument/2006/math" xmlns:v="urn:schemas-microsoft-com:vml" xmlns:wp14="http://schemas.microsoft.com/office/word/2010/wordprocessingDrawing" xmlns:wp="http://schemas.openxmlformats.org/drawingml/2006/wordprocessingDrawing" xmlns:w10="urn:schemas-microsoft-com:office:word" xmlns:w="http://schemas.openxmlformats.org/wordprocessingml/2006/main" xmlns:w14="http://schemas.microsoft.com/office/word/2010/wordml" xmlns:w15="http://schemas.microsoft.com/office/word/2012/wordml" xmlns:w16cex="http://schemas.microsoft.com/office/word/2018/wordml/cex" xmlns:w16cid="http://schemas.microsoft.com/office/word/2016/wordml/cid" xmlns:w16="http://schemas.microsoft.com/office/word/2018/wordml" xmlns:w16du="http://schemas.microsoft.com/office/word/2023/wordml/word16du" xmlns:w16sdtdh="http://schemas.microsoft.com/office/word/2020/wordml/sdtdatahash" xmlns:w16sdtfl="http://schemas.microsoft.com/office/word/2024/wordml/sdtformatlock" xmlns:w16se="http://schemas.microsoft.com/office/word/2015/wordml/symex" xmlns:wpg="http://schemas.microsoft.com/office/word/2010/wordprocessingGroup" xmlns:wpi="http://schemas.microsoft.com/office/word/2010/wordprocessingInk" xmlns:wne="http://schemas.microsoft.com/office/word/2006/wordml" xmlns:wps="http://schemas.microsoft.com/office/word/2010/wordprocessingShape" mc:Ignorable="w14 w15 w16se w16cid w16 w16cex w16sdtdh w16sdtfl w16du wp14">
-  <w:p>
-    <w:pPr>
-      <w:pStyle w:val="Header"/>
-    </w:pPr>
-  </w:p>
-</w:hdr>
-</file>
-
-<file path=word/header3.xml><?xml version="1.0" encoding="utf-8"?>
-<w:hdr xmlns:wpc="http://schemas.microsoft.com/office/word/2010/wordprocessingCanvas" xmlns:cx="http://schemas.microsoft.com/office/drawing/2014/chartex" xmlns:cx1="http://schemas.microsoft.com/office/drawing/2015/9/8/chartex" xmlns:cx2="http://schemas.microsoft.com/office/drawing/2015/10/21/chartex" xmlns:cx3="http://schemas.microsoft.com/office/drawing/2016/5/9/chartex" xmlns:cx4="http://schemas.microsoft.com/office/drawing/2016/5/10/chartex" xmlns:cx5="http://schemas.microsoft.com/office/drawing/2016/5/11/chartex" xmlns:cx6="http://schemas.microsoft.com/office/drawing/2016/5/12/chartex" xmlns:cx7="http://schemas.microsoft.com/office/drawing/2016/5/13/chartex" xmlns:cx8="http://schemas.microsoft.com/office/drawing/2016/5/14/chartex" xmlns:mc="http://schemas.openxmlformats.org/markup-compatibility/2006" xmlns:aink="http://schemas.microsoft.com/office/drawing/2016/ink" xmlns:am3d="http://schemas.microsoft.com/office/drawing/2017/model3d" xmlns:o="urn:schemas-microsoft-com:office:office" xmlns:oel="http://schemas.microsoft.com/office/2019/extlst" xmlns:r="http://schemas.openxmlformats.org/officeDocument/2006/relationships" xmlns:m="http://schemas.openxmlformats.org/officeDocument/2006/math" xmlns:v="urn:schemas-microsoft-com:vml" xmlns:wp14="http://schemas.microsoft.com/office/word/2010/wordprocessingDrawing" xmlns:wp="http://schemas.openxmlformats.org/drawingml/2006/wordprocessingDrawing" xmlns:w10="urn:schemas-microsoft-com:office:word" xmlns:w="http://schemas.openxmlformats.org/wordprocessingml/2006/main" xmlns:w14="http://schemas.microsoft.com/office/word/2010/wordml" xmlns:w15="http://schemas.microsoft.com/office/word/2012/wordml" xmlns:w16cex="http://schemas.microsoft.com/office/word/2018/wordml/cex" xmlns:w16cid="http://schemas.microsoft.com/office/word/2016/wordml/cid" xmlns:w16="http://schemas.microsoft.com/office/word/2018/wordml" xmlns:w16du="http://schemas.microsoft.com/office/word/2023/wordml/word16du" xmlns:w16sdtdh="http://schemas.microsoft.com/office/word/2020/wordml/sdtdatahash" xmlns:w16sdtfl="http://schemas.microsoft.com/office/word/2024/wordml/sdtformatlock" xmlns:w16se="http://schemas.microsoft.com/office/word/2015/wordml/symex" xmlns:wpg="http://schemas.microsoft.com/office/word/2010/wordprocessingGroup" xmlns:wpi="http://schemas.microsoft.com/office/word/2010/wordprocessingInk" xmlns:wne="http://schemas.microsoft.com/office/word/2006/wordml" xmlns:wps="http://schemas.microsoft.com/office/word/2010/wordprocessingShape" mc:Ignorable="w14 w15 w16se w16cid w16 w16cex w16sdtdh w16sdtfl w16du wp14">
-  <w:p>
-    <w:pPr>
-      <w:pStyle w:val="Header"/>
-    </w:pPr>
-  </w:p>
-</w:hdr>
 </file>
 
 <file path=word/numbering.xml><?xml version="1.0" encoding="utf-8"?>
@@ -4080,92 +3793,6 @@
     </w:lvl>
   </w:abstractNum>
   <w:abstractNum w:abstractNumId="2" w15:restartNumberingAfterBreak="0">
-    <w:nsid w:val="24F2209E"/>
-    <w:multiLevelType w:val="multilevel"/>
-    <w:tmpl w:val="2FDEC02E"/>
-    <w:lvl w:ilvl="0">
-      <w:start w:val="1"/>
-      <w:numFmt w:val="decimal"/>
-      <w:lvlText w:val="%1."/>
-      <w:lvlJc w:val="left"/>
-      <w:pPr>
-        <w:ind w:left="720" w:hanging="360"/>
-      </w:pPr>
-    </w:lvl>
-    <w:lvl w:ilvl="1">
-      <w:start w:val="1"/>
-      <w:numFmt w:val="lowerLetter"/>
-      <w:lvlText w:val="%2)"/>
-      <w:lvlJc w:val="left"/>
-      <w:pPr>
-        <w:ind w:left="1080" w:hanging="360"/>
-      </w:pPr>
-    </w:lvl>
-    <w:lvl w:ilvl="2">
-      <w:start w:val="1"/>
-      <w:numFmt w:val="lowerRoman"/>
-      <w:lvlText w:val="%3)"/>
-      <w:lvlJc w:val="left"/>
-      <w:pPr>
-        <w:ind w:left="1440" w:hanging="360"/>
-      </w:pPr>
-    </w:lvl>
-    <w:lvl w:ilvl="3">
-      <w:start w:val="1"/>
-      <w:numFmt w:val="decimal"/>
-      <w:lvlText w:val="(%4)"/>
-      <w:lvlJc w:val="left"/>
-      <w:pPr>
-        <w:ind w:left="1800" w:hanging="360"/>
-      </w:pPr>
-    </w:lvl>
-    <w:lvl w:ilvl="4">
-      <w:start w:val="1"/>
-      <w:numFmt w:val="lowerLetter"/>
-      <w:lvlText w:val="(%5)"/>
-      <w:lvlJc w:val="left"/>
-      <w:pPr>
-        <w:ind w:left="2160" w:hanging="360"/>
-      </w:pPr>
-    </w:lvl>
-    <w:lvl w:ilvl="5">
-      <w:start w:val="1"/>
-      <w:numFmt w:val="lowerRoman"/>
-      <w:lvlText w:val="(%6)"/>
-      <w:lvlJc w:val="left"/>
-      <w:pPr>
-        <w:ind w:left="2520" w:hanging="360"/>
-      </w:pPr>
-    </w:lvl>
-    <w:lvl w:ilvl="6">
-      <w:start w:val="1"/>
-      <w:numFmt w:val="decimal"/>
-      <w:lvlText w:val="%7."/>
-      <w:lvlJc w:val="left"/>
-      <w:pPr>
-        <w:ind w:left="2880" w:hanging="360"/>
-      </w:pPr>
-    </w:lvl>
-    <w:lvl w:ilvl="7">
-      <w:start w:val="1"/>
-      <w:numFmt w:val="lowerLetter"/>
-      <w:lvlText w:val="%8."/>
-      <w:lvlJc w:val="left"/>
-      <w:pPr>
-        <w:ind w:left="3240" w:hanging="360"/>
-      </w:pPr>
-    </w:lvl>
-    <w:lvl w:ilvl="8">
-      <w:start w:val="1"/>
-      <w:numFmt w:val="lowerRoman"/>
-      <w:lvlText w:val="%9."/>
-      <w:lvlJc w:val="left"/>
-      <w:pPr>
-        <w:ind w:left="3600" w:hanging="360"/>
-      </w:pPr>
-    </w:lvl>
-  </w:abstractNum>
-  <w:abstractNum w:abstractNumId="3" w15:restartNumberingAfterBreak="0">
     <w:nsid w:val="3AED4A6D"/>
     <w:multiLevelType w:val="hybridMultilevel"/>
     <w:tmpl w:val="E496030C"/>
@@ -4278,7 +3905,7 @@
       </w:rPr>
     </w:lvl>
   </w:abstractNum>
-  <w:abstractNum w:abstractNumId="4" w15:restartNumberingAfterBreak="0">
+  <w:abstractNum w:abstractNumId="3" w15:restartNumberingAfterBreak="0">
     <w:nsid w:val="496F6BD2"/>
     <w:multiLevelType w:val="multilevel"/>
     <w:tmpl w:val="FFE47BFC"/>
@@ -4392,7 +4019,7 @@
       </w:pPr>
     </w:lvl>
   </w:abstractNum>
-  <w:abstractNum w:abstractNumId="5" w15:restartNumberingAfterBreak="0">
+  <w:abstractNum w:abstractNumId="4" w15:restartNumberingAfterBreak="0">
     <w:nsid w:val="4C371070"/>
     <w:multiLevelType w:val="multilevel"/>
     <w:tmpl w:val="E910B2A0"/>
@@ -4533,7 +4160,7 @@
       </w:rPr>
     </w:lvl>
   </w:abstractNum>
-  <w:abstractNum w:abstractNumId="6" w15:restartNumberingAfterBreak="0">
+  <w:abstractNum w:abstractNumId="5" w15:restartNumberingAfterBreak="0">
     <w:nsid w:val="51FB5A7D"/>
     <w:multiLevelType w:val="multilevel"/>
     <w:tmpl w:val="8110A418"/>
@@ -4619,7 +4246,7 @@
       </w:pPr>
     </w:lvl>
   </w:abstractNum>
-  <w:abstractNum w:abstractNumId="7" w15:restartNumberingAfterBreak="0">
+  <w:abstractNum w:abstractNumId="6" w15:restartNumberingAfterBreak="0">
     <w:nsid w:val="5B43680F"/>
     <w:multiLevelType w:val="multilevel"/>
     <w:tmpl w:val="B3CAEC62"/>
@@ -4705,7 +4332,7 @@
       </w:pPr>
     </w:lvl>
   </w:abstractNum>
-  <w:abstractNum w:abstractNumId="8" w15:restartNumberingAfterBreak="0">
+  <w:abstractNum w:abstractNumId="7" w15:restartNumberingAfterBreak="0">
     <w:nsid w:val="62F524DE"/>
     <w:multiLevelType w:val="hybridMultilevel"/>
     <w:tmpl w:val="033450FA"/>
@@ -4791,7 +4418,7 @@
       </w:pPr>
     </w:lvl>
   </w:abstractNum>
-  <w:abstractNum w:abstractNumId="9" w15:restartNumberingAfterBreak="0">
+  <w:abstractNum w:abstractNumId="8" w15:restartNumberingAfterBreak="0">
     <w:nsid w:val="67493A18"/>
     <w:multiLevelType w:val="hybridMultilevel"/>
     <w:tmpl w:val="EFBC8FD4"/>
@@ -4877,7 +4504,7 @@
       </w:pPr>
     </w:lvl>
   </w:abstractNum>
-  <w:abstractNum w:abstractNumId="10" w15:restartNumberingAfterBreak="0">
+  <w:abstractNum w:abstractNumId="9" w15:restartNumberingAfterBreak="0">
     <w:nsid w:val="70A7121C"/>
     <w:multiLevelType w:val="multilevel"/>
     <w:tmpl w:val="8110A418"/>
@@ -4963,7 +4590,7 @@
       </w:pPr>
     </w:lvl>
   </w:abstractNum>
-  <w:abstractNum w:abstractNumId="11" w15:restartNumberingAfterBreak="0">
+  <w:abstractNum w:abstractNumId="10" w15:restartNumberingAfterBreak="0">
     <w:nsid w:val="72545A1D"/>
     <w:multiLevelType w:val="multilevel"/>
     <w:tmpl w:val="9FF29978"/>
@@ -5049,7 +4676,7 @@
       </w:pPr>
     </w:lvl>
   </w:abstractNum>
-  <w:abstractNum w:abstractNumId="12" w15:restartNumberingAfterBreak="0">
+  <w:abstractNum w:abstractNumId="11" w15:restartNumberingAfterBreak="0">
     <w:nsid w:val="7453588E"/>
     <w:multiLevelType w:val="multilevel"/>
     <w:tmpl w:val="8110A418"/>
@@ -5136,45 +4763,42 @@
     </w:lvl>
   </w:abstractNum>
   <w:num w:numId="1" w16cid:durableId="857432261">
+    <w:abstractNumId w:val="4"/>
+  </w:num>
+  <w:num w:numId="2" w16cid:durableId="1731492805">
+    <w:abstractNumId w:val="3"/>
+  </w:num>
+  <w:num w:numId="3" w16cid:durableId="1373113541">
+    <w:abstractNumId w:val="11"/>
+  </w:num>
+  <w:num w:numId="4" w16cid:durableId="1396970104">
+    <w:abstractNumId w:val="9"/>
+  </w:num>
+  <w:num w:numId="5" w16cid:durableId="1649628971">
+    <w:abstractNumId w:val="10"/>
+  </w:num>
+  <w:num w:numId="6" w16cid:durableId="1523011588">
     <w:abstractNumId w:val="5"/>
   </w:num>
-  <w:num w:numId="2" w16cid:durableId="1731492805">
-    <w:abstractNumId w:val="4"/>
+  <w:num w:numId="7" w16cid:durableId="1506093492">
+    <w:abstractNumId w:val="8"/>
   </w:num>
-  <w:num w:numId="3" w16cid:durableId="1373113541">
-    <w:abstractNumId w:val="12"/>
+  <w:num w:numId="8" w16cid:durableId="1983801656">
+    <w:abstractNumId w:val="6"/>
   </w:num>
-  <w:num w:numId="4" w16cid:durableId="1396970104">
-    <w:abstractNumId w:val="10"/>
+  <w:num w:numId="9" w16cid:durableId="869683379">
+    <w:abstractNumId w:val="1"/>
   </w:num>
-  <w:num w:numId="5" w16cid:durableId="2118332393">
+  <w:num w:numId="10" w16cid:durableId="1930195968">
+    <w:abstractNumId w:val="0"/>
+  </w:num>
+  <w:num w:numId="11" w16cid:durableId="683746929">
+    <w:abstractNumId w:val="7"/>
+  </w:num>
+  <w:num w:numId="12" w16cid:durableId="306520271">
     <w:abstractNumId w:val="2"/>
   </w:num>
-  <w:num w:numId="6" w16cid:durableId="1649628971">
-    <w:abstractNumId w:val="11"/>
-  </w:num>
-  <w:num w:numId="7" w16cid:durableId="1523011588">
-    <w:abstractNumId w:val="6"/>
-  </w:num>
-  <w:num w:numId="8" w16cid:durableId="1506093492">
-    <w:abstractNumId w:val="9"/>
-  </w:num>
-  <w:num w:numId="9" w16cid:durableId="1983801656">
-    <w:abstractNumId w:val="7"/>
-  </w:num>
-  <w:num w:numId="10" w16cid:durableId="869683379">
-    <w:abstractNumId w:val="1"/>
-  </w:num>
-  <w:num w:numId="11" w16cid:durableId="1930195968">
-    <w:abstractNumId w:val="0"/>
-  </w:num>
-  <w:num w:numId="12" w16cid:durableId="683746929">
-    <w:abstractNumId w:val="8"/>
-  </w:num>
-  <w:num w:numId="13" w16cid:durableId="306520271">
-    <w:abstractNumId w:val="3"/>
-  </w:num>
-  <w:numIdMacAtCleanup w:val="13"/>
+  <w:numIdMacAtCleanup w:val="12"/>
 </w:numbering>
 </file>
 
@@ -5485,7 +5109,7 @@
   <w:style w:type="paragraph" w:default="1" w:styleId="Normal">
     <w:name w:val="Normal"/>
     <w:qFormat/>
-    <w:rsid w:val="005C3D11"/>
+    <w:rsid w:val="002E24E0"/>
     <w:pPr>
       <w:spacing w:before="160" w:after="80" w:line="336" w:lineRule="auto"/>
     </w:pPr>
@@ -5500,7 +5124,7 @@
     <w:next w:val="Normal"/>
     <w:link w:val="Heading1Char"/>
     <w:qFormat/>
-    <w:rsid w:val="005C3D11"/>
+    <w:rsid w:val="002E24E0"/>
     <w:pPr>
       <w:keepNext/>
       <w:spacing w:before="400" w:after="200" w:line="240" w:lineRule="auto"/>
@@ -5520,7 +5144,7 @@
     <w:next w:val="Normal"/>
     <w:link w:val="Heading2Char"/>
     <w:qFormat/>
-    <w:rsid w:val="005C3D11"/>
+    <w:rsid w:val="002E24E0"/>
     <w:pPr>
       <w:keepNext/>
       <w:pBdr>
@@ -5544,7 +5168,7 @@
     <w:next w:val="Normal"/>
     <w:link w:val="Heading3Char"/>
     <w:qFormat/>
-    <w:rsid w:val="005C3D11"/>
+    <w:rsid w:val="002E24E0"/>
     <w:pPr>
       <w:keepNext/>
       <w:autoSpaceDE w:val="0"/>
@@ -5565,7 +5189,7 @@
     <w:uiPriority w:val="1"/>
     <w:semiHidden/>
     <w:unhideWhenUsed/>
-    <w:rsid w:val="005C3D11"/>
+    <w:rsid w:val="002E24E0"/>
   </w:style>
   <w:style w:type="table" w:default="1" w:styleId="TableNormal">
     <w:name w:val="Normal Table"/>
@@ -5587,14 +5211,14 @@
     <w:uiPriority w:val="99"/>
     <w:semiHidden/>
     <w:unhideWhenUsed/>
-    <w:rsid w:val="005C3D11"/>
+    <w:rsid w:val="002E24E0"/>
   </w:style>
   <w:style w:type="paragraph" w:styleId="ListParagraph">
     <w:name w:val="List Paragraph"/>
     <w:basedOn w:val="Normal"/>
     <w:uiPriority w:val="34"/>
     <w:qFormat/>
-    <w:rsid w:val="005C3D11"/>
+    <w:rsid w:val="002E24E0"/>
     <w:pPr>
       <w:ind w:left="720"/>
     </w:pPr>
@@ -5602,7 +5226,7 @@
   <w:style w:type="character" w:styleId="Hyperlink">
     <w:name w:val="Hyperlink"/>
     <w:uiPriority w:val="99"/>
-    <w:rsid w:val="005C3D11"/>
+    <w:rsid w:val="002E24E0"/>
     <w:rPr>
       <w:color w:val="0000FF"/>
       <w:u w:val="single"/>
@@ -5612,7 +5236,7 @@
     <w:name w:val="header"/>
     <w:basedOn w:val="Normal"/>
     <w:link w:val="HeaderChar"/>
-    <w:rsid w:val="005C3D11"/>
+    <w:rsid w:val="002E24E0"/>
     <w:pPr>
       <w:tabs>
         <w:tab w:val="left" w:pos="5040"/>
@@ -5638,7 +5262,7 @@
     <w:name w:val="footer"/>
     <w:basedOn w:val="Normal"/>
     <w:link w:val="FooterChar"/>
-    <w:rsid w:val="005C3D11"/>
+    <w:rsid w:val="002E24E0"/>
     <w:pPr>
       <w:pBdr>
         <w:top w:val="single" w:sz="4" w:space="1" w:color="auto"/>
@@ -5678,7 +5302,7 @@
   </w:style>
   <w:style w:type="character" w:styleId="FollowedHyperlink">
     <w:name w:val="FollowedHyperlink"/>
-    <w:rsid w:val="005C3D11"/>
+    <w:rsid w:val="002E24E0"/>
     <w:rPr>
       <w:color w:val="800080"/>
       <w:u w:val="single"/>
@@ -5714,7 +5338,7 @@
   <w:style w:type="paragraph" w:customStyle="1" w:styleId="NumberedHeading2">
     <w:name w:val="Numbered Heading 2"/>
     <w:basedOn w:val="Normal"/>
-    <w:rsid w:val="005C3D11"/>
+    <w:rsid w:val="002E24E0"/>
     <w:pPr>
       <w:numPr>
         <w:numId w:val="1"/>
@@ -5724,7 +5348,7 @@
   <w:style w:type="paragraph" w:customStyle="1" w:styleId="Outlinenumbering">
     <w:name w:val="Outline numbering"/>
     <w:basedOn w:val="Normal"/>
-    <w:rsid w:val="005C3D11"/>
+    <w:rsid w:val="002E24E0"/>
     <w:pPr>
       <w:numPr>
         <w:numId w:val="2"/>
@@ -5742,7 +5366,7 @@
   <w:style w:type="character" w:styleId="PageNumber">
     <w:name w:val="page number"/>
     <w:basedOn w:val="DefaultParagraphFont"/>
-    <w:rsid w:val="005C3D11"/>
+    <w:rsid w:val="002E24E0"/>
   </w:style>
   <w:style w:type="paragraph" w:customStyle="1" w:styleId="Default">
     <w:name w:val="Default"/>
@@ -5777,7 +5401,7 @@
     <w:uiPriority w:val="39"/>
     <w:unhideWhenUsed/>
     <w:qFormat/>
-    <w:rsid w:val="005C3D11"/>
+    <w:rsid w:val="002E24E0"/>
     <w:pPr>
       <w:keepLines/>
       <w:spacing w:after="0" w:line="259" w:lineRule="auto"/>
@@ -5797,7 +5421,7 @@
     <w:autoRedefine/>
     <w:uiPriority w:val="39"/>
     <w:unhideWhenUsed/>
-    <w:rsid w:val="005C3D11"/>
+    <w:rsid w:val="002E24E0"/>
     <w:pPr>
       <w:spacing w:after="100" w:line="240" w:lineRule="auto"/>
     </w:pPr>
@@ -5809,7 +5433,7 @@
     <w:autoRedefine/>
     <w:uiPriority w:val="39"/>
     <w:unhideWhenUsed/>
-    <w:rsid w:val="005C3D11"/>
+    <w:rsid w:val="002E24E0"/>
     <w:pPr>
       <w:spacing w:after="100" w:line="240" w:lineRule="auto"/>
       <w:ind w:left="202"/>
@@ -5853,7 +5477,7 @@
     <w:autoRedefine/>
     <w:uiPriority w:val="39"/>
     <w:unhideWhenUsed/>
-    <w:rsid w:val="005C3D11"/>
+    <w:rsid w:val="002E24E0"/>
     <w:pPr>
       <w:spacing w:after="100" w:line="240" w:lineRule="auto"/>
       <w:ind w:left="403"/>
@@ -5877,7 +5501,7 @@
     <w:name w:val="Code"/>
     <w:basedOn w:val="Normal"/>
     <w:qFormat/>
-    <w:rsid w:val="005C3D11"/>
+    <w:rsid w:val="002E24E0"/>
     <w:pPr>
       <w:spacing w:before="80" w:line="240" w:lineRule="auto"/>
     </w:pPr>
@@ -6032,6 +5656,7 @@
     <w:rsid w:val="0037058E"/>
     <w:rsid w:val="004608D7"/>
     <w:rsid w:val="004D125B"/>
+    <w:rsid w:val="007C04AB"/>
     <w:rsid w:val="0093662A"/>
     <w:rsid w:val="00BB69B6"/>
     <w:rsid w:val="00CF2D04"/>

--- a/System_Administration/Week_1_Windows_Server_Activities_Getting_Started_Server.docx
+++ b/System_Administration/Week_1_Windows_Server_Activities_Getting_Started_Server.docx
@@ -956,12 +956,29 @@
           <w:b/>
           <w:bCs/>
         </w:rPr>
+        <w:t xml:space="preserve">Video Walkthrough: </w:t>
+      </w:r>
+      <w:hyperlink r:id="rId8" w:history="1">
+        <w:r>
+          <w:rPr>
+            <w:rStyle w:val="Hyperlink"/>
+          </w:rPr>
+          <w:t>Windows Server 2025 Installation</w:t>
+        </w:r>
+      </w:hyperlink>
+    </w:p>
+    <w:p>
+      <w:r>
+        <w:rPr>
+          <w:b/>
+          <w:bCs/>
+        </w:rPr>
         <w:t>Watch:</w:t>
       </w:r>
       <w:r>
         <w:t xml:space="preserve"> </w:t>
       </w:r>
-      <w:hyperlink r:id="rId8" w:history="1">
+      <w:hyperlink r:id="rId9" w:history="1">
         <w:r>
           <w:rPr>
             <w:rStyle w:val="Hyperlink"/>
@@ -1257,24 +1274,12 @@
       <w:r>
         <w:br/>
       </w:r>
-      <w:hyperlink r:id="rId9" w:history="1">
+      <w:hyperlink r:id="rId10" w:history="1">
         <w:r>
           <w:rPr>
             <w:rStyle w:val="Hyperlink"/>
           </w:rPr>
-          <w:t>https://www.microsoft.com/en-us/evalcenter/</w:t>
-        </w:r>
-        <w:r>
-          <w:rPr>
-            <w:rStyle w:val="Hyperlink"/>
-          </w:rPr>
-          <w:t>e</w:t>
-        </w:r>
-        <w:r>
-          <w:rPr>
-            <w:rStyle w:val="Hyperlink"/>
-          </w:rPr>
-          <w:t>valuate-windows-server-2025</w:t>
+          <w:t>https://www.microsoft.com/en-us/evalcenter/evaluate-windows-server-2025</w:t>
         </w:r>
       </w:hyperlink>
       <w:r>
@@ -1404,7 +1409,7 @@
       <w:r>
         <w:t xml:space="preserve">Download the latest version of VirtualBox from </w:t>
       </w:r>
-      <w:hyperlink r:id="rId10" w:history="1">
+      <w:hyperlink r:id="rId11" w:history="1">
         <w:r>
           <w:rPr>
             <w:rStyle w:val="Hyperlink"/>
@@ -1449,7 +1454,7 @@
       <w:r>
         <w:br/>
       </w:r>
-      <w:hyperlink r:id="rId11" w:history="1">
+      <w:hyperlink r:id="rId12" w:history="1">
         <w:r>
           <w:rPr>
             <w:rStyle w:val="Hyperlink"/>
@@ -1562,7 +1567,7 @@
                     <pic:cNvPicPr/>
                   </pic:nvPicPr>
                   <pic:blipFill>
-                    <a:blip r:embed="rId12"/>
+                    <a:blip r:embed="rId13"/>
                     <a:stretch>
                       <a:fillRect/>
                     </a:stretch>
@@ -1717,7 +1722,7 @@
                     <pic:cNvPicPr/>
                   </pic:nvPicPr>
                   <pic:blipFill>
-                    <a:blip r:embed="rId13"/>
+                    <a:blip r:embed="rId14"/>
                     <a:stretch>
                       <a:fillRect/>
                     </a:stretch>
@@ -1889,115 +1894,6 @@
                 <pic:pic xmlns:pic="http://schemas.openxmlformats.org/drawingml/2006/picture">
                   <pic:nvPicPr>
                     <pic:cNvPr id="1518940809" name="Picture 1" descr="A screenshot of a computer error&#10;&#10;Description automatically generated"/>
-                    <pic:cNvPicPr/>
-                  </pic:nvPicPr>
-                  <pic:blipFill>
-                    <a:blip r:embed="rId14"/>
-                    <a:stretch>
-                      <a:fillRect/>
-                    </a:stretch>
-                  </pic:blipFill>
-                  <pic:spPr>
-                    <a:xfrm>
-                      <a:off x="0" y="0"/>
-                      <a:ext cx="3429000" cy="2305050"/>
-                    </a:xfrm>
-                    <a:prstGeom prst="rect">
-                      <a:avLst/>
-                    </a:prstGeom>
-                    <a:ln w="6350" cap="sq">
-                      <a:solidFill>
-                        <a:srgbClr val="000000"/>
-                      </a:solidFill>
-                      <a:prstDash val="solid"/>
-                      <a:miter lim="800000"/>
-                    </a:ln>
-                    <a:effectLst>
-                      <a:outerShdw blurRad="50800" dist="38100" dir="2700000" algn="tl" rotWithShape="0">
-                        <a:srgbClr val="000000">
-                          <a:alpha val="43000"/>
-                        </a:srgbClr>
-                      </a:outerShdw>
-                    </a:effectLst>
-                  </pic:spPr>
-                </pic:pic>
-              </a:graphicData>
-            </a:graphic>
-          </wp:inline>
-        </w:drawing>
-      </w:r>
-    </w:p>
-    <w:p>
-      <w:pPr>
-        <w:pStyle w:val="ListParagraph"/>
-        <w:numPr>
-          <w:ilvl w:val="0"/>
-          <w:numId w:val="3"/>
-        </w:numPr>
-      </w:pPr>
-      <w:r>
-        <w:t xml:space="preserve">Go to your Downloads folder. </w:t>
-      </w:r>
-    </w:p>
-    <w:p>
-      <w:pPr>
-        <w:pStyle w:val="ListParagraph"/>
-        <w:numPr>
-          <w:ilvl w:val="0"/>
-          <w:numId w:val="3"/>
-        </w:numPr>
-      </w:pPr>
-      <w:r>
-        <w:t xml:space="preserve">Choose the Windows Server Evaluation ISO. Click </w:t>
-      </w:r>
-      <w:r>
-        <w:rPr>
-          <w:b/>
-          <w:bCs/>
-        </w:rPr>
-        <w:t>Open</w:t>
-      </w:r>
-      <w:r>
-        <w:t xml:space="preserve">. </w:t>
-      </w:r>
-      <w:r>
-        <w:t>Click</w:t>
-      </w:r>
-      <w:r>
-        <w:t xml:space="preserve"> </w:t>
-      </w:r>
-      <w:r>
-        <w:rPr>
-          <w:b/>
-          <w:bCs/>
-        </w:rPr>
-        <w:t>Mount and Retry Boot</w:t>
-      </w:r>
-      <w:r>
-        <w:t>.</w:t>
-      </w:r>
-    </w:p>
-    <w:p>
-      <w:pPr>
-        <w:ind w:left="360"/>
-      </w:pPr>
-      <w:r>
-        <w:rPr>
-          <w:noProof/>
-        </w:rPr>
-        <w:drawing>
-          <wp:inline distT="0" distB="0" distL="0" distR="0" wp14:anchorId="13480BBF" wp14:editId="1604D9D9">
-            <wp:extent cx="3429000" cy="2305050"/>
-            <wp:effectExtent l="38100" t="38100" r="95250" b="95250"/>
-            <wp:docPr id="1887941813" name="Picture 1" descr="A screenshot of a computer error&#10;&#10;Description automatically generated"/>
-            <wp:cNvGraphicFramePr>
-              <a:graphicFrameLocks xmlns:a="http://schemas.openxmlformats.org/drawingml/2006/main" noChangeAspect="1"/>
-            </wp:cNvGraphicFramePr>
-            <a:graphic xmlns:a="http://schemas.openxmlformats.org/drawingml/2006/main">
-              <a:graphicData uri="http://schemas.openxmlformats.org/drawingml/2006/picture">
-                <pic:pic xmlns:pic="http://schemas.openxmlformats.org/drawingml/2006/picture">
-                  <pic:nvPicPr>
-                    <pic:cNvPr id="1887941813" name="Picture 1" descr="A screenshot of a computer error&#10;&#10;Description automatically generated"/>
                     <pic:cNvPicPr/>
                   </pic:nvPicPr>
                   <pic:blipFill>
@@ -2045,6 +1941,115 @@
         </w:numPr>
       </w:pPr>
       <w:r>
+        <w:t xml:space="preserve">Go to your Downloads folder. </w:t>
+      </w:r>
+    </w:p>
+    <w:p>
+      <w:pPr>
+        <w:pStyle w:val="ListParagraph"/>
+        <w:numPr>
+          <w:ilvl w:val="0"/>
+          <w:numId w:val="3"/>
+        </w:numPr>
+      </w:pPr>
+      <w:r>
+        <w:t xml:space="preserve">Choose the Windows Server Evaluation ISO. Click </w:t>
+      </w:r>
+      <w:r>
+        <w:rPr>
+          <w:b/>
+          <w:bCs/>
+        </w:rPr>
+        <w:t>Open</w:t>
+      </w:r>
+      <w:r>
+        <w:t xml:space="preserve">. </w:t>
+      </w:r>
+      <w:r>
+        <w:t>Click</w:t>
+      </w:r>
+      <w:r>
+        <w:t xml:space="preserve"> </w:t>
+      </w:r>
+      <w:r>
+        <w:rPr>
+          <w:b/>
+          <w:bCs/>
+        </w:rPr>
+        <w:t>Mount and Retry Boot</w:t>
+      </w:r>
+      <w:r>
+        <w:t>.</w:t>
+      </w:r>
+    </w:p>
+    <w:p>
+      <w:pPr>
+        <w:ind w:left="360"/>
+      </w:pPr>
+      <w:r>
+        <w:rPr>
+          <w:noProof/>
+        </w:rPr>
+        <w:drawing>
+          <wp:inline distT="0" distB="0" distL="0" distR="0" wp14:anchorId="13480BBF" wp14:editId="1604D9D9">
+            <wp:extent cx="3429000" cy="2305050"/>
+            <wp:effectExtent l="38100" t="38100" r="95250" b="95250"/>
+            <wp:docPr id="1887941813" name="Picture 1" descr="A screenshot of a computer error&#10;&#10;Description automatically generated"/>
+            <wp:cNvGraphicFramePr>
+              <a:graphicFrameLocks xmlns:a="http://schemas.openxmlformats.org/drawingml/2006/main" noChangeAspect="1"/>
+            </wp:cNvGraphicFramePr>
+            <a:graphic xmlns:a="http://schemas.openxmlformats.org/drawingml/2006/main">
+              <a:graphicData uri="http://schemas.openxmlformats.org/drawingml/2006/picture">
+                <pic:pic xmlns:pic="http://schemas.openxmlformats.org/drawingml/2006/picture">
+                  <pic:nvPicPr>
+                    <pic:cNvPr id="1887941813" name="Picture 1" descr="A screenshot of a computer error&#10;&#10;Description automatically generated"/>
+                    <pic:cNvPicPr/>
+                  </pic:nvPicPr>
+                  <pic:blipFill>
+                    <a:blip r:embed="rId16"/>
+                    <a:stretch>
+                      <a:fillRect/>
+                    </a:stretch>
+                  </pic:blipFill>
+                  <pic:spPr>
+                    <a:xfrm>
+                      <a:off x="0" y="0"/>
+                      <a:ext cx="3429000" cy="2305050"/>
+                    </a:xfrm>
+                    <a:prstGeom prst="rect">
+                      <a:avLst/>
+                    </a:prstGeom>
+                    <a:ln w="6350" cap="sq">
+                      <a:solidFill>
+                        <a:srgbClr val="000000"/>
+                      </a:solidFill>
+                      <a:prstDash val="solid"/>
+                      <a:miter lim="800000"/>
+                    </a:ln>
+                    <a:effectLst>
+                      <a:outerShdw blurRad="50800" dist="38100" dir="2700000" algn="tl" rotWithShape="0">
+                        <a:srgbClr val="000000">
+                          <a:alpha val="43000"/>
+                        </a:srgbClr>
+                      </a:outerShdw>
+                    </a:effectLst>
+                  </pic:spPr>
+                </pic:pic>
+              </a:graphicData>
+            </a:graphic>
+          </wp:inline>
+        </w:drawing>
+      </w:r>
+    </w:p>
+    <w:p>
+      <w:pPr>
+        <w:pStyle w:val="ListParagraph"/>
+        <w:numPr>
+          <w:ilvl w:val="0"/>
+          <w:numId w:val="3"/>
+        </w:numPr>
+      </w:pPr>
+      <w:r>
         <w:t xml:space="preserve">With the Windows </w:t>
       </w:r>
       <w:r>
@@ -3018,7 +3023,7 @@
                     <pic:cNvPicPr/>
                   </pic:nvPicPr>
                   <pic:blipFill>
-                    <a:blip r:embed="rId16"/>
+                    <a:blip r:embed="rId17"/>
                     <a:stretch>
                       <a:fillRect/>
                     </a:stretch>
@@ -3087,7 +3092,7 @@
                     <pic:cNvPicPr/>
                   </pic:nvPicPr>
                   <pic:blipFill>
-                    <a:blip r:embed="rId17"/>
+                    <a:blip r:embed="rId18"/>
                     <a:stretch>
                       <a:fillRect/>
                     </a:stretch>
@@ -3266,6 +3271,7 @@
       <w:r>
         <w:t xml:space="preserve">: </w:t>
       </w:r>
+      <w:proofErr w:type="spellStart"/>
       <w:r>
         <w:rPr>
           <w:b/>
@@ -3273,6 +3279,7 @@
         </w:rPr>
         <w:t>NatNetwork</w:t>
       </w:r>
+      <w:proofErr w:type="spellEnd"/>
       <w:r>
         <w:rPr>
           <w:b/>
@@ -3464,7 +3471,7 @@
       </w:r>
     </w:p>
     <w:sectPr>
-      <w:footerReference w:type="default" r:id="rId18"/>
+      <w:footerReference w:type="default" r:id="rId19"/>
       <w:pgSz w:w="12240" w:h="15840"/>
       <w:pgMar w:top="1440" w:right="1440" w:bottom="1440" w:left="1440" w:header="720" w:footer="720" w:gutter="0"/>
       <w:cols w:space="720"/>
@@ -4831,7 +4838,6 @@
     <w:lsdException w:name="Title" w:qFormat="1"/>
     <w:lsdException w:name="Default Paragraph Font" w:uiPriority="1"/>
     <w:lsdException w:name="Subtitle" w:qFormat="1"/>
-    <w:lsdException w:name="Hyperlink" w:uiPriority="99"/>
     <w:lsdException w:name="Strong" w:qFormat="1"/>
     <w:lsdException w:name="Normal (Web)" w:uiPriority="99"/>
     <w:lsdException w:name="HTML Preformatted" w:semiHidden="1" w:unhideWhenUsed="1"/>
@@ -5109,7 +5115,7 @@
   <w:style w:type="paragraph" w:default="1" w:styleId="Normal">
     <w:name w:val="Normal"/>
     <w:qFormat/>
-    <w:rsid w:val="002E24E0"/>
+    <w:rsid w:val="009377A0"/>
     <w:pPr>
       <w:spacing w:before="160" w:after="80" w:line="336" w:lineRule="auto"/>
     </w:pPr>
@@ -5124,7 +5130,7 @@
     <w:next w:val="Normal"/>
     <w:link w:val="Heading1Char"/>
     <w:qFormat/>
-    <w:rsid w:val="002E24E0"/>
+    <w:rsid w:val="009377A0"/>
     <w:pPr>
       <w:keepNext/>
       <w:spacing w:before="400" w:after="200" w:line="240" w:lineRule="auto"/>
@@ -5144,7 +5150,7 @@
     <w:next w:val="Normal"/>
     <w:link w:val="Heading2Char"/>
     <w:qFormat/>
-    <w:rsid w:val="002E24E0"/>
+    <w:rsid w:val="009377A0"/>
     <w:pPr>
       <w:keepNext/>
       <w:pBdr>
@@ -5168,7 +5174,7 @@
     <w:next w:val="Normal"/>
     <w:link w:val="Heading3Char"/>
     <w:qFormat/>
-    <w:rsid w:val="002E24E0"/>
+    <w:rsid w:val="009377A0"/>
     <w:pPr>
       <w:keepNext/>
       <w:autoSpaceDE w:val="0"/>
@@ -5187,9 +5193,8 @@
   <w:style w:type="character" w:default="1" w:styleId="DefaultParagraphFont">
     <w:name w:val="Default Paragraph Font"/>
     <w:uiPriority w:val="1"/>
-    <w:semiHidden/>
     <w:unhideWhenUsed/>
-    <w:rsid w:val="002E24E0"/>
+    <w:rsid w:val="009377A0"/>
   </w:style>
   <w:style w:type="table" w:default="1" w:styleId="TableNormal">
     <w:name w:val="Normal Table"/>
@@ -5211,22 +5216,21 @@
     <w:uiPriority w:val="99"/>
     <w:semiHidden/>
     <w:unhideWhenUsed/>
-    <w:rsid w:val="002E24E0"/>
+    <w:rsid w:val="009377A0"/>
   </w:style>
   <w:style w:type="paragraph" w:styleId="ListParagraph">
     <w:name w:val="List Paragraph"/>
     <w:basedOn w:val="Normal"/>
     <w:uiPriority w:val="34"/>
     <w:qFormat/>
-    <w:rsid w:val="002E24E0"/>
+    <w:rsid w:val="009377A0"/>
     <w:pPr>
       <w:ind w:left="720"/>
     </w:pPr>
   </w:style>
   <w:style w:type="character" w:styleId="Hyperlink">
     <w:name w:val="Hyperlink"/>
-    <w:uiPriority w:val="99"/>
-    <w:rsid w:val="002E24E0"/>
+    <w:rsid w:val="009377A0"/>
     <w:rPr>
       <w:color w:val="0000FF"/>
       <w:u w:val="single"/>
@@ -5236,7 +5240,7 @@
     <w:name w:val="header"/>
     <w:basedOn w:val="Normal"/>
     <w:link w:val="HeaderChar"/>
-    <w:rsid w:val="002E24E0"/>
+    <w:rsid w:val="009377A0"/>
     <w:pPr>
       <w:tabs>
         <w:tab w:val="left" w:pos="5040"/>
@@ -5262,7 +5266,7 @@
     <w:name w:val="footer"/>
     <w:basedOn w:val="Normal"/>
     <w:link w:val="FooterChar"/>
-    <w:rsid w:val="002E24E0"/>
+    <w:rsid w:val="009377A0"/>
     <w:pPr>
       <w:pBdr>
         <w:top w:val="single" w:sz="4" w:space="1" w:color="auto"/>
@@ -5302,7 +5306,7 @@
   </w:style>
   <w:style w:type="character" w:styleId="FollowedHyperlink">
     <w:name w:val="FollowedHyperlink"/>
-    <w:rsid w:val="002E24E0"/>
+    <w:rsid w:val="009377A0"/>
     <w:rPr>
       <w:color w:val="800080"/>
       <w:u w:val="single"/>
@@ -5338,7 +5342,7 @@
   <w:style w:type="paragraph" w:customStyle="1" w:styleId="NumberedHeading2">
     <w:name w:val="Numbered Heading 2"/>
     <w:basedOn w:val="Normal"/>
-    <w:rsid w:val="002E24E0"/>
+    <w:rsid w:val="009377A0"/>
     <w:pPr>
       <w:numPr>
         <w:numId w:val="1"/>
@@ -5348,7 +5352,7 @@
   <w:style w:type="paragraph" w:customStyle="1" w:styleId="Outlinenumbering">
     <w:name w:val="Outline numbering"/>
     <w:basedOn w:val="Normal"/>
-    <w:rsid w:val="002E24E0"/>
+    <w:rsid w:val="009377A0"/>
     <w:pPr>
       <w:numPr>
         <w:numId w:val="2"/>
@@ -5366,7 +5370,7 @@
   <w:style w:type="character" w:styleId="PageNumber">
     <w:name w:val="page number"/>
     <w:basedOn w:val="DefaultParagraphFont"/>
-    <w:rsid w:val="002E24E0"/>
+    <w:rsid w:val="009377A0"/>
   </w:style>
   <w:style w:type="paragraph" w:customStyle="1" w:styleId="Default">
     <w:name w:val="Default"/>
@@ -5401,7 +5405,7 @@
     <w:uiPriority w:val="39"/>
     <w:unhideWhenUsed/>
     <w:qFormat/>
-    <w:rsid w:val="002E24E0"/>
+    <w:rsid w:val="009377A0"/>
     <w:pPr>
       <w:keepLines/>
       <w:spacing w:after="0" w:line="259" w:lineRule="auto"/>
@@ -5421,7 +5425,7 @@
     <w:autoRedefine/>
     <w:uiPriority w:val="39"/>
     <w:unhideWhenUsed/>
-    <w:rsid w:val="002E24E0"/>
+    <w:rsid w:val="009377A0"/>
     <w:pPr>
       <w:spacing w:after="100" w:line="240" w:lineRule="auto"/>
     </w:pPr>
@@ -5433,7 +5437,7 @@
     <w:autoRedefine/>
     <w:uiPriority w:val="39"/>
     <w:unhideWhenUsed/>
-    <w:rsid w:val="002E24E0"/>
+    <w:rsid w:val="009377A0"/>
     <w:pPr>
       <w:spacing w:after="100" w:line="240" w:lineRule="auto"/>
       <w:ind w:left="202"/>
@@ -5477,7 +5481,7 @@
     <w:autoRedefine/>
     <w:uiPriority w:val="39"/>
     <w:unhideWhenUsed/>
-    <w:rsid w:val="002E24E0"/>
+    <w:rsid w:val="009377A0"/>
     <w:pPr>
       <w:spacing w:after="100" w:line="240" w:lineRule="auto"/>
       <w:ind w:left="403"/>
@@ -5501,7 +5505,7 @@
     <w:name w:val="Code"/>
     <w:basedOn w:val="Normal"/>
     <w:qFormat/>
-    <w:rsid w:val="002E24E0"/>
+    <w:rsid w:val="009377A0"/>
     <w:pPr>
       <w:spacing w:before="80" w:line="240" w:lineRule="auto"/>
     </w:pPr>
